--- a/docs/USER_GUIDE.docx
+++ b/docs/USER_GUIDE.docx
@@ -31,7 +31,7 @@
           <w:sz w:val="22"/>
           <w:szCs w:val="22"/>
         </w:rPr>
-        <w:t xml:space="preserve">맥 앱 · 브라우저(npm start) · 웹 버전</w:t>
+        <w:t xml:space="preserve">맥 앱 · 윈도우 앱 · 브라우저(npm start) · 웹 버전</w:t>
       </w:r>
     </w:p>
     <w:p>
@@ -229,7 +229,7 @@
                 <w:sz w:val="14"/>
                 <w:szCs w:val="14"/>
               </w:rPr>
-              <w:t xml:space="preserve">피지컬AI 실증 메타팩토리 시뮬레이터 1.0.0 (Meta-Factory.app · npm start · GitHub Pages 웹 버전)</w:t>
+              <w:t xml:space="preserve">피지컬AI 실증 메타팩토리 시뮬레이터 1.0.0 (Meta-Factory.app · Meta-Factory.exe · npm start · GitHub Pages 웹 버전)</w:t>
             </w:r>
           </w:p>
         </w:tc>
@@ -733,7 +733,7 @@
           <w:sz w:val="16"/>
           <w:szCs w:val="16"/>
         </w:rPr>
-        <w:t xml:space="preserve">실행 방법 3가지</w:t>
+        <w:t xml:space="preserve">실행 방법 4가지</w:t>
       </w:r>
       <w:r>
         <w:rPr>
@@ -742,7 +742,7 @@
           <w:sz w:val="16"/>
           <w:szCs w:val="16"/>
         </w:rPr>
-        <w:t xml:space="preserve">: 맥 앱(전체 기능) · </w:t>
+        <w:t xml:space="preserve">: 맥 앱(전체 기능) · 윈도우 앱(전체 기능) · </w:t>
       </w:r>
       <w:r>
         <w:rPr>
@@ -875,10 +875,11 @@
         </w:tblBorders>
       </w:tblPr>
       <w:tblGrid>
-        <w:gridCol w:w="2652"/>
-        <w:gridCol w:w="2135"/>
-        <w:gridCol w:w="2070"/>
-        <w:gridCol w:w="2849"/>
+        <w:gridCol w:w="2151"/>
+        <w:gridCol w:w="1731"/>
+        <w:gridCol w:w="1836"/>
+        <w:gridCol w:w="1678"/>
+        <w:gridCol w:w="2310"/>
       </w:tblGrid>
       <w:tr>
         <w:trPr>
@@ -887,7 +888,7 @@
         </w:trPr>
         <w:tc>
           <w:tcPr>
-            <w:tcW w:type="dxa" w:w="2652"/>
+            <w:tcW w:type="dxa" w:w="2151"/>
             <w:tcBorders>
               <w:top w:val="single" w:color="C9D4E4" w:sz="4"/>
               <w:left w:val="single" w:color="C9D4E4" w:sz="4"/>
@@ -922,7 +923,7 @@
         </w:tc>
         <w:tc>
           <w:tcPr>
-            <w:tcW w:type="dxa" w:w="2135"/>
+            <w:tcW w:type="dxa" w:w="1731"/>
             <w:tcBorders>
               <w:top w:val="single" w:color="C9D4E4" w:sz="4"/>
               <w:left w:val="single" w:color="C9D4E4" w:sz="4"/>
@@ -957,7 +958,7 @@
         </w:tc>
         <w:tc>
           <w:tcPr>
-            <w:tcW w:type="dxa" w:w="2070"/>
+            <w:tcW w:type="dxa" w:w="1836"/>
             <w:tcBorders>
               <w:top w:val="single" w:color="C9D4E4" w:sz="4"/>
               <w:left w:val="single" w:color="C9D4E4" w:sz="4"/>
@@ -986,8 +987,32 @@
                 <w:sz w:val="14"/>
                 <w:szCs w:val="14"/>
               </w:rPr>
-              <w:t xml:space="preserve">브라우저 + 로컬 서버 (</w:t>
-            </w:r>
+              <w:t xml:space="preserve">윈도우 앱 (Meta-Factory.exe)</w:t>
+            </w:r>
+          </w:p>
+        </w:tc>
+        <w:tc>
+          <w:tcPr>
+            <w:tcW w:type="dxa" w:w="1678"/>
+            <w:tcBorders>
+              <w:top w:val="single" w:color="C9D4E4" w:sz="4"/>
+              <w:left w:val="single" w:color="C9D4E4" w:sz="4"/>
+              <w:bottom w:val="single" w:color="C9D4E4" w:sz="4"/>
+              <w:right w:val="single" w:color="C9D4E4" w:sz="4"/>
+            </w:tcBorders>
+            <w:shd w:fill="10214B" w:color="auto" w:val="clear"/>
+            <w:tcMar>
+              <w:top w:type="dxa" w:w="40"/>
+              <w:left w:type="dxa" w:w="70"/>
+              <w:bottom w:type="dxa" w:w="40"/>
+              <w:right w:type="dxa" w:w="70"/>
+            </w:tcMar>
+          </w:tcPr>
+          <w:p>
+            <w:pPr>
+              <w:spacing w:after="0" w:line="250"/>
+              <w:jc w:val="center"/>
+            </w:pPr>
             <w:r>
               <w:rPr>
                 <w:rFonts w:ascii="Malgun Gothic" w:cs="Malgun Gothic" w:eastAsia="Malgun Gothic" w:hAnsi="Malgun Gothic"/>
@@ -997,7 +1022,7 @@
                 <w:sz w:val="14"/>
                 <w:szCs w:val="14"/>
               </w:rPr>
-              <w:t xml:space="preserve">npm start</w:t>
+              <w:t xml:space="preserve">브라우저 + 로컬 서버 (</w:t>
             </w:r>
             <w:r>
               <w:rPr>
@@ -1008,13 +1033,24 @@
                 <w:sz w:val="14"/>
                 <w:szCs w:val="14"/>
               </w:rPr>
+              <w:t xml:space="preserve">npm start</w:t>
+            </w:r>
+            <w:r>
+              <w:rPr>
+                <w:rFonts w:ascii="Malgun Gothic" w:cs="Malgun Gothic" w:eastAsia="Malgun Gothic" w:hAnsi="Malgun Gothic"/>
+                <w:b/>
+                <w:bCs/>
+                <w:color w:val="FFFFFF"/>
+                <w:sz w:val="14"/>
+                <w:szCs w:val="14"/>
+              </w:rPr>
               <w:t xml:space="preserve">)</w:t>
             </w:r>
           </w:p>
         </w:tc>
         <w:tc>
           <w:tcPr>
-            <w:tcW w:type="dxa" w:w="2849"/>
+            <w:tcW w:type="dxa" w:w="2310"/>
             <w:tcBorders>
               <w:top w:val="single" w:color="C9D4E4" w:sz="4"/>
               <w:left w:val="single" w:color="C9D4E4" w:sz="4"/>
@@ -1055,7 +1091,7 @@
         </w:trPr>
         <w:tc>
           <w:tcPr>
-            <w:tcW w:type="dxa" w:w="2652"/>
+            <w:tcW w:type="dxa" w:w="2151"/>
             <w:tcBorders>
               <w:top w:val="single" w:color="C9D4E4" w:sz="4"/>
               <w:left w:val="single" w:color="C9D4E4" w:sz="4"/>
@@ -1087,7 +1123,7 @@
         </w:tc>
         <w:tc>
           <w:tcPr>
-            <w:tcW w:type="dxa" w:w="2135"/>
+            <w:tcW w:type="dxa" w:w="1731"/>
             <w:tcBorders>
               <w:top w:val="single" w:color="C9D4E4" w:sz="4"/>
               <w:left w:val="single" w:color="C9D4E4" w:sz="4"/>
@@ -1119,7 +1155,7 @@
         </w:tc>
         <w:tc>
           <w:tcPr>
-            <w:tcW w:type="dxa" w:w="2070"/>
+            <w:tcW w:type="dxa" w:w="1836"/>
             <w:tcBorders>
               <w:top w:val="single" w:color="C9D4E4" w:sz="4"/>
               <w:left w:val="single" w:color="C9D4E4" w:sz="4"/>
@@ -1145,13 +1181,45 @@
                 <w:sz w:val="14"/>
                 <w:szCs w:val="14"/>
               </w:rPr>
+              <w:t xml:space="preserve">실증·운영 담당</w:t>
+            </w:r>
+          </w:p>
+        </w:tc>
+        <w:tc>
+          <w:tcPr>
+            <w:tcW w:type="dxa" w:w="1678"/>
+            <w:tcBorders>
+              <w:top w:val="single" w:color="C9D4E4" w:sz="4"/>
+              <w:left w:val="single" w:color="C9D4E4" w:sz="4"/>
+              <w:bottom w:val="single" w:color="C9D4E4" w:sz="4"/>
+              <w:right w:val="single" w:color="C9D4E4" w:sz="4"/>
+            </w:tcBorders>
+            <w:shd w:fill="FFFFFF" w:color="auto" w:val="clear"/>
+            <w:tcMar>
+              <w:top w:type="dxa" w:w="40"/>
+              <w:left w:type="dxa" w:w="70"/>
+              <w:bottom w:type="dxa" w:w="40"/>
+              <w:right w:type="dxa" w:w="70"/>
+            </w:tcMar>
+          </w:tcPr>
+          <w:p>
+            <w:pPr>
+              <w:spacing w:after="0" w:line="250"/>
+            </w:pPr>
+            <w:r>
+              <w:rPr>
+                <w:rFonts w:ascii="Malgun Gothic" w:cs="Malgun Gothic" w:eastAsia="Malgun Gothic" w:hAnsi="Malgun Gothic"/>
+                <w:color w:val="1A2233"/>
+                <w:sz w:val="14"/>
+                <w:szCs w:val="14"/>
+              </w:rPr>
               <w:t xml:space="preserve">개발자</w:t>
             </w:r>
           </w:p>
         </w:tc>
         <w:tc>
           <w:tcPr>
-            <w:tcW w:type="dxa" w:w="2849"/>
+            <w:tcW w:type="dxa" w:w="2310"/>
             <w:tcBorders>
               <w:top w:val="single" w:color="C9D4E4" w:sz="4"/>
               <w:left w:val="single" w:color="C9D4E4" w:sz="4"/>
@@ -1189,7 +1257,7 @@
         </w:trPr>
         <w:tc>
           <w:tcPr>
-            <w:tcW w:type="dxa" w:w="2652"/>
+            <w:tcW w:type="dxa" w:w="2151"/>
             <w:tcBorders>
               <w:top w:val="single" w:color="C9D4E4" w:sz="4"/>
               <w:left w:val="single" w:color="C9D4E4" w:sz="4"/>
@@ -1221,7 +1289,7 @@
         </w:tc>
         <w:tc>
           <w:tcPr>
-            <w:tcW w:type="dxa" w:w="2135"/>
+            <w:tcW w:type="dxa" w:w="1731"/>
             <w:tcBorders>
               <w:top w:val="single" w:color="C9D4E4" w:sz="4"/>
               <w:left w:val="single" w:color="C9D4E4" w:sz="4"/>
@@ -1253,7 +1321,7 @@
         </w:tc>
         <w:tc>
           <w:tcPr>
-            <w:tcW w:type="dxa" w:w="2070"/>
+            <w:tcW w:type="dxa" w:w="1836"/>
             <w:tcBorders>
               <w:top w:val="single" w:color="C9D4E4" w:sz="4"/>
               <w:left w:val="single" w:color="C9D4E4" w:sz="4"/>
@@ -1279,13 +1347,45 @@
                 <w:sz w:val="14"/>
                 <w:szCs w:val="14"/>
               </w:rPr>
+              <w:t xml:space="preserve">폴더 압축 풀기</w:t>
+            </w:r>
+          </w:p>
+        </w:tc>
+        <w:tc>
+          <w:tcPr>
+            <w:tcW w:type="dxa" w:w="1678"/>
+            <w:tcBorders>
+              <w:top w:val="single" w:color="C9D4E4" w:sz="4"/>
+              <w:left w:val="single" w:color="C9D4E4" w:sz="4"/>
+              <w:bottom w:val="single" w:color="C9D4E4" w:sz="4"/>
+              <w:right w:val="single" w:color="C9D4E4" w:sz="4"/>
+            </w:tcBorders>
+            <w:shd w:fill="F4F7FC" w:color="auto" w:val="clear"/>
+            <w:tcMar>
+              <w:top w:type="dxa" w:w="40"/>
+              <w:left w:type="dxa" w:w="70"/>
+              <w:bottom w:type="dxa" w:w="40"/>
+              <w:right w:type="dxa" w:w="70"/>
+            </w:tcMar>
+          </w:tcPr>
+          <w:p>
+            <w:pPr>
+              <w:spacing w:after="0" w:line="250"/>
+            </w:pPr>
+            <w:r>
+              <w:rPr>
+                <w:rFonts w:ascii="Malgun Gothic" w:cs="Malgun Gothic" w:eastAsia="Malgun Gothic" w:hAnsi="Malgun Gothic"/>
+                <w:color w:val="1A2233"/>
+                <w:sz w:val="14"/>
+                <w:szCs w:val="14"/>
+              </w:rPr>
               <w:t xml:space="preserve">Node.js + 저장소</w:t>
             </w:r>
           </w:p>
         </w:tc>
         <w:tc>
           <w:tcPr>
-            <w:tcW w:type="dxa" w:w="2849"/>
+            <w:tcW w:type="dxa" w:w="2310"/>
             <w:tcBorders>
               <w:top w:val="single" w:color="C9D4E4" w:sz="4"/>
               <w:left w:val="single" w:color="C9D4E4" w:sz="4"/>
@@ -1323,7 +1423,7 @@
         </w:trPr>
         <w:tc>
           <w:tcPr>
-            <w:tcW w:type="dxa" w:w="2652"/>
+            <w:tcW w:type="dxa" w:w="2151"/>
             <w:tcBorders>
               <w:top w:val="single" w:color="C9D4E4" w:sz="4"/>
               <w:left w:val="single" w:color="C9D4E4" w:sz="4"/>
@@ -1349,13 +1449,13 @@
                 <w:sz w:val="14"/>
                 <w:szCs w:val="14"/>
               </w:rPr>
-              <w:t xml:space="preserve">주소</w:t>
-            </w:r>
-          </w:p>
-        </w:tc>
-        <w:tc>
-          <w:tcPr>
-            <w:tcW w:type="dxa" w:w="2135"/>
+              <w:t xml:space="preserve">지원 환경</w:t>
+            </w:r>
+          </w:p>
+        </w:tc>
+        <w:tc>
+          <w:tcPr>
+            <w:tcW w:type="dxa" w:w="1731"/>
             <w:tcBorders>
               <w:top w:val="single" w:color="C9D4E4" w:sz="4"/>
               <w:left w:val="single" w:color="C9D4E4" w:sz="4"/>
@@ -1381,31 +1481,13 @@
                 <w:sz w:val="14"/>
                 <w:szCs w:val="14"/>
               </w:rPr>
-              <w:t xml:space="preserve">앱 창 (내장 서버 </w:t>
-            </w:r>
-            <w:r>
-              <w:rPr>
-                <w:rFonts w:ascii="Malgun Gothic" w:cs="Malgun Gothic" w:eastAsia="Malgun Gothic" w:hAnsi="Malgun Gothic"/>
-                <w:color w:val="1B3A73"/>
-                <w:sz w:val="14"/>
-                <w:szCs w:val="14"/>
-              </w:rPr>
-              <w:t xml:space="preserve">127.0.0.1:47625</w:t>
-            </w:r>
-            <w:r>
-              <w:rPr>
-                <w:rFonts w:ascii="Malgun Gothic" w:cs="Malgun Gothic" w:eastAsia="Malgun Gothic" w:hAnsi="Malgun Gothic"/>
-                <w:color w:val="1A2233"/>
-                <w:sz w:val="14"/>
-                <w:szCs w:val="14"/>
-              </w:rPr>
-              <w:t xml:space="preserve">)</w:t>
-            </w:r>
-          </w:p>
-        </w:tc>
-        <w:tc>
-          <w:tcPr>
-            <w:tcW w:type="dxa" w:w="2070"/>
+              <w:t xml:space="preserve">Apple Silicon Mac</w:t>
+            </w:r>
+          </w:p>
+        </w:tc>
+        <w:tc>
+          <w:tcPr>
+            <w:tcW w:type="dxa" w:w="1836"/>
             <w:tcBorders>
               <w:top w:val="single" w:color="C9D4E4" w:sz="4"/>
               <w:left w:val="single" w:color="C9D4E4" w:sz="4"/>
@@ -1431,13 +1513,13 @@
                 <w:sz w:val="14"/>
                 <w:szCs w:val="14"/>
               </w:rPr>
-              <w:t xml:space="preserve">http://localhost:8780</w:t>
-            </w:r>
-          </w:p>
-        </w:tc>
-        <w:tc>
-          <w:tcPr>
-            <w:tcW w:type="dxa" w:w="2849"/>
+              <w:t xml:space="preserve">64비트(x64) 윈도우 10·11</w:t>
+            </w:r>
+          </w:p>
+        </w:tc>
+        <w:tc>
+          <w:tcPr>
+            <w:tcW w:type="dxa" w:w="1678"/>
             <w:tcBorders>
               <w:top w:val="single" w:color="C9D4E4" w:sz="4"/>
               <w:left w:val="single" w:color="C9D4E4" w:sz="4"/>
@@ -1463,7 +1545,39 @@
                 <w:sz w:val="14"/>
                 <w:szCs w:val="14"/>
               </w:rPr>
-              <w:t xml:space="preserve">https://theuniversepark.github.io/meta-factory/</w:t>
+              <w:t xml:space="preserve">Node.js 24 이상</w:t>
+            </w:r>
+          </w:p>
+        </w:tc>
+        <w:tc>
+          <w:tcPr>
+            <w:tcW w:type="dxa" w:w="2310"/>
+            <w:tcBorders>
+              <w:top w:val="single" w:color="C9D4E4" w:sz="4"/>
+              <w:left w:val="single" w:color="C9D4E4" w:sz="4"/>
+              <w:bottom w:val="single" w:color="C9D4E4" w:sz="4"/>
+              <w:right w:val="single" w:color="C9D4E4" w:sz="4"/>
+            </w:tcBorders>
+            <w:shd w:fill="FFFFFF" w:color="auto" w:val="clear"/>
+            <w:tcMar>
+              <w:top w:type="dxa" w:w="40"/>
+              <w:left w:type="dxa" w:w="70"/>
+              <w:bottom w:type="dxa" w:w="40"/>
+              <w:right w:type="dxa" w:w="70"/>
+            </w:tcMar>
+          </w:tcPr>
+          <w:p>
+            <w:pPr>
+              <w:spacing w:after="0" w:line="250"/>
+            </w:pPr>
+            <w:r>
+              <w:rPr>
+                <w:rFonts w:ascii="Malgun Gothic" w:cs="Malgun Gothic" w:eastAsia="Malgun Gothic" w:hAnsi="Malgun Gothic"/>
+                <w:color w:val="1A2233"/>
+                <w:sz w:val="14"/>
+                <w:szCs w:val="14"/>
+              </w:rPr>
+              <w:t xml:space="preserve">최신 Chrome·Edge·Safari</w:t>
             </w:r>
           </w:p>
         </w:tc>
@@ -1475,7 +1589,7 @@
         </w:trPr>
         <w:tc>
           <w:tcPr>
-            <w:tcW w:type="dxa" w:w="2652"/>
+            <w:tcW w:type="dxa" w:w="2151"/>
             <w:tcBorders>
               <w:top w:val="single" w:color="C9D4E4" w:sz="4"/>
               <w:left w:val="single" w:color="C9D4E4" w:sz="4"/>
@@ -1501,13 +1615,13 @@
                 <w:sz w:val="14"/>
                 <w:szCs w:val="14"/>
               </w:rPr>
-              <w:t xml:space="preserve">Claude Agent (대화 해석·공정 설계 자동화)</w:t>
-            </w:r>
-          </w:p>
-        </w:tc>
-        <w:tc>
-          <w:tcPr>
-            <w:tcW w:type="dxa" w:w="2135"/>
+              <w:t xml:space="preserve">주소</w:t>
+            </w:r>
+          </w:p>
+        </w:tc>
+        <w:tc>
+          <w:tcPr>
+            <w:tcW w:type="dxa" w:w="1731"/>
             <w:tcBorders>
               <w:top w:val="single" w:color="C9D4E4" w:sz="4"/>
               <w:left w:val="single" w:color="C9D4E4" w:sz="4"/>
@@ -1533,13 +1647,31 @@
                 <w:sz w:val="14"/>
                 <w:szCs w:val="14"/>
               </w:rPr>
-              <w:t xml:space="preserve">○ (⚙에서 API 키 입력)</w:t>
-            </w:r>
-          </w:p>
-        </w:tc>
-        <w:tc>
-          <w:tcPr>
-            <w:tcW w:type="dxa" w:w="2070"/>
+              <w:t xml:space="preserve">앱 창 (내장 서버 </w:t>
+            </w:r>
+            <w:r>
+              <w:rPr>
+                <w:rFonts w:ascii="Malgun Gothic" w:cs="Malgun Gothic" w:eastAsia="Malgun Gothic" w:hAnsi="Malgun Gothic"/>
+                <w:color w:val="1B3A73"/>
+                <w:sz w:val="14"/>
+                <w:szCs w:val="14"/>
+              </w:rPr>
+              <w:t xml:space="preserve">127.0.0.1:47625</w:t>
+            </w:r>
+            <w:r>
+              <w:rPr>
+                <w:rFonts w:ascii="Malgun Gothic" w:cs="Malgun Gothic" w:eastAsia="Malgun Gothic" w:hAnsi="Malgun Gothic"/>
+                <w:color w:val="1A2233"/>
+                <w:sz w:val="14"/>
+                <w:szCs w:val="14"/>
+              </w:rPr>
+              <w:t xml:space="preserve">)</w:t>
+            </w:r>
+          </w:p>
+        </w:tc>
+        <w:tc>
+          <w:tcPr>
+            <w:tcW w:type="dxa" w:w="1836"/>
             <w:tcBorders>
               <w:top w:val="single" w:color="C9D4E4" w:sz="4"/>
               <w:left w:val="single" w:color="C9D4E4" w:sz="4"/>
@@ -1565,7 +1697,7 @@
                 <w:sz w:val="14"/>
                 <w:szCs w:val="14"/>
               </w:rPr>
-              <w:t xml:space="preserve">○ (</w:t>
+              <w:t xml:space="preserve">앱 창 (내장 서버 </w:t>
             </w:r>
             <w:r>
               <w:rPr>
@@ -1574,22 +1706,22 @@
                 <w:sz w:val="14"/>
                 <w:szCs w:val="14"/>
               </w:rPr>
-              <w:t xml:space="preserve">.env</w:t>
-            </w:r>
-            <w:r>
-              <w:rPr>
-                <w:rFonts w:ascii="Malgun Gothic" w:cs="Malgun Gothic" w:eastAsia="Malgun Gothic" w:hAnsi="Malgun Gothic"/>
-                <w:color w:val="1A2233"/>
-                <w:sz w:val="14"/>
-                <w:szCs w:val="14"/>
-              </w:rPr>
-              <w:t xml:space="preserve">에 API 키)</w:t>
-            </w:r>
-          </w:p>
-        </w:tc>
-        <w:tc>
-          <w:tcPr>
-            <w:tcW w:type="dxa" w:w="2849"/>
+              <w:t xml:space="preserve">127.0.0.1:47625</w:t>
+            </w:r>
+            <w:r>
+              <w:rPr>
+                <w:rFonts w:ascii="Malgun Gothic" w:cs="Malgun Gothic" w:eastAsia="Malgun Gothic" w:hAnsi="Malgun Gothic"/>
+                <w:color w:val="1A2233"/>
+                <w:sz w:val="14"/>
+                <w:szCs w:val="14"/>
+              </w:rPr>
+              <w:t xml:space="preserve">)</w:t>
+            </w:r>
+          </w:p>
+        </w:tc>
+        <w:tc>
+          <w:tcPr>
+            <w:tcW w:type="dxa" w:w="1678"/>
             <w:tcBorders>
               <w:top w:val="single" w:color="C9D4E4" w:sz="4"/>
               <w:left w:val="single" w:color="C9D4E4" w:sz="4"/>
@@ -1615,7 +1747,39 @@
                 <w:sz w:val="14"/>
                 <w:szCs w:val="14"/>
               </w:rPr>
-              <w:t xml:space="preserve">× (내장 해석기만)</w:t>
+              <w:t xml:space="preserve">http://localhost:8780</w:t>
+            </w:r>
+          </w:p>
+        </w:tc>
+        <w:tc>
+          <w:tcPr>
+            <w:tcW w:type="dxa" w:w="2310"/>
+            <w:tcBorders>
+              <w:top w:val="single" w:color="C9D4E4" w:sz="4"/>
+              <w:left w:val="single" w:color="C9D4E4" w:sz="4"/>
+              <w:bottom w:val="single" w:color="C9D4E4" w:sz="4"/>
+              <w:right w:val="single" w:color="C9D4E4" w:sz="4"/>
+            </w:tcBorders>
+            <w:shd w:fill="F4F7FC" w:color="auto" w:val="clear"/>
+            <w:tcMar>
+              <w:top w:type="dxa" w:w="40"/>
+              <w:left w:type="dxa" w:w="70"/>
+              <w:bottom w:type="dxa" w:w="40"/>
+              <w:right w:type="dxa" w:w="70"/>
+            </w:tcMar>
+          </w:tcPr>
+          <w:p>
+            <w:pPr>
+              <w:spacing w:after="0" w:line="250"/>
+            </w:pPr>
+            <w:r>
+              <w:rPr>
+                <w:rFonts w:ascii="Malgun Gothic" w:cs="Malgun Gothic" w:eastAsia="Malgun Gothic" w:hAnsi="Malgun Gothic"/>
+                <w:color w:val="1A2233"/>
+                <w:sz w:val="14"/>
+                <w:szCs w:val="14"/>
+              </w:rPr>
+              <w:t xml:space="preserve">https://theuniversepark.github.io/meta-factory/</w:t>
             </w:r>
           </w:p>
         </w:tc>
@@ -1627,7 +1791,7 @@
         </w:trPr>
         <w:tc>
           <w:tcPr>
-            <w:tcW w:type="dxa" w:w="2652"/>
+            <w:tcW w:type="dxa" w:w="2151"/>
             <w:tcBorders>
               <w:top w:val="single" w:color="C9D4E4" w:sz="4"/>
               <w:left w:val="single" w:color="C9D4E4" w:sz="4"/>
@@ -1653,13 +1817,13 @@
                 <w:sz w:val="14"/>
                 <w:szCs w:val="14"/>
               </w:rPr>
-              <w:t xml:space="preserve">MQTT 발행·FAC API·센서 DB·RCA 서버</w:t>
-            </w:r>
-          </w:p>
-        </w:tc>
-        <w:tc>
-          <w:tcPr>
-            <w:tcW w:type="dxa" w:w="2135"/>
+              <w:t xml:space="preserve">Claude Agent (대화 해석·공정 설계 자동화)</w:t>
+            </w:r>
+          </w:p>
+        </w:tc>
+        <w:tc>
+          <w:tcPr>
+            <w:tcW w:type="dxa" w:w="1731"/>
             <w:tcBorders>
               <w:top w:val="single" w:color="C9D4E4" w:sz="4"/>
               <w:left w:val="single" w:color="C9D4E4" w:sz="4"/>
@@ -1685,13 +1849,13 @@
                 <w:sz w:val="14"/>
                 <w:szCs w:val="14"/>
               </w:rPr>
-              <w:t xml:space="preserve">○</w:t>
-            </w:r>
-          </w:p>
-        </w:tc>
-        <w:tc>
-          <w:tcPr>
-            <w:tcW w:type="dxa" w:w="2070"/>
+              <w:t xml:space="preserve">○ (⚙ 또는 ⌘,에서 API 키 입력)</w:t>
+            </w:r>
+          </w:p>
+        </w:tc>
+        <w:tc>
+          <w:tcPr>
+            <w:tcW w:type="dxa" w:w="1836"/>
             <w:tcBorders>
               <w:top w:val="single" w:color="C9D4E4" w:sz="4"/>
               <w:left w:val="single" w:color="C9D4E4" w:sz="4"/>
@@ -1717,13 +1881,13 @@
                 <w:sz w:val="14"/>
                 <w:szCs w:val="14"/>
               </w:rPr>
-              <w:t xml:space="preserve">○</w:t>
-            </w:r>
-          </w:p>
-        </w:tc>
-        <w:tc>
-          <w:tcPr>
-            <w:tcW w:type="dxa" w:w="2849"/>
+              <w:t xml:space="preserve">○ (⚙ 또는 Ctrl+,에서 API 키 입력)</w:t>
+            </w:r>
+          </w:p>
+        </w:tc>
+        <w:tc>
+          <w:tcPr>
+            <w:tcW w:type="dxa" w:w="1678"/>
             <w:tcBorders>
               <w:top w:val="single" w:color="C9D4E4" w:sz="4"/>
               <w:left w:val="single" w:color="C9D4E4" w:sz="4"/>
@@ -1749,7 +1913,57 @@
                 <w:sz w:val="14"/>
                 <w:szCs w:val="14"/>
               </w:rPr>
-              <w:t xml:space="preserve">× (화면 안에서 시뮬레이션으로 대체)</w:t>
+              <w:t xml:space="preserve">○ (</w:t>
+            </w:r>
+            <w:r>
+              <w:rPr>
+                <w:rFonts w:ascii="Malgun Gothic" w:cs="Malgun Gothic" w:eastAsia="Malgun Gothic" w:hAnsi="Malgun Gothic"/>
+                <w:color w:val="1B3A73"/>
+                <w:sz w:val="14"/>
+                <w:szCs w:val="14"/>
+              </w:rPr>
+              <w:t xml:space="preserve">.env</w:t>
+            </w:r>
+            <w:r>
+              <w:rPr>
+                <w:rFonts w:ascii="Malgun Gothic" w:cs="Malgun Gothic" w:eastAsia="Malgun Gothic" w:hAnsi="Malgun Gothic"/>
+                <w:color w:val="1A2233"/>
+                <w:sz w:val="14"/>
+                <w:szCs w:val="14"/>
+              </w:rPr>
+              <w:t xml:space="preserve">에 API 키)</w:t>
+            </w:r>
+          </w:p>
+        </w:tc>
+        <w:tc>
+          <w:tcPr>
+            <w:tcW w:type="dxa" w:w="2310"/>
+            <w:tcBorders>
+              <w:top w:val="single" w:color="C9D4E4" w:sz="4"/>
+              <w:left w:val="single" w:color="C9D4E4" w:sz="4"/>
+              <w:bottom w:val="single" w:color="C9D4E4" w:sz="4"/>
+              <w:right w:val="single" w:color="C9D4E4" w:sz="4"/>
+            </w:tcBorders>
+            <w:shd w:fill="FFFFFF" w:color="auto" w:val="clear"/>
+            <w:tcMar>
+              <w:top w:type="dxa" w:w="40"/>
+              <w:left w:type="dxa" w:w="70"/>
+              <w:bottom w:type="dxa" w:w="40"/>
+              <w:right w:type="dxa" w:w="70"/>
+            </w:tcMar>
+          </w:tcPr>
+          <w:p>
+            <w:pPr>
+              <w:spacing w:after="0" w:line="250"/>
+            </w:pPr>
+            <w:r>
+              <w:rPr>
+                <w:rFonts w:ascii="Malgun Gothic" w:cs="Malgun Gothic" w:eastAsia="Malgun Gothic" w:hAnsi="Malgun Gothic"/>
+                <w:color w:val="1A2233"/>
+                <w:sz w:val="14"/>
+                <w:szCs w:val="14"/>
+              </w:rPr>
+              <w:t xml:space="preserve">× (내장 해석기만)</w:t>
             </w:r>
           </w:p>
         </w:tc>
@@ -1761,7 +1975,7 @@
         </w:trPr>
         <w:tc>
           <w:tcPr>
-            <w:tcW w:type="dxa" w:w="2652"/>
+            <w:tcW w:type="dxa" w:w="2151"/>
             <w:tcBorders>
               <w:top w:val="single" w:color="C9D4E4" w:sz="4"/>
               <w:left w:val="single" w:color="C9D4E4" w:sz="4"/>
@@ -1787,13 +2001,13 @@
                 <w:sz w:val="14"/>
                 <w:szCs w:val="14"/>
               </w:rPr>
-              <w:t xml:space="preserve">영상 MP4 저장</w:t>
-            </w:r>
-          </w:p>
-        </w:tc>
-        <w:tc>
-          <w:tcPr>
-            <w:tcW w:type="dxa" w:w="2135"/>
+              <w:t xml:space="preserve">MQTT 발행·FAC API·센서 DB·RCA 서버</w:t>
+            </w:r>
+          </w:p>
+        </w:tc>
+        <w:tc>
+          <w:tcPr>
+            <w:tcW w:type="dxa" w:w="1731"/>
             <w:tcBorders>
               <w:top w:val="single" w:color="C9D4E4" w:sz="4"/>
               <w:left w:val="single" w:color="C9D4E4" w:sz="4"/>
@@ -1819,13 +2033,13 @@
                 <w:sz w:val="14"/>
                 <w:szCs w:val="14"/>
               </w:rPr>
-              <w:t xml:space="preserve">○ (ffmpeg 설치 시)</w:t>
-            </w:r>
-          </w:p>
-        </w:tc>
-        <w:tc>
-          <w:tcPr>
-            <w:tcW w:type="dxa" w:w="2070"/>
+              <w:t xml:space="preserve">○</w:t>
+            </w:r>
+          </w:p>
+        </w:tc>
+        <w:tc>
+          <w:tcPr>
+            <w:tcW w:type="dxa" w:w="1836"/>
             <w:tcBorders>
               <w:top w:val="single" w:color="C9D4E4" w:sz="4"/>
               <w:left w:val="single" w:color="C9D4E4" w:sz="4"/>
@@ -1851,13 +2065,13 @@
                 <w:sz w:val="14"/>
                 <w:szCs w:val="14"/>
               </w:rPr>
-              <w:t xml:space="preserve">○ (ffmpeg 설치 시)</w:t>
-            </w:r>
-          </w:p>
-        </w:tc>
-        <w:tc>
-          <w:tcPr>
-            <w:tcW w:type="dxa" w:w="2849"/>
+              <w:t xml:space="preserve">○</w:t>
+            </w:r>
+          </w:p>
+        </w:tc>
+        <w:tc>
+          <w:tcPr>
+            <w:tcW w:type="dxa" w:w="1678"/>
             <w:tcBorders>
               <w:top w:val="single" w:color="C9D4E4" w:sz="4"/>
               <w:left w:val="single" w:color="C9D4E4" w:sz="4"/>
@@ -1883,7 +2097,39 @@
                 <w:sz w:val="14"/>
                 <w:szCs w:val="14"/>
               </w:rPr>
-              <w:t xml:space="preserve">WebM만</w:t>
+              <w:t xml:space="preserve">○</w:t>
+            </w:r>
+          </w:p>
+        </w:tc>
+        <w:tc>
+          <w:tcPr>
+            <w:tcW w:type="dxa" w:w="2310"/>
+            <w:tcBorders>
+              <w:top w:val="single" w:color="C9D4E4" w:sz="4"/>
+              <w:left w:val="single" w:color="C9D4E4" w:sz="4"/>
+              <w:bottom w:val="single" w:color="C9D4E4" w:sz="4"/>
+              <w:right w:val="single" w:color="C9D4E4" w:sz="4"/>
+            </w:tcBorders>
+            <w:shd w:fill="F4F7FC" w:color="auto" w:val="clear"/>
+            <w:tcMar>
+              <w:top w:type="dxa" w:w="40"/>
+              <w:left w:type="dxa" w:w="70"/>
+              <w:bottom w:type="dxa" w:w="40"/>
+              <w:right w:type="dxa" w:w="70"/>
+            </w:tcMar>
+          </w:tcPr>
+          <w:p>
+            <w:pPr>
+              <w:spacing w:after="0" w:line="250"/>
+            </w:pPr>
+            <w:r>
+              <w:rPr>
+                <w:rFonts w:ascii="Malgun Gothic" w:cs="Malgun Gothic" w:eastAsia="Malgun Gothic" w:hAnsi="Malgun Gothic"/>
+                <w:color w:val="1A2233"/>
+                <w:sz w:val="14"/>
+                <w:szCs w:val="14"/>
+              </w:rPr>
+              <w:t xml:space="preserve">× (화면 안에서 시뮬레이션으로 대체)</w:t>
             </w:r>
           </w:p>
         </w:tc>
@@ -1895,7 +2141,7 @@
         </w:trPr>
         <w:tc>
           <w:tcPr>
-            <w:tcW w:type="dxa" w:w="2652"/>
+            <w:tcW w:type="dxa" w:w="2151"/>
             <w:tcBorders>
               <w:top w:val="single" w:color="C9D4E4" w:sz="4"/>
               <w:left w:val="single" w:color="C9D4E4" w:sz="4"/>
@@ -1921,20 +2167,186 @@
                 <w:sz w:val="14"/>
                 <w:szCs w:val="14"/>
               </w:rPr>
+              <w:t xml:space="preserve">영상 MP4 저장</w:t>
+            </w:r>
+          </w:p>
+        </w:tc>
+        <w:tc>
+          <w:tcPr>
+            <w:tcW w:type="dxa" w:w="1731"/>
+            <w:tcBorders>
+              <w:top w:val="single" w:color="C9D4E4" w:sz="4"/>
+              <w:left w:val="single" w:color="C9D4E4" w:sz="4"/>
+              <w:bottom w:val="single" w:color="C9D4E4" w:sz="4"/>
+              <w:right w:val="single" w:color="C9D4E4" w:sz="4"/>
+            </w:tcBorders>
+            <w:shd w:fill="FFFFFF" w:color="auto" w:val="clear"/>
+            <w:tcMar>
+              <w:top w:type="dxa" w:w="40"/>
+              <w:left w:type="dxa" w:w="70"/>
+              <w:bottom w:type="dxa" w:w="40"/>
+              <w:right w:type="dxa" w:w="70"/>
+            </w:tcMar>
+          </w:tcPr>
+          <w:p>
+            <w:pPr>
+              <w:spacing w:after="0" w:line="250"/>
+            </w:pPr>
+            <w:r>
+              <w:rPr>
+                <w:rFonts w:ascii="Malgun Gothic" w:cs="Malgun Gothic" w:eastAsia="Malgun Gothic" w:hAnsi="Malgun Gothic"/>
+                <w:color w:val="1A2233"/>
+                <w:sz w:val="14"/>
+                <w:szCs w:val="14"/>
+              </w:rPr>
+              <w:t xml:space="preserve">○ (ffmpeg 설치 시)</w:t>
+            </w:r>
+          </w:p>
+        </w:tc>
+        <w:tc>
+          <w:tcPr>
+            <w:tcW w:type="dxa" w:w="1836"/>
+            <w:tcBorders>
+              <w:top w:val="single" w:color="C9D4E4" w:sz="4"/>
+              <w:left w:val="single" w:color="C9D4E4" w:sz="4"/>
+              <w:bottom w:val="single" w:color="C9D4E4" w:sz="4"/>
+              <w:right w:val="single" w:color="C9D4E4" w:sz="4"/>
+            </w:tcBorders>
+            <w:shd w:fill="FFFFFF" w:color="auto" w:val="clear"/>
+            <w:tcMar>
+              <w:top w:type="dxa" w:w="40"/>
+              <w:left w:type="dxa" w:w="70"/>
+              <w:bottom w:type="dxa" w:w="40"/>
+              <w:right w:type="dxa" w:w="70"/>
+            </w:tcMar>
+          </w:tcPr>
+          <w:p>
+            <w:pPr>
+              <w:spacing w:after="0" w:line="250"/>
+            </w:pPr>
+            <w:r>
+              <w:rPr>
+                <w:rFonts w:ascii="Malgun Gothic" w:cs="Malgun Gothic" w:eastAsia="Malgun Gothic" w:hAnsi="Malgun Gothic"/>
+                <w:color w:val="1A2233"/>
+                <w:sz w:val="14"/>
+                <w:szCs w:val="14"/>
+              </w:rPr>
+              <w:t xml:space="preserve">○ (ffmpeg 설치 시)</w:t>
+            </w:r>
+          </w:p>
+        </w:tc>
+        <w:tc>
+          <w:tcPr>
+            <w:tcW w:type="dxa" w:w="1678"/>
+            <w:tcBorders>
+              <w:top w:val="single" w:color="C9D4E4" w:sz="4"/>
+              <w:left w:val="single" w:color="C9D4E4" w:sz="4"/>
+              <w:bottom w:val="single" w:color="C9D4E4" w:sz="4"/>
+              <w:right w:val="single" w:color="C9D4E4" w:sz="4"/>
+            </w:tcBorders>
+            <w:shd w:fill="FFFFFF" w:color="auto" w:val="clear"/>
+            <w:tcMar>
+              <w:top w:type="dxa" w:w="40"/>
+              <w:left w:type="dxa" w:w="70"/>
+              <w:bottom w:type="dxa" w:w="40"/>
+              <w:right w:type="dxa" w:w="70"/>
+            </w:tcMar>
+          </w:tcPr>
+          <w:p>
+            <w:pPr>
+              <w:spacing w:after="0" w:line="250"/>
+            </w:pPr>
+            <w:r>
+              <w:rPr>
+                <w:rFonts w:ascii="Malgun Gothic" w:cs="Malgun Gothic" w:eastAsia="Malgun Gothic" w:hAnsi="Malgun Gothic"/>
+                <w:color w:val="1A2233"/>
+                <w:sz w:val="14"/>
+                <w:szCs w:val="14"/>
+              </w:rPr>
+              <w:t xml:space="preserve">○ (ffmpeg 설치 시)</w:t>
+            </w:r>
+          </w:p>
+        </w:tc>
+        <w:tc>
+          <w:tcPr>
+            <w:tcW w:type="dxa" w:w="2310"/>
+            <w:tcBorders>
+              <w:top w:val="single" w:color="C9D4E4" w:sz="4"/>
+              <w:left w:val="single" w:color="C9D4E4" w:sz="4"/>
+              <w:bottom w:val="single" w:color="C9D4E4" w:sz="4"/>
+              <w:right w:val="single" w:color="C9D4E4" w:sz="4"/>
+            </w:tcBorders>
+            <w:shd w:fill="FFFFFF" w:color="auto" w:val="clear"/>
+            <w:tcMar>
+              <w:top w:type="dxa" w:w="40"/>
+              <w:left w:type="dxa" w:w="70"/>
+              <w:bottom w:type="dxa" w:w="40"/>
+              <w:right w:type="dxa" w:w="70"/>
+            </w:tcMar>
+          </w:tcPr>
+          <w:p>
+            <w:pPr>
+              <w:spacing w:after="0" w:line="250"/>
+            </w:pPr>
+            <w:r>
+              <w:rPr>
+                <w:rFonts w:ascii="Malgun Gothic" w:cs="Malgun Gothic" w:eastAsia="Malgun Gothic" w:hAnsi="Malgun Gothic"/>
+                <w:color w:val="1A2233"/>
+                <w:sz w:val="14"/>
+                <w:szCs w:val="14"/>
+              </w:rPr>
+              <w:t xml:space="preserve">WebM만</w:t>
+            </w:r>
+          </w:p>
+        </w:tc>
+      </w:tr>
+      <w:tr>
+        <w:trPr>
+          <w:cantSplit/>
+          <w:tblHeader w:val="off"/>
+        </w:trPr>
+        <w:tc>
+          <w:tcPr>
+            <w:tcW w:type="dxa" w:w="2151"/>
+            <w:tcBorders>
+              <w:top w:val="single" w:color="C9D4E4" w:sz="4"/>
+              <w:left w:val="single" w:color="C9D4E4" w:sz="4"/>
+              <w:bottom w:val="single" w:color="C9D4E4" w:sz="4"/>
+              <w:right w:val="single" w:color="C9D4E4" w:sz="4"/>
+            </w:tcBorders>
+            <w:shd w:fill="F4F7FC" w:color="auto" w:val="clear"/>
+            <w:tcMar>
+              <w:top w:type="dxa" w:w="40"/>
+              <w:left w:type="dxa" w:w="70"/>
+              <w:bottom w:type="dxa" w:w="40"/>
+              <w:right w:type="dxa" w:w="70"/>
+            </w:tcMar>
+          </w:tcPr>
+          <w:p>
+            <w:pPr>
+              <w:spacing w:after="0" w:line="250"/>
+            </w:pPr>
+            <w:r>
+              <w:rPr>
+                <w:rFonts w:ascii="Malgun Gothic" w:cs="Malgun Gothic" w:eastAsia="Malgun Gothic" w:hAnsi="Malgun Gothic"/>
+                <w:color w:val="1A2233"/>
+                <w:sz w:val="14"/>
+                <w:szCs w:val="14"/>
+              </w:rPr>
               <w:t xml:space="preserve">파일 내려받기</w:t>
             </w:r>
           </w:p>
         </w:tc>
         <w:tc>
           <w:tcPr>
-            <w:tcW w:type="dxa" w:w="2135"/>
-            <w:tcBorders>
-              <w:top w:val="single" w:color="C9D4E4" w:sz="4"/>
-              <w:left w:val="single" w:color="C9D4E4" w:sz="4"/>
-              <w:bottom w:val="single" w:color="C9D4E4" w:sz="4"/>
-              <w:right w:val="single" w:color="C9D4E4" w:sz="4"/>
-            </w:tcBorders>
-            <w:shd w:fill="FFFFFF" w:color="auto" w:val="clear"/>
+            <w:tcW w:type="dxa" w:w="1731"/>
+            <w:tcBorders>
+              <w:top w:val="single" w:color="C9D4E4" w:sz="4"/>
+              <w:left w:val="single" w:color="C9D4E4" w:sz="4"/>
+              <w:bottom w:val="single" w:color="C9D4E4" w:sz="4"/>
+              <w:right w:val="single" w:color="C9D4E4" w:sz="4"/>
+            </w:tcBorders>
+            <w:shd w:fill="F4F7FC" w:color="auto" w:val="clear"/>
             <w:tcMar>
               <w:top w:type="dxa" w:w="40"/>
               <w:left w:type="dxa" w:w="70"/>
@@ -1959,14 +2371,14 @@
         </w:tc>
         <w:tc>
           <w:tcPr>
-            <w:tcW w:type="dxa" w:w="2070"/>
-            <w:tcBorders>
-              <w:top w:val="single" w:color="C9D4E4" w:sz="4"/>
-              <w:left w:val="single" w:color="C9D4E4" w:sz="4"/>
-              <w:bottom w:val="single" w:color="C9D4E4" w:sz="4"/>
-              <w:right w:val="single" w:color="C9D4E4" w:sz="4"/>
-            </w:tcBorders>
-            <w:shd w:fill="FFFFFF" w:color="auto" w:val="clear"/>
+            <w:tcW w:type="dxa" w:w="1836"/>
+            <w:tcBorders>
+              <w:top w:val="single" w:color="C9D4E4" w:sz="4"/>
+              <w:left w:val="single" w:color="C9D4E4" w:sz="4"/>
+              <w:bottom w:val="single" w:color="C9D4E4" w:sz="4"/>
+              <w:right w:val="single" w:color="C9D4E4" w:sz="4"/>
+            </w:tcBorders>
+            <w:shd w:fill="F4F7FC" w:color="auto" w:val="clear"/>
             <w:tcMar>
               <w:top w:type="dxa" w:w="40"/>
               <w:left w:type="dxa" w:w="70"/>
@@ -1991,14 +2403,46 @@
         </w:tc>
         <w:tc>
           <w:tcPr>
-            <w:tcW w:type="dxa" w:w="2849"/>
-            <w:tcBorders>
-              <w:top w:val="single" w:color="C9D4E4" w:sz="4"/>
-              <w:left w:val="single" w:color="C9D4E4" w:sz="4"/>
-              <w:bottom w:val="single" w:color="C9D4E4" w:sz="4"/>
-              <w:right w:val="single" w:color="C9D4E4" w:sz="4"/>
-            </w:tcBorders>
-            <w:shd w:fill="FFFFFF" w:color="auto" w:val="clear"/>
+            <w:tcW w:type="dxa" w:w="1678"/>
+            <w:tcBorders>
+              <w:top w:val="single" w:color="C9D4E4" w:sz="4"/>
+              <w:left w:val="single" w:color="C9D4E4" w:sz="4"/>
+              <w:bottom w:val="single" w:color="C9D4E4" w:sz="4"/>
+              <w:right w:val="single" w:color="C9D4E4" w:sz="4"/>
+            </w:tcBorders>
+            <w:shd w:fill="F4F7FC" w:color="auto" w:val="clear"/>
+            <w:tcMar>
+              <w:top w:type="dxa" w:w="40"/>
+              <w:left w:type="dxa" w:w="70"/>
+              <w:bottom w:type="dxa" w:w="40"/>
+              <w:right w:type="dxa" w:w="70"/>
+            </w:tcMar>
+          </w:tcPr>
+          <w:p>
+            <w:pPr>
+              <w:spacing w:after="0" w:line="250"/>
+            </w:pPr>
+            <w:r>
+              <w:rPr>
+                <w:rFonts w:ascii="Malgun Gothic" w:cs="Malgun Gothic" w:eastAsia="Malgun Gothic" w:hAnsi="Malgun Gothic"/>
+                <w:color w:val="1A2233"/>
+                <w:sz w:val="14"/>
+                <w:szCs w:val="14"/>
+              </w:rPr>
+              <w:t xml:space="preserve">○</w:t>
+            </w:r>
+          </w:p>
+        </w:tc>
+        <w:tc>
+          <w:tcPr>
+            <w:tcW w:type="dxa" w:w="2310"/>
+            <w:tcBorders>
+              <w:top w:val="single" w:color="C9D4E4" w:sz="4"/>
+              <w:left w:val="single" w:color="C9D4E4" w:sz="4"/>
+              <w:bottom w:val="single" w:color="C9D4E4" w:sz="4"/>
+              <w:right w:val="single" w:color="C9D4E4" w:sz="4"/>
+            </w:tcBorders>
+            <w:shd w:fill="F4F7FC" w:color="auto" w:val="clear"/>
             <w:tcMar>
               <w:top w:type="dxa" w:w="40"/>
               <w:left w:type="dxa" w:w="70"/>
@@ -2215,7 +2659,7 @@
           <w:sz w:val="16"/>
           <w:szCs w:val="16"/>
         </w:rPr>
-        <w:t xml:space="preserve"> 현재 배포본은 Apple Silicon(M 시리즈) Mac 전용임.</w:t>
+        <w:t xml:space="preserve"> 맥 배포본은 Apple Silicon(M 시리즈) Mac 전용임. 윈도우는 1.3절의 윈도우 앱을 씀.</w:t>
       </w:r>
     </w:p>
     <w:p>
@@ -2263,43 +2707,593 @@
           <w:sz w:val="18"/>
           <w:szCs w:val="18"/>
         </w:rPr>
-        <w:t xml:space="preserve">1.3 브라우저 실행 (`npm start`)</w:t>
-      </w:r>
-    </w:p>
-    <w:p>
-      <w:pPr>
-        <w:shd w:fill="F4F7FC" w:color="auto" w:val="clear"/>
-        <w:spacing w:after="0" w:line="240"/>
-      </w:pPr>
-      <w:r>
-        <w:rPr>
-          <w:rFonts w:ascii="Consolas" w:cs="Consolas" w:eastAsia="Consolas" w:hAnsi="Consolas"/>
+        <w:t xml:space="preserve">1.3 윈도우 앱 설치·첫 실행</w:t>
+      </w:r>
+    </w:p>
+    <w:p>
+      <w:pPr>
+        <w:spacing w:after="100" w:line="290"/>
+      </w:pPr>
+      <w:r>
+        <w:rPr>
+          <w:rFonts w:ascii="Malgun Gothic" w:cs="Malgun Gothic" w:eastAsia="Malgun Gothic" w:hAnsi="Malgun Gothic"/>
+          <w:color w:val="1A2233"/>
+          <w:sz w:val="16"/>
+          <w:szCs w:val="16"/>
+        </w:rPr>
+        <w:t xml:space="preserve">※ 윈도우 버전은 맥에서 빌드해 앱 내용(asar)이 맥 앱과 같음을 확인한 상태이며, 실제 윈도우 PC 실행 확인은 진행 중임(2026-10-19 기준). 이상이 있으면 8장 증상과 함께 알려 주기 바람.</w:t>
+      </w:r>
+    </w:p>
+    <w:p>
+      <w:pPr>
+        <w:spacing w:after="100" w:line="290"/>
+      </w:pPr>
+      <w:r>
+        <w:rPr>
+          <w:rFonts w:ascii="Malgun Gothic" w:cs="Malgun Gothic" w:eastAsia="Malgun Gothic" w:hAnsi="Malgun Gothic"/>
+          <w:b/>
+          <w:bCs/>
+          <w:color w:val="10214B"/>
+          <w:sz w:val="16"/>
+          <w:szCs w:val="16"/>
+        </w:rPr>
+        <w:t xml:space="preserve">(1) 준비물</w:t>
+      </w:r>
+    </w:p>
+    <w:tbl>
+      <w:tblPr>
+        <w:tblW w:type="dxa" w:w="9706"/>
+        <w:tblBorders>
+          <w:top w:val="single" w:color="auto" w:sz="4"/>
+          <w:left w:val="single" w:color="auto" w:sz="4"/>
+          <w:bottom w:val="single" w:color="auto" w:sz="4"/>
+          <w:right w:val="single" w:color="auto" w:sz="4"/>
+          <w:insideH w:val="single" w:color="auto" w:sz="4"/>
+          <w:insideV w:val="single" w:color="auto" w:sz="4"/>
+        </w:tblBorders>
+      </w:tblPr>
+      <w:tblGrid>
+        <w:gridCol w:w="1797"/>
+        <w:gridCol w:w="7909"/>
+      </w:tblGrid>
+      <w:tr>
+        <w:trPr>
+          <w:cantSplit/>
+          <w:tblHeader/>
+        </w:trPr>
+        <w:tc>
+          <w:tcPr>
+            <w:tcW w:type="dxa" w:w="1797"/>
+            <w:tcBorders>
+              <w:top w:val="single" w:color="C9D4E4" w:sz="4"/>
+              <w:left w:val="single" w:color="C9D4E4" w:sz="4"/>
+              <w:bottom w:val="single" w:color="C9D4E4" w:sz="4"/>
+              <w:right w:val="single" w:color="C9D4E4" w:sz="4"/>
+            </w:tcBorders>
+            <w:shd w:fill="10214B" w:color="auto" w:val="clear"/>
+            <w:tcMar>
+              <w:top w:type="dxa" w:w="40"/>
+              <w:left w:type="dxa" w:w="70"/>
+              <w:bottom w:type="dxa" w:w="40"/>
+              <w:right w:type="dxa" w:w="70"/>
+            </w:tcMar>
+          </w:tcPr>
+          <w:p>
+            <w:pPr>
+              <w:spacing w:after="0" w:line="250"/>
+              <w:jc w:val="center"/>
+            </w:pPr>
+            <w:r>
+              <w:rPr>
+                <w:rFonts w:ascii="Malgun Gothic" w:cs="Malgun Gothic" w:eastAsia="Malgun Gothic" w:hAnsi="Malgun Gothic"/>
+                <w:b/>
+                <w:bCs/>
+                <w:color w:val="FFFFFF"/>
+                <w:sz w:val="14"/>
+                <w:szCs w:val="14"/>
+              </w:rPr>
+              <w:t xml:space="preserve">항목</w:t>
+            </w:r>
+          </w:p>
+        </w:tc>
+        <w:tc>
+          <w:tcPr>
+            <w:tcW w:type="dxa" w:w="7909"/>
+            <w:tcBorders>
+              <w:top w:val="single" w:color="C9D4E4" w:sz="4"/>
+              <w:left w:val="single" w:color="C9D4E4" w:sz="4"/>
+              <w:bottom w:val="single" w:color="C9D4E4" w:sz="4"/>
+              <w:right w:val="single" w:color="C9D4E4" w:sz="4"/>
+            </w:tcBorders>
+            <w:shd w:fill="10214B" w:color="auto" w:val="clear"/>
+            <w:tcMar>
+              <w:top w:type="dxa" w:w="40"/>
+              <w:left w:type="dxa" w:w="70"/>
+              <w:bottom w:type="dxa" w:w="40"/>
+              <w:right w:type="dxa" w:w="70"/>
+            </w:tcMar>
+          </w:tcPr>
+          <w:p>
+            <w:pPr>
+              <w:spacing w:after="0" w:line="250"/>
+              <w:jc w:val="center"/>
+            </w:pPr>
+            <w:r>
+              <w:rPr>
+                <w:rFonts w:ascii="Malgun Gothic" w:cs="Malgun Gothic" w:eastAsia="Malgun Gothic" w:hAnsi="Malgun Gothic"/>
+                <w:b/>
+                <w:bCs/>
+                <w:color w:val="FFFFFF"/>
+                <w:sz w:val="14"/>
+                <w:szCs w:val="14"/>
+              </w:rPr>
+              <w:t xml:space="preserve">내용</w:t>
+            </w:r>
+          </w:p>
+        </w:tc>
+      </w:tr>
+      <w:tr>
+        <w:trPr>
+          <w:cantSplit/>
+          <w:tblHeader w:val="off"/>
+        </w:trPr>
+        <w:tc>
+          <w:tcPr>
+            <w:tcW w:type="dxa" w:w="1797"/>
+            <w:tcBorders>
+              <w:top w:val="single" w:color="C9D4E4" w:sz="4"/>
+              <w:left w:val="single" w:color="C9D4E4" w:sz="4"/>
+              <w:bottom w:val="single" w:color="C9D4E4" w:sz="4"/>
+              <w:right w:val="single" w:color="C9D4E4" w:sz="4"/>
+            </w:tcBorders>
+            <w:shd w:fill="FFFFFF" w:color="auto" w:val="clear"/>
+            <w:tcMar>
+              <w:top w:type="dxa" w:w="40"/>
+              <w:left w:type="dxa" w:w="70"/>
+              <w:bottom w:type="dxa" w:w="40"/>
+              <w:right w:type="dxa" w:w="70"/>
+            </w:tcMar>
+          </w:tcPr>
+          <w:p>
+            <w:pPr>
+              <w:spacing w:after="0" w:line="250"/>
+            </w:pPr>
+            <w:r>
+              <w:rPr>
+                <w:rFonts w:ascii="Malgun Gothic" w:cs="Malgun Gothic" w:eastAsia="Malgun Gothic" w:hAnsi="Malgun Gothic"/>
+                <w:color w:val="1A2233"/>
+                <w:sz w:val="14"/>
+                <w:szCs w:val="14"/>
+              </w:rPr>
+              <w:t xml:space="preserve">배포 파일</w:t>
+            </w:r>
+          </w:p>
+        </w:tc>
+        <w:tc>
+          <w:tcPr>
+            <w:tcW w:type="dxa" w:w="7909"/>
+            <w:tcBorders>
+              <w:top w:val="single" w:color="C9D4E4" w:sz="4"/>
+              <w:left w:val="single" w:color="C9D4E4" w:sz="4"/>
+              <w:bottom w:val="single" w:color="C9D4E4" w:sz="4"/>
+              <w:right w:val="single" w:color="C9D4E4" w:sz="4"/>
+            </w:tcBorders>
+            <w:shd w:fill="FFFFFF" w:color="auto" w:val="clear"/>
+            <w:tcMar>
+              <w:top w:type="dxa" w:w="40"/>
+              <w:left w:type="dxa" w:w="70"/>
+              <w:bottom w:type="dxa" w:w="40"/>
+              <w:right w:type="dxa" w:w="70"/>
+            </w:tcMar>
+          </w:tcPr>
+          <w:p>
+            <w:pPr>
+              <w:spacing w:after="0" w:line="250"/>
+            </w:pPr>
+            <w:r>
+              <w:rPr>
+                <w:rFonts w:ascii="Malgun Gothic" w:cs="Malgun Gothic" w:eastAsia="Malgun Gothic" w:hAnsi="Malgun Gothic"/>
+                <w:color w:val="1B3A73"/>
+                <w:sz w:val="14"/>
+                <w:szCs w:val="14"/>
+              </w:rPr>
+              <w:t xml:space="preserve">Meta-Factory-win32-x64</w:t>
+            </w:r>
+            <w:r>
+              <w:rPr>
+                <w:rFonts w:ascii="Malgun Gothic" w:cs="Malgun Gothic" w:eastAsia="Malgun Gothic" w:hAnsi="Malgun Gothic"/>
+                <w:color w:val="1A2233"/>
+                <w:sz w:val="14"/>
+                <w:szCs w:val="14"/>
+              </w:rPr>
+              <w:t xml:space="preserve"> 폴더 (또는 그 폴더를 압축한 zip) — 약 470MB</w:t>
+            </w:r>
+          </w:p>
+        </w:tc>
+      </w:tr>
+      <w:tr>
+        <w:trPr>
+          <w:cantSplit/>
+          <w:tblHeader w:val="off"/>
+        </w:trPr>
+        <w:tc>
+          <w:tcPr>
+            <w:tcW w:type="dxa" w:w="1797"/>
+            <w:tcBorders>
+              <w:top w:val="single" w:color="C9D4E4" w:sz="4"/>
+              <w:left w:val="single" w:color="C9D4E4" w:sz="4"/>
+              <w:bottom w:val="single" w:color="C9D4E4" w:sz="4"/>
+              <w:right w:val="single" w:color="C9D4E4" w:sz="4"/>
+            </w:tcBorders>
+            <w:shd w:fill="F4F7FC" w:color="auto" w:val="clear"/>
+            <w:tcMar>
+              <w:top w:type="dxa" w:w="40"/>
+              <w:left w:type="dxa" w:w="70"/>
+              <w:bottom w:type="dxa" w:w="40"/>
+              <w:right w:type="dxa" w:w="70"/>
+            </w:tcMar>
+          </w:tcPr>
+          <w:p>
+            <w:pPr>
+              <w:spacing w:after="0" w:line="250"/>
+            </w:pPr>
+            <w:r>
+              <w:rPr>
+                <w:rFonts w:ascii="Malgun Gothic" w:cs="Malgun Gothic" w:eastAsia="Malgun Gothic" w:hAnsi="Malgun Gothic"/>
+                <w:color w:val="1A2233"/>
+                <w:sz w:val="14"/>
+                <w:szCs w:val="14"/>
+              </w:rPr>
+              <w:t xml:space="preserve">운영체제</w:t>
+            </w:r>
+          </w:p>
+        </w:tc>
+        <w:tc>
+          <w:tcPr>
+            <w:tcW w:type="dxa" w:w="7909"/>
+            <w:tcBorders>
+              <w:top w:val="single" w:color="C9D4E4" w:sz="4"/>
+              <w:left w:val="single" w:color="C9D4E4" w:sz="4"/>
+              <w:bottom w:val="single" w:color="C9D4E4" w:sz="4"/>
+              <w:right w:val="single" w:color="C9D4E4" w:sz="4"/>
+            </w:tcBorders>
+            <w:shd w:fill="F4F7FC" w:color="auto" w:val="clear"/>
+            <w:tcMar>
+              <w:top w:type="dxa" w:w="40"/>
+              <w:left w:type="dxa" w:w="70"/>
+              <w:bottom w:type="dxa" w:w="40"/>
+              <w:right w:type="dxa" w:w="70"/>
+            </w:tcMar>
+          </w:tcPr>
+          <w:p>
+            <w:pPr>
+              <w:spacing w:after="0" w:line="250"/>
+            </w:pPr>
+            <w:r>
+              <w:rPr>
+                <w:rFonts w:ascii="Malgun Gothic" w:cs="Malgun Gothic" w:eastAsia="Malgun Gothic" w:hAnsi="Malgun Gothic"/>
+                <w:color w:val="1A2233"/>
+                <w:sz w:val="14"/>
+                <w:szCs w:val="14"/>
+              </w:rPr>
+              <w:t xml:space="preserve">64비트(x64) 윈도우 10·11</w:t>
+            </w:r>
+          </w:p>
+        </w:tc>
+      </w:tr>
+      <w:tr>
+        <w:trPr>
+          <w:cantSplit/>
+          <w:tblHeader w:val="off"/>
+        </w:trPr>
+        <w:tc>
+          <w:tcPr>
+            <w:tcW w:type="dxa" w:w="1797"/>
+            <w:tcBorders>
+              <w:top w:val="single" w:color="C9D4E4" w:sz="4"/>
+              <w:left w:val="single" w:color="C9D4E4" w:sz="4"/>
+              <w:bottom w:val="single" w:color="C9D4E4" w:sz="4"/>
+              <w:right w:val="single" w:color="C9D4E4" w:sz="4"/>
+            </w:tcBorders>
+            <w:shd w:fill="FFFFFF" w:color="auto" w:val="clear"/>
+            <w:tcMar>
+              <w:top w:type="dxa" w:w="40"/>
+              <w:left w:type="dxa" w:w="70"/>
+              <w:bottom w:type="dxa" w:w="40"/>
+              <w:right w:type="dxa" w:w="70"/>
+            </w:tcMar>
+          </w:tcPr>
+          <w:p>
+            <w:pPr>
+              <w:spacing w:after="0" w:line="250"/>
+            </w:pPr>
+            <w:r>
+              <w:rPr>
+                <w:rFonts w:ascii="Malgun Gothic" w:cs="Malgun Gothic" w:eastAsia="Malgun Gothic" w:hAnsi="Malgun Gothic"/>
+                <w:color w:val="1A2233"/>
+                <w:sz w:val="14"/>
+                <w:szCs w:val="14"/>
+              </w:rPr>
+              <w:t xml:space="preserve">그래픽</w:t>
+            </w:r>
+          </w:p>
+        </w:tc>
+        <w:tc>
+          <w:tcPr>
+            <w:tcW w:type="dxa" w:w="7909"/>
+            <w:tcBorders>
+              <w:top w:val="single" w:color="C9D4E4" w:sz="4"/>
+              <w:left w:val="single" w:color="C9D4E4" w:sz="4"/>
+              <w:bottom w:val="single" w:color="C9D4E4" w:sz="4"/>
+              <w:right w:val="single" w:color="C9D4E4" w:sz="4"/>
+            </w:tcBorders>
+            <w:shd w:fill="FFFFFF" w:color="auto" w:val="clear"/>
+            <w:tcMar>
+              <w:top w:type="dxa" w:w="40"/>
+              <w:left w:type="dxa" w:w="70"/>
+              <w:bottom w:type="dxa" w:w="40"/>
+              <w:right w:type="dxa" w:w="70"/>
+            </w:tcMar>
+          </w:tcPr>
+          <w:p>
+            <w:pPr>
+              <w:spacing w:after="0" w:line="250"/>
+            </w:pPr>
+            <w:r>
+              <w:rPr>
+                <w:rFonts w:ascii="Malgun Gothic" w:cs="Malgun Gothic" w:eastAsia="Malgun Gothic" w:hAnsi="Malgun Gothic"/>
+                <w:color w:val="1A2233"/>
+                <w:sz w:val="14"/>
+                <w:szCs w:val="14"/>
+              </w:rPr>
+              <w:t xml:space="preserve">WebGL2를 지원하는 그래픽 드라이버 (최신 드라이버 권장)</w:t>
+            </w:r>
+          </w:p>
+        </w:tc>
+      </w:tr>
+      <w:tr>
+        <w:trPr>
+          <w:cantSplit/>
+          <w:tblHeader w:val="off"/>
+        </w:trPr>
+        <w:tc>
+          <w:tcPr>
+            <w:tcW w:type="dxa" w:w="1797"/>
+            <w:tcBorders>
+              <w:top w:val="single" w:color="C9D4E4" w:sz="4"/>
+              <w:left w:val="single" w:color="C9D4E4" w:sz="4"/>
+              <w:bottom w:val="single" w:color="C9D4E4" w:sz="4"/>
+              <w:right w:val="single" w:color="C9D4E4" w:sz="4"/>
+            </w:tcBorders>
+            <w:shd w:fill="F4F7FC" w:color="auto" w:val="clear"/>
+            <w:tcMar>
+              <w:top w:type="dxa" w:w="40"/>
+              <w:left w:type="dxa" w:w="70"/>
+              <w:bottom w:type="dxa" w:w="40"/>
+              <w:right w:type="dxa" w:w="70"/>
+            </w:tcMar>
+          </w:tcPr>
+          <w:p>
+            <w:pPr>
+              <w:spacing w:after="0" w:line="250"/>
+            </w:pPr>
+            <w:r>
+              <w:rPr>
+                <w:rFonts w:ascii="Malgun Gothic" w:cs="Malgun Gothic" w:eastAsia="Malgun Gothic" w:hAnsi="Malgun Gothic"/>
+                <w:color w:val="1A2233"/>
+                <w:sz w:val="14"/>
+                <w:szCs w:val="14"/>
+              </w:rPr>
+              <w:t xml:space="preserve">선택</w:t>
+            </w:r>
+          </w:p>
+        </w:tc>
+        <w:tc>
+          <w:tcPr>
+            <w:tcW w:type="dxa" w:w="7909"/>
+            <w:tcBorders>
+              <w:top w:val="single" w:color="C9D4E4" w:sz="4"/>
+              <w:left w:val="single" w:color="C9D4E4" w:sz="4"/>
+              <w:bottom w:val="single" w:color="C9D4E4" w:sz="4"/>
+              <w:right w:val="single" w:color="C9D4E4" w:sz="4"/>
+            </w:tcBorders>
+            <w:shd w:fill="F4F7FC" w:color="auto" w:val="clear"/>
+            <w:tcMar>
+              <w:top w:type="dxa" w:w="40"/>
+              <w:left w:type="dxa" w:w="70"/>
+              <w:bottom w:type="dxa" w:w="40"/>
+              <w:right w:type="dxa" w:w="70"/>
+            </w:tcMar>
+          </w:tcPr>
+          <w:p>
+            <w:pPr>
+              <w:spacing w:after="0" w:line="250"/>
+            </w:pPr>
+            <w:r>
+              <w:rPr>
+                <w:rFonts w:ascii="Malgun Gothic" w:cs="Malgun Gothic" w:eastAsia="Malgun Gothic" w:hAnsi="Malgun Gothic"/>
+                <w:color w:val="1A2233"/>
+                <w:sz w:val="14"/>
+                <w:szCs w:val="14"/>
+              </w:rPr>
+              <w:t xml:space="preserve">ffmpeg (영상 MP4 저장용, 7.3절), Anthropic API 키 (대화 기반 Agent용, 1.5절)</w:t>
+            </w:r>
+          </w:p>
+        </w:tc>
+      </w:tr>
+    </w:tbl>
+    <w:p>
+      <w:pPr>
+        <w:spacing w:after="120"/>
+      </w:pPr>
+    </w:p>
+    <w:p>
+      <w:pPr>
+        <w:spacing w:after="100" w:line="290"/>
+      </w:pPr>
+      <w:r>
+        <w:rPr>
+          <w:rFonts w:ascii="Malgun Gothic" w:cs="Malgun Gothic" w:eastAsia="Malgun Gothic" w:hAnsi="Malgun Gothic"/>
+          <w:b/>
+          <w:bCs/>
+          <w:color w:val="10214B"/>
+          <w:sz w:val="16"/>
+          <w:szCs w:val="16"/>
+        </w:rPr>
+        <w:t xml:space="preserve">(2) 설치</w:t>
+      </w:r>
+    </w:p>
+    <w:p>
+      <w:pPr>
+        <w:spacing w:after="100" w:line="290"/>
+      </w:pPr>
+      <w:r>
+        <w:rPr>
+          <w:rFonts w:ascii="Malgun Gothic" w:cs="Malgun Gothic" w:eastAsia="Malgun Gothic" w:hAnsi="Malgun Gothic"/>
+          <w:color w:val="1A2233"/>
+          <w:sz w:val="16"/>
+          <w:szCs w:val="16"/>
+        </w:rPr>
+        <w:t xml:space="preserve">1. zip으로 받았으면 우클릭 → 「모두 압축 풀기」로 압축을 풂.</w:t>
+      </w:r>
+    </w:p>
+    <w:p>
+      <w:pPr>
+        <w:spacing w:after="100" w:line="290"/>
+      </w:pPr>
+      <w:r>
+        <w:rPr>
+          <w:rFonts w:ascii="Malgun Gothic" w:cs="Malgun Gothic" w:eastAsia="Malgun Gothic" w:hAnsi="Malgun Gothic"/>
+          <w:color w:val="1A2233"/>
+          <w:sz w:val="16"/>
+          <w:szCs w:val="16"/>
+        </w:rPr>
+        <w:t xml:space="preserve">2. </w:t>
+      </w:r>
+      <w:r>
+        <w:rPr>
+          <w:rFonts w:ascii="Malgun Gothic" w:cs="Malgun Gothic" w:eastAsia="Malgun Gothic" w:hAnsi="Malgun Gothic"/>
           <w:color w:val="1B3A73"/>
-          <w:sz w:val="15"/>
-          <w:szCs w:val="15"/>
-        </w:rPr>
-        <w:t xml:space="preserve">npm install</w:t>
-      </w:r>
-    </w:p>
-    <w:p>
-      <w:pPr>
-        <w:shd w:fill="F4F7FC" w:color="auto" w:val="clear"/>
-        <w:spacing w:after="0" w:line="240"/>
-      </w:pPr>
-      <w:r>
-        <w:rPr>
-          <w:rFonts w:ascii="Consolas" w:cs="Consolas" w:eastAsia="Consolas" w:hAnsi="Consolas"/>
+          <w:sz w:val="16"/>
+          <w:szCs w:val="16"/>
+        </w:rPr>
+        <w:t xml:space="preserve">Meta-Factory-win32-x64</w:t>
+      </w:r>
+      <w:r>
+        <w:rPr>
+          <w:rFonts w:ascii="Malgun Gothic" w:cs="Malgun Gothic" w:eastAsia="Malgun Gothic" w:hAnsi="Malgun Gothic"/>
+          <w:color w:val="1A2233"/>
+          <w:sz w:val="16"/>
+          <w:szCs w:val="16"/>
+        </w:rPr>
+        <w:t xml:space="preserve"> 폴더를 </w:t>
+      </w:r>
+      <w:r>
+        <w:rPr>
+          <w:rFonts w:ascii="Malgun Gothic" w:cs="Malgun Gothic" w:eastAsia="Malgun Gothic" w:hAnsi="Malgun Gothic"/>
+          <w:b/>
+          <w:bCs/>
+          <w:color w:val="10214B"/>
+          <w:sz w:val="16"/>
+          <w:szCs w:val="16"/>
+        </w:rPr>
+        <w:t xml:space="preserve">통째로</w:t>
+      </w:r>
+      <w:r>
+        <w:rPr>
+          <w:rFonts w:ascii="Malgun Gothic" w:cs="Malgun Gothic" w:eastAsia="Malgun Gothic" w:hAnsi="Malgun Gothic"/>
+          <w:color w:val="1A2233"/>
+          <w:sz w:val="16"/>
+          <w:szCs w:val="16"/>
+        </w:rPr>
+        <w:t xml:space="preserve"> 원하는 위치에 둠 (예: </w:t>
+      </w:r>
+      <w:r>
+        <w:rPr>
+          <w:rFonts w:ascii="Malgun Gothic" w:cs="Malgun Gothic" w:eastAsia="Malgun Gothic" w:hAnsi="Malgun Gothic"/>
           <w:color w:val="1B3A73"/>
-          <w:sz w:val="15"/>
-          <w:szCs w:val="15"/>
-        </w:rPr>
-        <w:t xml:space="preserve">npm start          # → http://localhost:8780  (포트 변경: PORT=9000 npm start)</w:t>
-      </w:r>
-    </w:p>
-    <w:p>
-      <w:pPr>
-        <w:spacing w:after="120"/>
-      </w:pPr>
+          <w:sz w:val="16"/>
+          <w:szCs w:val="16"/>
+        </w:rPr>
+        <w:t xml:space="preserve">C:\Meta-Factory</w:t>
+      </w:r>
+      <w:r>
+        <w:rPr>
+          <w:rFonts w:ascii="Malgun Gothic" w:cs="Malgun Gothic" w:eastAsia="Malgun Gothic" w:hAnsi="Malgun Gothic"/>
+          <w:color w:val="1A2233"/>
+          <w:sz w:val="16"/>
+          <w:szCs w:val="16"/>
+        </w:rPr>
+        <w:t xml:space="preserve">). 폴더 안의 </w:t>
+      </w:r>
+      <w:r>
+        <w:rPr>
+          <w:rFonts w:ascii="Malgun Gothic" w:cs="Malgun Gothic" w:eastAsia="Malgun Gothic" w:hAnsi="Malgun Gothic"/>
+          <w:color w:val="1B3A73"/>
+          <w:sz w:val="16"/>
+          <w:szCs w:val="16"/>
+        </w:rPr>
+        <w:t xml:space="preserve">Meta-Factory.exe</w:t>
+      </w:r>
+      <w:r>
+        <w:rPr>
+          <w:rFonts w:ascii="Malgun Gothic" w:cs="Malgun Gothic" w:eastAsia="Malgun Gothic" w:hAnsi="Malgun Gothic"/>
+          <w:color w:val="1A2233"/>
+          <w:sz w:val="16"/>
+          <w:szCs w:val="16"/>
+        </w:rPr>
+        <w:t xml:space="preserve"> 하나만 따로 복사하면 실행되지 않음 — 같은 폴더의 </w:t>
+      </w:r>
+      <w:r>
+        <w:rPr>
+          <w:rFonts w:ascii="Malgun Gothic" w:cs="Malgun Gothic" w:eastAsia="Malgun Gothic" w:hAnsi="Malgun Gothic"/>
+          <w:color w:val="1B3A73"/>
+          <w:sz w:val="16"/>
+          <w:szCs w:val="16"/>
+        </w:rPr>
+        <w:t xml:space="preserve">resources</w:t>
+      </w:r>
+      <w:r>
+        <w:rPr>
+          <w:rFonts w:ascii="Malgun Gothic" w:cs="Malgun Gothic" w:eastAsia="Malgun Gothic" w:hAnsi="Malgun Gothic"/>
+          <w:color w:val="1A2233"/>
+          <w:sz w:val="16"/>
+          <w:szCs w:val="16"/>
+        </w:rPr>
+        <w:t xml:space="preserve">·DLL 파일이 함께 있어야 함.</w:t>
+      </w:r>
+    </w:p>
+    <w:p>
+      <w:pPr>
+        <w:spacing w:after="100" w:line="290"/>
+      </w:pPr>
+      <w:r>
+        <w:rPr>
+          <w:rFonts w:ascii="Malgun Gothic" w:cs="Malgun Gothic" w:eastAsia="Malgun Gothic" w:hAnsi="Malgun Gothic"/>
+          <w:color w:val="1A2233"/>
+          <w:sz w:val="16"/>
+          <w:szCs w:val="16"/>
+        </w:rPr>
+        <w:t xml:space="preserve">3. (선택) </w:t>
+      </w:r>
+      <w:r>
+        <w:rPr>
+          <w:rFonts w:ascii="Malgun Gothic" w:cs="Malgun Gothic" w:eastAsia="Malgun Gothic" w:hAnsi="Malgun Gothic"/>
+          <w:color w:val="1B3A73"/>
+          <w:sz w:val="16"/>
+          <w:szCs w:val="16"/>
+        </w:rPr>
+        <w:t xml:space="preserve">Meta-Factory.exe</w:t>
+      </w:r>
+      <w:r>
+        <w:rPr>
+          <w:rFonts w:ascii="Malgun Gothic" w:cs="Malgun Gothic" w:eastAsia="Malgun Gothic" w:hAnsi="Malgun Gothic"/>
+          <w:color w:val="1A2233"/>
+          <w:sz w:val="16"/>
+          <w:szCs w:val="16"/>
+        </w:rPr>
+        <w:t xml:space="preserve"> 우클릭 → 「작업 표시줄에 고정」 또는 「바로 가기 만들기」로 바탕 화면에 바로 가기를 둠.</w:t>
+      </w:r>
     </w:p>
     <w:p>
       <w:pPr>
@@ -2313,20 +3307,11 @@
       <w:r>
         <w:rPr>
           <w:rFonts w:ascii="Malgun Gothic" w:cs="Malgun Gothic" w:eastAsia="Malgun Gothic" w:hAnsi="Malgun Gothic"/>
-          <w:color w:val="1B3A73"/>
-          <w:sz w:val="16"/>
-          <w:szCs w:val="16"/>
-        </w:rPr>
-        <w:t xml:space="preserve">index.html</w:t>
-      </w:r>
-      <w:r>
-        <w:rPr>
-          <w:rFonts w:ascii="Malgun Gothic" w:cs="Malgun Gothic" w:eastAsia="Malgun Gothic" w:hAnsi="Malgun Gothic"/>
           <w:color w:val="1A2233"/>
           <w:sz w:val="16"/>
           <w:szCs w:val="16"/>
         </w:rPr>
-        <w:t xml:space="preserve"> 파일을 직접 열면 동작하지 않음(ES 모듈). 반드시 서버 주소로 접속함.</w:t>
+        <w:t xml:space="preserve">설치 프로그램(인스톨러)이 아니므로 관리자 권한이나 레지스트리 등록이 필요 없음.</w:t>
       </w:r>
     </w:p>
     <w:p>
@@ -2345,7 +3330,147 @@
           <w:sz w:val="16"/>
           <w:szCs w:val="16"/>
         </w:rPr>
-        <w:t xml:space="preserve">Claude Agent를 쓰려면 </w:t>
+        <w:t xml:space="preserve">앱 안에 서버·3D 엔진이 모두 들어 있어 Node.js 등 다른 프로그램을 설치할 필요가 없음.</w:t>
+      </w:r>
+    </w:p>
+    <w:p>
+      <w:pPr>
+        <w:spacing w:after="100" w:line="290"/>
+      </w:pPr>
+      <w:r>
+        <w:rPr>
+          <w:rFonts w:ascii="Malgun Gothic" w:cs="Malgun Gothic" w:eastAsia="Malgun Gothic" w:hAnsi="Malgun Gothic"/>
+          <w:b/>
+          <w:bCs/>
+          <w:color w:val="10214B"/>
+          <w:sz w:val="16"/>
+          <w:szCs w:val="16"/>
+        </w:rPr>
+        <w:t xml:space="preserve">(3) 첫 실행 — 「Windows의 PC 보호」 경고</w:t>
+      </w:r>
+    </w:p>
+    <w:p>
+      <w:pPr>
+        <w:spacing w:after="100" w:line="290"/>
+      </w:pPr>
+      <w:r>
+        <w:rPr>
+          <w:rFonts w:ascii="Malgun Gothic" w:cs="Malgun Gothic" w:eastAsia="Malgun Gothic" w:hAnsi="Malgun Gothic"/>
+          <w:color w:val="1A2233"/>
+          <w:sz w:val="16"/>
+          <w:szCs w:val="16"/>
+        </w:rPr>
+        <w:t xml:space="preserve">코드 서명 인증서가 없는 앱이라 처음 실행할 때 파란색 「Windows의 PC 보호」 창이 뜸.</w:t>
+      </w:r>
+    </w:p>
+    <w:p>
+      <w:pPr>
+        <w:spacing w:after="100" w:line="290"/>
+      </w:pPr>
+      <w:r>
+        <w:rPr>
+          <w:rFonts w:ascii="Malgun Gothic" w:cs="Malgun Gothic" w:eastAsia="Malgun Gothic" w:hAnsi="Malgun Gothic"/>
+          <w:color w:val="1A2233"/>
+          <w:sz w:val="16"/>
+          <w:szCs w:val="16"/>
+        </w:rPr>
+        <w:t xml:space="preserve">1. 창의 「추가 정보」를 누름.</w:t>
+      </w:r>
+    </w:p>
+    <w:p>
+      <w:pPr>
+        <w:spacing w:after="100" w:line="290"/>
+      </w:pPr>
+      <w:r>
+        <w:rPr>
+          <w:rFonts w:ascii="Malgun Gothic" w:cs="Malgun Gothic" w:eastAsia="Malgun Gothic" w:hAnsi="Malgun Gothic"/>
+          <w:color w:val="1A2233"/>
+          <w:sz w:val="16"/>
+          <w:szCs w:val="16"/>
+        </w:rPr>
+        <w:t xml:space="preserve">2. 나타나는 「실행」 버튼을 누름.</w:t>
+      </w:r>
+    </w:p>
+    <w:p>
+      <w:pPr>
+        <w:spacing w:after="100" w:line="290"/>
+      </w:pPr>
+      <w:r>
+        <w:rPr>
+          <w:rFonts w:ascii="Malgun Gothic" w:cs="Malgun Gothic" w:eastAsia="Malgun Gothic" w:hAnsi="Malgun Gothic"/>
+          <w:color w:val="1A2233"/>
+          <w:sz w:val="16"/>
+          <w:szCs w:val="16"/>
+        </w:rPr>
+        <w:t xml:space="preserve">3. 이후에는 경고 없이 바로 실행됨 (같은 위치의 같은 파일 기준).</w:t>
+      </w:r>
+    </w:p>
+    <w:p>
+      <w:pPr>
+        <w:spacing w:after="80" w:line="260"/>
+      </w:pPr>
+      <w:r>
+        <w:rPr>
+          <w:rFonts w:ascii="Malgun Gothic" w:cs="Malgun Gothic" w:eastAsia="Malgun Gothic" w:hAnsi="Malgun Gothic"/>
+          <w:color w:val="5A6478"/>
+          <w:sz w:val="14"/>
+          <w:szCs w:val="14"/>
+        </w:rPr>
+        <w:t xml:space="preserve">※ 회사 보안 정책으로 「실행」 버튼이 보이지 않으면 IT 담당자에게 해당 폴더의 실행 허용을 요청함.</w:t>
+      </w:r>
+    </w:p>
+    <w:p>
+      <w:pPr>
+        <w:spacing w:after="100" w:line="290"/>
+      </w:pPr>
+      <w:r>
+        <w:rPr>
+          <w:rFonts w:ascii="Malgun Gothic" w:cs="Malgun Gothic" w:eastAsia="Malgun Gothic" w:hAnsi="Malgun Gothic"/>
+          <w:b/>
+          <w:bCs/>
+          <w:color w:val="10214B"/>
+          <w:sz w:val="16"/>
+          <w:szCs w:val="16"/>
+        </w:rPr>
+        <w:t xml:space="preserve">(4) 실행 후 확인</w:t>
+      </w:r>
+    </w:p>
+    <w:p>
+      <w:pPr>
+        <w:pStyle w:val="ListParagraph"/>
+        <w:numPr>
+          <w:ilvl w:val="0"/>
+          <w:numId w:val="2"/>
+        </w:numPr>
+        <w:spacing w:after="60" w:line="280"/>
+      </w:pPr>
+      <w:r>
+        <w:rPr>
+          <w:rFonts w:ascii="Malgun Gothic" w:cs="Malgun Gothic" w:eastAsia="Malgun Gothic" w:hAnsi="Malgun Gothic"/>
+          <w:color w:val="1A2233"/>
+          <w:sz w:val="16"/>
+          <w:szCs w:val="16"/>
+        </w:rPr>
+        <w:t xml:space="preserve">앱을 켜면 내장 앱 서버·MQTT 브로커·센서 서버가 함께 뜨고 3D 공장이 나타남. 포트가 이미 쓰이고 있으면 빈 포트로 대체함 (맥 앱과 같음).</w:t>
+      </w:r>
+    </w:p>
+    <w:p>
+      <w:pPr>
+        <w:pStyle w:val="ListParagraph"/>
+        <w:numPr>
+          <w:ilvl w:val="0"/>
+          <w:numId w:val="2"/>
+        </w:numPr>
+        <w:spacing w:after="60" w:line="280"/>
+      </w:pPr>
+      <w:r>
+        <w:rPr>
+          <w:rFonts w:ascii="Malgun Gothic" w:cs="Malgun Gothic" w:eastAsia="Malgun Gothic" w:hAnsi="Malgun Gothic"/>
+          <w:color w:val="1A2233"/>
+          <w:sz w:val="16"/>
+          <w:szCs w:val="16"/>
+        </w:rPr>
+        <w:t xml:space="preserve">내장 서버는 이 PC 안(127.0.0.1)에서만 열리므로 보통 방화벽 허용 창이 뜨지 않음. 외부 PC에 MQTT를 공개하도록 설정(7.1절 </w:t>
       </w:r>
       <w:r>
         <w:rPr>
@@ -2354,7 +3479,7 @@
           <w:sz w:val="16"/>
           <w:szCs w:val="16"/>
         </w:rPr>
-        <w:t xml:space="preserve">.env.example</w:t>
+        <w:t xml:space="preserve">MQTT_HOST=0.0.0.0</w:t>
       </w:r>
       <w:r>
         <w:rPr>
@@ -2363,7 +3488,931 @@
           <w:sz w:val="16"/>
           <w:szCs w:val="16"/>
         </w:rPr>
-        <w:t xml:space="preserve"> 을 </w:t>
+        <w:t xml:space="preserve">)한 경우에만 「Windows 보안 경고」가 뜨며, 사내망만 허용하려면 「개인 네트워크」만 체크하고 「액세스 허용」을 누름.</w:t>
+      </w:r>
+    </w:p>
+    <w:p>
+      <w:pPr>
+        <w:spacing w:after="100" w:line="290"/>
+      </w:pPr>
+      <w:r>
+        <w:rPr>
+          <w:rFonts w:ascii="Malgun Gothic" w:cs="Malgun Gothic" w:eastAsia="Malgun Gothic" w:hAnsi="Malgun Gothic"/>
+          <w:b/>
+          <w:bCs/>
+          <w:color w:val="10214B"/>
+          <w:sz w:val="16"/>
+          <w:szCs w:val="16"/>
+        </w:rPr>
+        <w:t xml:space="preserve">(5) 맥 앱과 다른 점</w:t>
+      </w:r>
+    </w:p>
+    <w:tbl>
+      <w:tblPr>
+        <w:tblW w:type="dxa" w:w="9706"/>
+        <w:tblBorders>
+          <w:top w:val="single" w:color="auto" w:sz="4"/>
+          <w:left w:val="single" w:color="auto" w:sz="4"/>
+          <w:bottom w:val="single" w:color="auto" w:sz="4"/>
+          <w:right w:val="single" w:color="auto" w:sz="4"/>
+          <w:insideH w:val="single" w:color="auto" w:sz="4"/>
+          <w:insideV w:val="single" w:color="auto" w:sz="4"/>
+        </w:tblBorders>
+      </w:tblPr>
+      <w:tblGrid>
+        <w:gridCol w:w="1493"/>
+        <w:gridCol w:w="4106"/>
+        <w:gridCol w:w="4107"/>
+      </w:tblGrid>
+      <w:tr>
+        <w:trPr>
+          <w:cantSplit/>
+          <w:tblHeader/>
+        </w:trPr>
+        <w:tc>
+          <w:tcPr>
+            <w:tcW w:type="dxa" w:w="1493"/>
+            <w:tcBorders>
+              <w:top w:val="single" w:color="C9D4E4" w:sz="4"/>
+              <w:left w:val="single" w:color="C9D4E4" w:sz="4"/>
+              <w:bottom w:val="single" w:color="C9D4E4" w:sz="4"/>
+              <w:right w:val="single" w:color="C9D4E4" w:sz="4"/>
+            </w:tcBorders>
+            <w:shd w:fill="10214B" w:color="auto" w:val="clear"/>
+            <w:tcMar>
+              <w:top w:type="dxa" w:w="40"/>
+              <w:left w:type="dxa" w:w="70"/>
+              <w:bottom w:type="dxa" w:w="40"/>
+              <w:right w:type="dxa" w:w="70"/>
+            </w:tcMar>
+          </w:tcPr>
+          <w:p>
+            <w:pPr>
+              <w:spacing w:after="0" w:line="250"/>
+              <w:jc w:val="center"/>
+            </w:pPr>
+            <w:r>
+              <w:rPr>
+                <w:rFonts w:ascii="Malgun Gothic" w:cs="Malgun Gothic" w:eastAsia="Malgun Gothic" w:hAnsi="Malgun Gothic"/>
+                <w:b/>
+                <w:bCs/>
+                <w:color w:val="FFFFFF"/>
+                <w:sz w:val="14"/>
+                <w:szCs w:val="14"/>
+              </w:rPr>
+              <w:t xml:space="preserve">항목</w:t>
+            </w:r>
+          </w:p>
+        </w:tc>
+        <w:tc>
+          <w:tcPr>
+            <w:tcW w:type="dxa" w:w="4106"/>
+            <w:tcBorders>
+              <w:top w:val="single" w:color="C9D4E4" w:sz="4"/>
+              <w:left w:val="single" w:color="C9D4E4" w:sz="4"/>
+              <w:bottom w:val="single" w:color="C9D4E4" w:sz="4"/>
+              <w:right w:val="single" w:color="C9D4E4" w:sz="4"/>
+            </w:tcBorders>
+            <w:shd w:fill="10214B" w:color="auto" w:val="clear"/>
+            <w:tcMar>
+              <w:top w:type="dxa" w:w="40"/>
+              <w:left w:type="dxa" w:w="70"/>
+              <w:bottom w:type="dxa" w:w="40"/>
+              <w:right w:type="dxa" w:w="70"/>
+            </w:tcMar>
+          </w:tcPr>
+          <w:p>
+            <w:pPr>
+              <w:spacing w:after="0" w:line="250"/>
+              <w:jc w:val="center"/>
+            </w:pPr>
+            <w:r>
+              <w:rPr>
+                <w:rFonts w:ascii="Malgun Gothic" w:cs="Malgun Gothic" w:eastAsia="Malgun Gothic" w:hAnsi="Malgun Gothic"/>
+                <w:b/>
+                <w:bCs/>
+                <w:color w:val="FFFFFF"/>
+                <w:sz w:val="14"/>
+                <w:szCs w:val="14"/>
+              </w:rPr>
+              <w:t xml:space="preserve">맥 앱</w:t>
+            </w:r>
+          </w:p>
+        </w:tc>
+        <w:tc>
+          <w:tcPr>
+            <w:tcW w:type="dxa" w:w="4107"/>
+            <w:tcBorders>
+              <w:top w:val="single" w:color="C9D4E4" w:sz="4"/>
+              <w:left w:val="single" w:color="C9D4E4" w:sz="4"/>
+              <w:bottom w:val="single" w:color="C9D4E4" w:sz="4"/>
+              <w:right w:val="single" w:color="C9D4E4" w:sz="4"/>
+            </w:tcBorders>
+            <w:shd w:fill="10214B" w:color="auto" w:val="clear"/>
+            <w:tcMar>
+              <w:top w:type="dxa" w:w="40"/>
+              <w:left w:type="dxa" w:w="70"/>
+              <w:bottom w:type="dxa" w:w="40"/>
+              <w:right w:type="dxa" w:w="70"/>
+            </w:tcMar>
+          </w:tcPr>
+          <w:p>
+            <w:pPr>
+              <w:spacing w:after="0" w:line="250"/>
+              <w:jc w:val="center"/>
+            </w:pPr>
+            <w:r>
+              <w:rPr>
+                <w:rFonts w:ascii="Malgun Gothic" w:cs="Malgun Gothic" w:eastAsia="Malgun Gothic" w:hAnsi="Malgun Gothic"/>
+                <w:b/>
+                <w:bCs/>
+                <w:color w:val="FFFFFF"/>
+                <w:sz w:val="14"/>
+                <w:szCs w:val="14"/>
+              </w:rPr>
+              <w:t xml:space="preserve">윈도우 앱</w:t>
+            </w:r>
+          </w:p>
+        </w:tc>
+      </w:tr>
+      <w:tr>
+        <w:trPr>
+          <w:cantSplit/>
+          <w:tblHeader w:val="off"/>
+        </w:trPr>
+        <w:tc>
+          <w:tcPr>
+            <w:tcW w:type="dxa" w:w="1493"/>
+            <w:tcBorders>
+              <w:top w:val="single" w:color="C9D4E4" w:sz="4"/>
+              <w:left w:val="single" w:color="C9D4E4" w:sz="4"/>
+              <w:bottom w:val="single" w:color="C9D4E4" w:sz="4"/>
+              <w:right w:val="single" w:color="C9D4E4" w:sz="4"/>
+            </w:tcBorders>
+            <w:shd w:fill="FFFFFF" w:color="auto" w:val="clear"/>
+            <w:tcMar>
+              <w:top w:type="dxa" w:w="40"/>
+              <w:left w:type="dxa" w:w="70"/>
+              <w:bottom w:type="dxa" w:w="40"/>
+              <w:right w:type="dxa" w:w="70"/>
+            </w:tcMar>
+          </w:tcPr>
+          <w:p>
+            <w:pPr>
+              <w:spacing w:after="0" w:line="250"/>
+            </w:pPr>
+            <w:r>
+              <w:rPr>
+                <w:rFonts w:ascii="Malgun Gothic" w:cs="Malgun Gothic" w:eastAsia="Malgun Gothic" w:hAnsi="Malgun Gothic"/>
+                <w:color w:val="1A2233"/>
+                <w:sz w:val="14"/>
+                <w:szCs w:val="14"/>
+              </w:rPr>
+              <w:t xml:space="preserve">창 모양</w:t>
+            </w:r>
+          </w:p>
+        </w:tc>
+        <w:tc>
+          <w:tcPr>
+            <w:tcW w:type="dxa" w:w="4106"/>
+            <w:tcBorders>
+              <w:top w:val="single" w:color="C9D4E4" w:sz="4"/>
+              <w:left w:val="single" w:color="C9D4E4" w:sz="4"/>
+              <w:bottom w:val="single" w:color="C9D4E4" w:sz="4"/>
+              <w:right w:val="single" w:color="C9D4E4" w:sz="4"/>
+            </w:tcBorders>
+            <w:shd w:fill="FFFFFF" w:color="auto" w:val="clear"/>
+            <w:tcMar>
+              <w:top w:type="dxa" w:w="40"/>
+              <w:left w:type="dxa" w:w="70"/>
+              <w:bottom w:type="dxa" w:w="40"/>
+              <w:right w:type="dxa" w:w="70"/>
+            </w:tcMar>
+          </w:tcPr>
+          <w:p>
+            <w:pPr>
+              <w:spacing w:after="0" w:line="250"/>
+            </w:pPr>
+            <w:r>
+              <w:rPr>
+                <w:rFonts w:ascii="Malgun Gothic" w:cs="Malgun Gothic" w:eastAsia="Malgun Gothic" w:hAnsi="Malgun Gothic"/>
+                <w:color w:val="1A2233"/>
+                <w:sz w:val="14"/>
+                <w:szCs w:val="14"/>
+              </w:rPr>
+              <w:t xml:space="preserve">상단 바 안에 신호등 버튼</w:t>
+            </w:r>
+          </w:p>
+        </w:tc>
+        <w:tc>
+          <w:tcPr>
+            <w:tcW w:type="dxa" w:w="4107"/>
+            <w:tcBorders>
+              <w:top w:val="single" w:color="C9D4E4" w:sz="4"/>
+              <w:left w:val="single" w:color="C9D4E4" w:sz="4"/>
+              <w:bottom w:val="single" w:color="C9D4E4" w:sz="4"/>
+              <w:right w:val="single" w:color="C9D4E4" w:sz="4"/>
+            </w:tcBorders>
+            <w:shd w:fill="FFFFFF" w:color="auto" w:val="clear"/>
+            <w:tcMar>
+              <w:top w:type="dxa" w:w="40"/>
+              <w:left w:type="dxa" w:w="70"/>
+              <w:bottom w:type="dxa" w:w="40"/>
+              <w:right w:type="dxa" w:w="70"/>
+            </w:tcMar>
+          </w:tcPr>
+          <w:p>
+            <w:pPr>
+              <w:spacing w:after="0" w:line="250"/>
+            </w:pPr>
+            <w:r>
+              <w:rPr>
+                <w:rFonts w:ascii="Malgun Gothic" w:cs="Malgun Gothic" w:eastAsia="Malgun Gothic" w:hAnsi="Malgun Gothic"/>
+                <w:color w:val="1A2233"/>
+                <w:sz w:val="14"/>
+                <w:szCs w:val="14"/>
+              </w:rPr>
+              <w:t xml:space="preserve">윈도우 기본 창틀 (제목줄·최소화·최대화·닫기)</w:t>
+            </w:r>
+          </w:p>
+        </w:tc>
+      </w:tr>
+      <w:tr>
+        <w:trPr>
+          <w:cantSplit/>
+          <w:tblHeader w:val="off"/>
+        </w:trPr>
+        <w:tc>
+          <w:tcPr>
+            <w:tcW w:type="dxa" w:w="1493"/>
+            <w:tcBorders>
+              <w:top w:val="single" w:color="C9D4E4" w:sz="4"/>
+              <w:left w:val="single" w:color="C9D4E4" w:sz="4"/>
+              <w:bottom w:val="single" w:color="C9D4E4" w:sz="4"/>
+              <w:right w:val="single" w:color="C9D4E4" w:sz="4"/>
+            </w:tcBorders>
+            <w:shd w:fill="F4F7FC" w:color="auto" w:val="clear"/>
+            <w:tcMar>
+              <w:top w:type="dxa" w:w="40"/>
+              <w:left w:type="dxa" w:w="70"/>
+              <w:bottom w:type="dxa" w:w="40"/>
+              <w:right w:type="dxa" w:w="70"/>
+            </w:tcMar>
+          </w:tcPr>
+          <w:p>
+            <w:pPr>
+              <w:spacing w:after="0" w:line="250"/>
+            </w:pPr>
+            <w:r>
+              <w:rPr>
+                <w:rFonts w:ascii="Malgun Gothic" w:cs="Malgun Gothic" w:eastAsia="Malgun Gothic" w:hAnsi="Malgun Gothic"/>
+                <w:color w:val="1A2233"/>
+                <w:sz w:val="14"/>
+                <w:szCs w:val="14"/>
+              </w:rPr>
+              <w:t xml:space="preserve">메뉴</w:t>
+            </w:r>
+          </w:p>
+        </w:tc>
+        <w:tc>
+          <w:tcPr>
+            <w:tcW w:type="dxa" w:w="4106"/>
+            <w:tcBorders>
+              <w:top w:val="single" w:color="C9D4E4" w:sz="4"/>
+              <w:left w:val="single" w:color="C9D4E4" w:sz="4"/>
+              <w:bottom w:val="single" w:color="C9D4E4" w:sz="4"/>
+              <w:right w:val="single" w:color="C9D4E4" w:sz="4"/>
+            </w:tcBorders>
+            <w:shd w:fill="F4F7FC" w:color="auto" w:val="clear"/>
+            <w:tcMar>
+              <w:top w:type="dxa" w:w="40"/>
+              <w:left w:type="dxa" w:w="70"/>
+              <w:bottom w:type="dxa" w:w="40"/>
+              <w:right w:type="dxa" w:w="70"/>
+            </w:tcMar>
+          </w:tcPr>
+          <w:p>
+            <w:pPr>
+              <w:spacing w:after="0" w:line="250"/>
+            </w:pPr>
+            <w:r>
+              <w:rPr>
+                <w:rFonts w:ascii="Malgun Gothic" w:cs="Malgun Gothic" w:eastAsia="Malgun Gothic" w:hAnsi="Malgun Gothic"/>
+                <w:color w:val="1A2233"/>
+                <w:sz w:val="14"/>
+                <w:szCs w:val="14"/>
+              </w:rPr>
+              <w:t xml:space="preserve">화면 맨 위 메뉴 막대 (Meta-Factory·편집·보기·윈도우)</w:t>
+            </w:r>
+          </w:p>
+        </w:tc>
+        <w:tc>
+          <w:tcPr>
+            <w:tcW w:type="dxa" w:w="4107"/>
+            <w:tcBorders>
+              <w:top w:val="single" w:color="C9D4E4" w:sz="4"/>
+              <w:left w:val="single" w:color="C9D4E4" w:sz="4"/>
+              <w:bottom w:val="single" w:color="C9D4E4" w:sz="4"/>
+              <w:right w:val="single" w:color="C9D4E4" w:sz="4"/>
+            </w:tcBorders>
+            <w:shd w:fill="F4F7FC" w:color="auto" w:val="clear"/>
+            <w:tcMar>
+              <w:top w:type="dxa" w:w="40"/>
+              <w:left w:type="dxa" w:w="70"/>
+              <w:bottom w:type="dxa" w:w="40"/>
+              <w:right w:type="dxa" w:w="70"/>
+            </w:tcMar>
+          </w:tcPr>
+          <w:p>
+            <w:pPr>
+              <w:spacing w:after="0" w:line="250"/>
+            </w:pPr>
+            <w:r>
+              <w:rPr>
+                <w:rFonts w:ascii="Malgun Gothic" w:cs="Malgun Gothic" w:eastAsia="Malgun Gothic" w:hAnsi="Malgun Gothic"/>
+                <w:color w:val="1A2233"/>
+                <w:sz w:val="14"/>
+                <w:szCs w:val="14"/>
+              </w:rPr>
+              <w:t xml:space="preserve">창 안 메뉴 막대 — 「파일(F)」「편집(E)」「보기(V)」「도움말(H)」</w:t>
+            </w:r>
+          </w:p>
+        </w:tc>
+      </w:tr>
+      <w:tr>
+        <w:trPr>
+          <w:cantSplit/>
+          <w:tblHeader w:val="off"/>
+        </w:trPr>
+        <w:tc>
+          <w:tcPr>
+            <w:tcW w:type="dxa" w:w="1493"/>
+            <w:tcBorders>
+              <w:top w:val="single" w:color="C9D4E4" w:sz="4"/>
+              <w:left w:val="single" w:color="C9D4E4" w:sz="4"/>
+              <w:bottom w:val="single" w:color="C9D4E4" w:sz="4"/>
+              <w:right w:val="single" w:color="C9D4E4" w:sz="4"/>
+            </w:tcBorders>
+            <w:shd w:fill="FFFFFF" w:color="auto" w:val="clear"/>
+            <w:tcMar>
+              <w:top w:type="dxa" w:w="40"/>
+              <w:left w:type="dxa" w:w="70"/>
+              <w:bottom w:type="dxa" w:w="40"/>
+              <w:right w:type="dxa" w:w="70"/>
+            </w:tcMar>
+          </w:tcPr>
+          <w:p>
+            <w:pPr>
+              <w:spacing w:after="0" w:line="250"/>
+            </w:pPr>
+            <w:r>
+              <w:rPr>
+                <w:rFonts w:ascii="Malgun Gothic" w:cs="Malgun Gothic" w:eastAsia="Malgun Gothic" w:hAnsi="Malgun Gothic"/>
+                <w:color w:val="1A2233"/>
+                <w:sz w:val="14"/>
+                <w:szCs w:val="14"/>
+              </w:rPr>
+              <w:t xml:space="preserve">API 키 설정 열기</w:t>
+            </w:r>
+          </w:p>
+        </w:tc>
+        <w:tc>
+          <w:tcPr>
+            <w:tcW w:type="dxa" w:w="4106"/>
+            <w:tcBorders>
+              <w:top w:val="single" w:color="C9D4E4" w:sz="4"/>
+              <w:left w:val="single" w:color="C9D4E4" w:sz="4"/>
+              <w:bottom w:val="single" w:color="C9D4E4" w:sz="4"/>
+              <w:right w:val="single" w:color="C9D4E4" w:sz="4"/>
+            </w:tcBorders>
+            <w:shd w:fill="FFFFFF" w:color="auto" w:val="clear"/>
+            <w:tcMar>
+              <w:top w:type="dxa" w:w="40"/>
+              <w:left w:type="dxa" w:w="70"/>
+              <w:bottom w:type="dxa" w:w="40"/>
+              <w:right w:type="dxa" w:w="70"/>
+            </w:tcMar>
+          </w:tcPr>
+          <w:p>
+            <w:pPr>
+              <w:spacing w:after="0" w:line="250"/>
+            </w:pPr>
+            <w:r>
+              <w:rPr>
+                <w:rFonts w:ascii="Malgun Gothic" w:cs="Malgun Gothic" w:eastAsia="Malgun Gothic" w:hAnsi="Malgun Gothic"/>
+                <w:color w:val="1A2233"/>
+                <w:sz w:val="14"/>
+                <w:szCs w:val="14"/>
+              </w:rPr>
+              <w:t xml:space="preserve">⌘, 또는 Meta-Factory › 「Agent API 키 설정…」</w:t>
+            </w:r>
+          </w:p>
+        </w:tc>
+        <w:tc>
+          <w:tcPr>
+            <w:tcW w:type="dxa" w:w="4107"/>
+            <w:tcBorders>
+              <w:top w:val="single" w:color="C9D4E4" w:sz="4"/>
+              <w:left w:val="single" w:color="C9D4E4" w:sz="4"/>
+              <w:bottom w:val="single" w:color="C9D4E4" w:sz="4"/>
+              <w:right w:val="single" w:color="C9D4E4" w:sz="4"/>
+            </w:tcBorders>
+            <w:shd w:fill="FFFFFF" w:color="auto" w:val="clear"/>
+            <w:tcMar>
+              <w:top w:type="dxa" w:w="40"/>
+              <w:left w:type="dxa" w:w="70"/>
+              <w:bottom w:type="dxa" w:w="40"/>
+              <w:right w:type="dxa" w:w="70"/>
+            </w:tcMar>
+          </w:tcPr>
+          <w:p>
+            <w:pPr>
+              <w:spacing w:after="0" w:line="250"/>
+            </w:pPr>
+            <w:r>
+              <w:rPr>
+                <w:rFonts w:ascii="Malgun Gothic" w:cs="Malgun Gothic" w:eastAsia="Malgun Gothic" w:hAnsi="Malgun Gothic"/>
+                <w:color w:val="1A2233"/>
+                <w:sz w:val="14"/>
+                <w:szCs w:val="14"/>
+              </w:rPr>
+              <w:t xml:space="preserve">Ctrl+, 또는 파일 › 「Agent API 키 설정…」</w:t>
+            </w:r>
+          </w:p>
+        </w:tc>
+      </w:tr>
+      <w:tr>
+        <w:trPr>
+          <w:cantSplit/>
+          <w:tblHeader w:val="off"/>
+        </w:trPr>
+        <w:tc>
+          <w:tcPr>
+            <w:tcW w:type="dxa" w:w="1493"/>
+            <w:tcBorders>
+              <w:top w:val="single" w:color="C9D4E4" w:sz="4"/>
+              <w:left w:val="single" w:color="C9D4E4" w:sz="4"/>
+              <w:bottom w:val="single" w:color="C9D4E4" w:sz="4"/>
+              <w:right w:val="single" w:color="C9D4E4" w:sz="4"/>
+            </w:tcBorders>
+            <w:shd w:fill="F4F7FC" w:color="auto" w:val="clear"/>
+            <w:tcMar>
+              <w:top w:type="dxa" w:w="40"/>
+              <w:left w:type="dxa" w:w="70"/>
+              <w:bottom w:type="dxa" w:w="40"/>
+              <w:right w:type="dxa" w:w="70"/>
+            </w:tcMar>
+          </w:tcPr>
+          <w:p>
+            <w:pPr>
+              <w:spacing w:after="0" w:line="250"/>
+            </w:pPr>
+            <w:r>
+              <w:rPr>
+                <w:rFonts w:ascii="Malgun Gothic" w:cs="Malgun Gothic" w:eastAsia="Malgun Gothic" w:hAnsi="Malgun Gothic"/>
+                <w:color w:val="1A2233"/>
+                <w:sz w:val="14"/>
+                <w:szCs w:val="14"/>
+              </w:rPr>
+              <w:t xml:space="preserve">프로그램 정보</w:t>
+            </w:r>
+          </w:p>
+        </w:tc>
+        <w:tc>
+          <w:tcPr>
+            <w:tcW w:type="dxa" w:w="4106"/>
+            <w:tcBorders>
+              <w:top w:val="single" w:color="C9D4E4" w:sz="4"/>
+              <w:left w:val="single" w:color="C9D4E4" w:sz="4"/>
+              <w:bottom w:val="single" w:color="C9D4E4" w:sz="4"/>
+              <w:right w:val="single" w:color="C9D4E4" w:sz="4"/>
+            </w:tcBorders>
+            <w:shd w:fill="F4F7FC" w:color="auto" w:val="clear"/>
+            <w:tcMar>
+              <w:top w:type="dxa" w:w="40"/>
+              <w:left w:type="dxa" w:w="70"/>
+              <w:bottom w:type="dxa" w:w="40"/>
+              <w:right w:type="dxa" w:w="70"/>
+            </w:tcMar>
+          </w:tcPr>
+          <w:p>
+            <w:pPr>
+              <w:spacing w:after="0" w:line="250"/>
+            </w:pPr>
+            <w:r>
+              <w:rPr>
+                <w:rFonts w:ascii="Malgun Gothic" w:cs="Malgun Gothic" w:eastAsia="Malgun Gothic" w:hAnsi="Malgun Gothic"/>
+                <w:color w:val="1A2233"/>
+                <w:sz w:val="14"/>
+                <w:szCs w:val="14"/>
+              </w:rPr>
+              <w:t xml:space="preserve">Meta-Factory › 「Meta-Factory 정보」</w:t>
+            </w:r>
+          </w:p>
+        </w:tc>
+        <w:tc>
+          <w:tcPr>
+            <w:tcW w:type="dxa" w:w="4107"/>
+            <w:tcBorders>
+              <w:top w:val="single" w:color="C9D4E4" w:sz="4"/>
+              <w:left w:val="single" w:color="C9D4E4" w:sz="4"/>
+              <w:bottom w:val="single" w:color="C9D4E4" w:sz="4"/>
+              <w:right w:val="single" w:color="C9D4E4" w:sz="4"/>
+            </w:tcBorders>
+            <w:shd w:fill="F4F7FC" w:color="auto" w:val="clear"/>
+            <w:tcMar>
+              <w:top w:type="dxa" w:w="40"/>
+              <w:left w:type="dxa" w:w="70"/>
+              <w:bottom w:type="dxa" w:w="40"/>
+              <w:right w:type="dxa" w:w="70"/>
+            </w:tcMar>
+          </w:tcPr>
+          <w:p>
+            <w:pPr>
+              <w:spacing w:after="0" w:line="250"/>
+            </w:pPr>
+            <w:r>
+              <w:rPr>
+                <w:rFonts w:ascii="Malgun Gothic" w:cs="Malgun Gothic" w:eastAsia="Malgun Gothic" w:hAnsi="Malgun Gothic"/>
+                <w:color w:val="1A2233"/>
+                <w:sz w:val="14"/>
+                <w:szCs w:val="14"/>
+              </w:rPr>
+              <w:t xml:space="preserve">도움말 › 「Meta-Factory 정보」</w:t>
+            </w:r>
+          </w:p>
+        </w:tc>
+      </w:tr>
+      <w:tr>
+        <w:trPr>
+          <w:cantSplit/>
+          <w:tblHeader w:val="off"/>
+        </w:trPr>
+        <w:tc>
+          <w:tcPr>
+            <w:tcW w:type="dxa" w:w="1493"/>
+            <w:tcBorders>
+              <w:top w:val="single" w:color="C9D4E4" w:sz="4"/>
+              <w:left w:val="single" w:color="C9D4E4" w:sz="4"/>
+              <w:bottom w:val="single" w:color="C9D4E4" w:sz="4"/>
+              <w:right w:val="single" w:color="C9D4E4" w:sz="4"/>
+            </w:tcBorders>
+            <w:shd w:fill="FFFFFF" w:color="auto" w:val="clear"/>
+            <w:tcMar>
+              <w:top w:type="dxa" w:w="40"/>
+              <w:left w:type="dxa" w:w="70"/>
+              <w:bottom w:type="dxa" w:w="40"/>
+              <w:right w:type="dxa" w:w="70"/>
+            </w:tcMar>
+          </w:tcPr>
+          <w:p>
+            <w:pPr>
+              <w:spacing w:after="0" w:line="250"/>
+            </w:pPr>
+            <w:r>
+              <w:rPr>
+                <w:rFonts w:ascii="Malgun Gothic" w:cs="Malgun Gothic" w:eastAsia="Malgun Gothic" w:hAnsi="Malgun Gothic"/>
+                <w:color w:val="1A2233"/>
+                <w:sz w:val="14"/>
+                <w:szCs w:val="14"/>
+              </w:rPr>
+              <w:t xml:space="preserve">종료</w:t>
+            </w:r>
+          </w:p>
+        </w:tc>
+        <w:tc>
+          <w:tcPr>
+            <w:tcW w:type="dxa" w:w="4106"/>
+            <w:tcBorders>
+              <w:top w:val="single" w:color="C9D4E4" w:sz="4"/>
+              <w:left w:val="single" w:color="C9D4E4" w:sz="4"/>
+              <w:bottom w:val="single" w:color="C9D4E4" w:sz="4"/>
+              <w:right w:val="single" w:color="C9D4E4" w:sz="4"/>
+            </w:tcBorders>
+            <w:shd w:fill="FFFFFF" w:color="auto" w:val="clear"/>
+            <w:tcMar>
+              <w:top w:type="dxa" w:w="40"/>
+              <w:left w:type="dxa" w:w="70"/>
+              <w:bottom w:type="dxa" w:w="40"/>
+              <w:right w:type="dxa" w:w="70"/>
+            </w:tcMar>
+          </w:tcPr>
+          <w:p>
+            <w:pPr>
+              <w:spacing w:after="0" w:line="250"/>
+            </w:pPr>
+            <w:r>
+              <w:rPr>
+                <w:rFonts w:ascii="Malgun Gothic" w:cs="Malgun Gothic" w:eastAsia="Malgun Gothic" w:hAnsi="Malgun Gothic"/>
+                <w:color w:val="1A2233"/>
+                <w:sz w:val="14"/>
+                <w:szCs w:val="14"/>
+              </w:rPr>
+              <w:t xml:space="preserve">⌘Q 또는 Meta-Factory › 종료</w:t>
+            </w:r>
+          </w:p>
+        </w:tc>
+        <w:tc>
+          <w:tcPr>
+            <w:tcW w:type="dxa" w:w="4107"/>
+            <w:tcBorders>
+              <w:top w:val="single" w:color="C9D4E4" w:sz="4"/>
+              <w:left w:val="single" w:color="C9D4E4" w:sz="4"/>
+              <w:bottom w:val="single" w:color="C9D4E4" w:sz="4"/>
+              <w:right w:val="single" w:color="C9D4E4" w:sz="4"/>
+            </w:tcBorders>
+            <w:shd w:fill="FFFFFF" w:color="auto" w:val="clear"/>
+            <w:tcMar>
+              <w:top w:type="dxa" w:w="40"/>
+              <w:left w:type="dxa" w:w="70"/>
+              <w:bottom w:type="dxa" w:w="40"/>
+              <w:right w:type="dxa" w:w="70"/>
+            </w:tcMar>
+          </w:tcPr>
+          <w:p>
+            <w:pPr>
+              <w:spacing w:after="0" w:line="250"/>
+            </w:pPr>
+            <w:r>
+              <w:rPr>
+                <w:rFonts w:ascii="Malgun Gothic" w:cs="Malgun Gothic" w:eastAsia="Malgun Gothic" w:hAnsi="Malgun Gothic"/>
+                <w:color w:val="1A2233"/>
+                <w:sz w:val="14"/>
+                <w:szCs w:val="14"/>
+              </w:rPr>
+              <w:t xml:space="preserve">창 닫기(✕) 또는 파일 › 「종료」</w:t>
+            </w:r>
+          </w:p>
+        </w:tc>
+      </w:tr>
+      <w:tr>
+        <w:trPr>
+          <w:cantSplit/>
+          <w:tblHeader w:val="off"/>
+        </w:trPr>
+        <w:tc>
+          <w:tcPr>
+            <w:tcW w:type="dxa" w:w="1493"/>
+            <w:tcBorders>
+              <w:top w:val="single" w:color="C9D4E4" w:sz="4"/>
+              <w:left w:val="single" w:color="C9D4E4" w:sz="4"/>
+              <w:bottom w:val="single" w:color="C9D4E4" w:sz="4"/>
+              <w:right w:val="single" w:color="C9D4E4" w:sz="4"/>
+            </w:tcBorders>
+            <w:shd w:fill="F4F7FC" w:color="auto" w:val="clear"/>
+            <w:tcMar>
+              <w:top w:type="dxa" w:w="40"/>
+              <w:left w:type="dxa" w:w="70"/>
+              <w:bottom w:type="dxa" w:w="40"/>
+              <w:right w:type="dxa" w:w="70"/>
+            </w:tcMar>
+          </w:tcPr>
+          <w:p>
+            <w:pPr>
+              <w:spacing w:after="0" w:line="250"/>
+            </w:pPr>
+            <w:r>
+              <w:rPr>
+                <w:rFonts w:ascii="Malgun Gothic" w:cs="Malgun Gothic" w:eastAsia="Malgun Gothic" w:hAnsi="Malgun Gothic"/>
+                <w:color w:val="1A2233"/>
+                <w:sz w:val="14"/>
+                <w:szCs w:val="14"/>
+              </w:rPr>
+              <w:t xml:space="preserve">API 키 보관</w:t>
+            </w:r>
+          </w:p>
+        </w:tc>
+        <w:tc>
+          <w:tcPr>
+            <w:tcW w:type="dxa" w:w="4106"/>
+            <w:tcBorders>
+              <w:top w:val="single" w:color="C9D4E4" w:sz="4"/>
+              <w:left w:val="single" w:color="C9D4E4" w:sz="4"/>
+              <w:bottom w:val="single" w:color="C9D4E4" w:sz="4"/>
+              <w:right w:val="single" w:color="C9D4E4" w:sz="4"/>
+            </w:tcBorders>
+            <w:shd w:fill="F4F7FC" w:color="auto" w:val="clear"/>
+            <w:tcMar>
+              <w:top w:type="dxa" w:w="40"/>
+              <w:left w:type="dxa" w:w="70"/>
+              <w:bottom w:type="dxa" w:w="40"/>
+              <w:right w:type="dxa" w:w="70"/>
+            </w:tcMar>
+          </w:tcPr>
+          <w:p>
+            <w:pPr>
+              <w:spacing w:after="0" w:line="250"/>
+            </w:pPr>
+            <w:r>
+              <w:rPr>
+                <w:rFonts w:ascii="Malgun Gothic" w:cs="Malgun Gothic" w:eastAsia="Malgun Gothic" w:hAnsi="Malgun Gothic"/>
+                <w:color w:val="1A2233"/>
+                <w:sz w:val="14"/>
+                <w:szCs w:val="14"/>
+              </w:rPr>
+              <w:t xml:space="preserve">macOS 키체인으로 암호화</w:t>
+            </w:r>
+          </w:p>
+        </w:tc>
+        <w:tc>
+          <w:tcPr>
+            <w:tcW w:type="dxa" w:w="4107"/>
+            <w:tcBorders>
+              <w:top w:val="single" w:color="C9D4E4" w:sz="4"/>
+              <w:left w:val="single" w:color="C9D4E4" w:sz="4"/>
+              <w:bottom w:val="single" w:color="C9D4E4" w:sz="4"/>
+              <w:right w:val="single" w:color="C9D4E4" w:sz="4"/>
+            </w:tcBorders>
+            <w:shd w:fill="F4F7FC" w:color="auto" w:val="clear"/>
+            <w:tcMar>
+              <w:top w:type="dxa" w:w="40"/>
+              <w:left w:type="dxa" w:w="70"/>
+              <w:bottom w:type="dxa" w:w="40"/>
+              <w:right w:type="dxa" w:w="70"/>
+            </w:tcMar>
+          </w:tcPr>
+          <w:p>
+            <w:pPr>
+              <w:spacing w:after="0" w:line="250"/>
+            </w:pPr>
+            <w:r>
+              <w:rPr>
+                <w:rFonts w:ascii="Malgun Gothic" w:cs="Malgun Gothic" w:eastAsia="Malgun Gothic" w:hAnsi="Malgun Gothic"/>
+                <w:color w:val="1A2233"/>
+                <w:sz w:val="14"/>
+                <w:szCs w:val="14"/>
+              </w:rPr>
+              <w:t xml:space="preserve">윈도우 데이터 보호(DPAPI)로 암호화 — 이 PC·이 사용자 계정에서만 풀림</w:t>
+            </w:r>
+          </w:p>
+        </w:tc>
+      </w:tr>
+      <w:tr>
+        <w:trPr>
+          <w:cantSplit/>
+          <w:tblHeader w:val="off"/>
+        </w:trPr>
+        <w:tc>
+          <w:tcPr>
+            <w:tcW w:type="dxa" w:w="1493"/>
+            <w:tcBorders>
+              <w:top w:val="single" w:color="C9D4E4" w:sz="4"/>
+              <w:left w:val="single" w:color="C9D4E4" w:sz="4"/>
+              <w:bottom w:val="single" w:color="C9D4E4" w:sz="4"/>
+              <w:right w:val="single" w:color="C9D4E4" w:sz="4"/>
+            </w:tcBorders>
+            <w:shd w:fill="FFFFFF" w:color="auto" w:val="clear"/>
+            <w:tcMar>
+              <w:top w:type="dxa" w:w="40"/>
+              <w:left w:type="dxa" w:w="70"/>
+              <w:bottom w:type="dxa" w:w="40"/>
+              <w:right w:type="dxa" w:w="70"/>
+            </w:tcMar>
+          </w:tcPr>
+          <w:p>
+            <w:pPr>
+              <w:spacing w:after="0" w:line="250"/>
+            </w:pPr>
+            <w:r>
+              <w:rPr>
+                <w:rFonts w:ascii="Malgun Gothic" w:cs="Malgun Gothic" w:eastAsia="Malgun Gothic" w:hAnsi="Malgun Gothic"/>
+                <w:color w:val="1A2233"/>
+                <w:sz w:val="14"/>
+                <w:szCs w:val="14"/>
+              </w:rPr>
+              <w:t xml:space="preserve">데이터 폴더</w:t>
+            </w:r>
+          </w:p>
+        </w:tc>
+        <w:tc>
+          <w:tcPr>
+            <w:tcW w:type="dxa" w:w="4106"/>
+            <w:tcBorders>
+              <w:top w:val="single" w:color="C9D4E4" w:sz="4"/>
+              <w:left w:val="single" w:color="C9D4E4" w:sz="4"/>
+              <w:bottom w:val="single" w:color="C9D4E4" w:sz="4"/>
+              <w:right w:val="single" w:color="C9D4E4" w:sz="4"/>
+            </w:tcBorders>
+            <w:shd w:fill="FFFFFF" w:color="auto" w:val="clear"/>
+            <w:tcMar>
+              <w:top w:type="dxa" w:w="40"/>
+              <w:left w:type="dxa" w:w="70"/>
+              <w:bottom w:type="dxa" w:w="40"/>
+              <w:right w:type="dxa" w:w="70"/>
+            </w:tcMar>
+          </w:tcPr>
+          <w:p>
+            <w:pPr>
+              <w:spacing w:after="0" w:line="250"/>
+            </w:pPr>
+            <w:r>
+              <w:rPr>
+                <w:rFonts w:ascii="Malgun Gothic" w:cs="Malgun Gothic" w:eastAsia="Malgun Gothic" w:hAnsi="Malgun Gothic"/>
+                <w:color w:val="1B3A73"/>
+                <w:sz w:val="14"/>
+                <w:szCs w:val="14"/>
+              </w:rPr>
+              <w:t xml:space="preserve">~/Library/Application Support/Meta-Factory/data/</w:t>
+            </w:r>
+          </w:p>
+        </w:tc>
+        <w:tc>
+          <w:tcPr>
+            <w:tcW w:type="dxa" w:w="4107"/>
+            <w:tcBorders>
+              <w:top w:val="single" w:color="C9D4E4" w:sz="4"/>
+              <w:left w:val="single" w:color="C9D4E4" w:sz="4"/>
+              <w:bottom w:val="single" w:color="C9D4E4" w:sz="4"/>
+              <w:right w:val="single" w:color="C9D4E4" w:sz="4"/>
+            </w:tcBorders>
+            <w:shd w:fill="FFFFFF" w:color="auto" w:val="clear"/>
+            <w:tcMar>
+              <w:top w:type="dxa" w:w="40"/>
+              <w:left w:type="dxa" w:w="70"/>
+              <w:bottom w:type="dxa" w:w="40"/>
+              <w:right w:type="dxa" w:w="70"/>
+            </w:tcMar>
+          </w:tcPr>
+          <w:p>
+            <w:pPr>
+              <w:spacing w:after="0" w:line="250"/>
+            </w:pPr>
+            <w:r>
+              <w:rPr>
+                <w:rFonts w:ascii="Malgun Gothic" w:cs="Malgun Gothic" w:eastAsia="Malgun Gothic" w:hAnsi="Malgun Gothic"/>
+                <w:color w:val="1B3A73"/>
+                <w:sz w:val="14"/>
+                <w:szCs w:val="14"/>
+              </w:rPr>
+              <w:t xml:space="preserve">%APPDATA%\Meta-Factory\data\</w:t>
+            </w:r>
+          </w:p>
+        </w:tc>
+      </w:tr>
+    </w:tbl>
+    <w:p>
+      <w:pPr>
+        <w:spacing w:after="120"/>
+      </w:pPr>
+    </w:p>
+    <w:p>
+      <w:pPr>
+        <w:spacing w:after="80" w:line="260"/>
+      </w:pPr>
+      <w:r>
+        <w:rPr>
+          <w:rFonts w:ascii="Malgun Gothic" w:cs="Malgun Gothic" w:eastAsia="Malgun Gothic" w:hAnsi="Malgun Gothic"/>
+          <w:color w:val="5A6478"/>
+          <w:sz w:val="14"/>
+          <w:szCs w:val="14"/>
+        </w:rPr>
+        <w:t xml:space="preserve">※ 화면 기능·조작(2~6장)은 맥 앱과 같음. 이 문서의 ⌘, 는 윈도우에서 Ctrl+, 로 읽음.</w:t>
+      </w:r>
+    </w:p>
+    <w:p>
+      <w:pPr>
+        <w:spacing w:after="100" w:line="290"/>
+      </w:pPr>
+      <w:r>
+        <w:rPr>
+          <w:rFonts w:ascii="Malgun Gothic" w:cs="Malgun Gothic" w:eastAsia="Malgun Gothic" w:hAnsi="Malgun Gothic"/>
+          <w:b/>
+          <w:bCs/>
+          <w:color w:val="10214B"/>
+          <w:sz w:val="16"/>
+          <w:szCs w:val="16"/>
+        </w:rPr>
+        <w:t xml:space="preserve">(6) 업데이트·제거</w:t>
+      </w:r>
+    </w:p>
+    <w:p>
+      <w:pPr>
+        <w:pStyle w:val="ListParagraph"/>
+        <w:numPr>
+          <w:ilvl w:val="0"/>
+          <w:numId w:val="2"/>
+        </w:numPr>
+        <w:spacing w:after="60" w:line="280"/>
+      </w:pPr>
+      <w:r>
+        <w:rPr>
+          <w:rFonts w:ascii="Malgun Gothic" w:cs="Malgun Gothic" w:eastAsia="Malgun Gothic" w:hAnsi="Malgun Gothic"/>
+          <w:b/>
+          <w:bCs/>
+          <w:color w:val="10214B"/>
+          <w:sz w:val="16"/>
+          <w:szCs w:val="16"/>
+        </w:rPr>
+        <w:t xml:space="preserve">업데이트</w:t>
+      </w:r>
+      <w:r>
+        <w:rPr>
+          <w:rFonts w:ascii="Malgun Gothic" w:cs="Malgun Gothic" w:eastAsia="Malgun Gothic" w:hAnsi="Malgun Gothic"/>
+          <w:color w:val="1A2233"/>
+          <w:sz w:val="16"/>
+          <w:szCs w:val="16"/>
+        </w:rPr>
+        <w:t xml:space="preserve">: 앱을 종료한 뒤 기존 </w:t>
       </w:r>
       <w:r>
         <w:rPr>
@@ -2372,7 +4421,7 @@
           <w:sz w:val="16"/>
           <w:szCs w:val="16"/>
         </w:rPr>
-        <w:t xml:space="preserve">.env</w:t>
+        <w:t xml:space="preserve">Meta-Factory-win32-x64</w:t>
       </w:r>
       <w:r>
         <w:rPr>
@@ -2381,7 +4430,7 @@
           <w:sz w:val="16"/>
           <w:szCs w:val="16"/>
         </w:rPr>
-        <w:t xml:space="preserve"> 로 복사하고 </w:t>
+        <w:t xml:space="preserve"> 폴더를 새 폴더로 통째로 바꿈. 데이터(</w:t>
       </w:r>
       <w:r>
         <w:rPr>
@@ -2390,7 +4439,7 @@
           <w:sz w:val="16"/>
           <w:szCs w:val="16"/>
         </w:rPr>
-        <w:t xml:space="preserve">ANTHROPIC_API_KEY=sk-ant-...</w:t>
+        <w:t xml:space="preserve">%APPDATA%\Meta-Factory</w:t>
       </w:r>
       <w:r>
         <w:rPr>
@@ -2399,8 +4448,107 @@
           <w:sz w:val="16"/>
           <w:szCs w:val="16"/>
         </w:rPr>
-        <w:t xml:space="preserve"> 를 넣음. 키가 없으면 「ANTHROPIC_API_KEY 없음 — 규칙 기반 에이전트만 사용 가능」이 콘솔에 표시되고 나머지 기능은 그대로 동작함.</w:t>
-      </w:r>
+        <w:t xml:space="preserve">)와 저장한 API 키는 그대로 남음. 폴더 위치가 바뀌면 첫 실행 경고가 다시 뜰 수 있음.</w:t>
+      </w:r>
+    </w:p>
+    <w:p>
+      <w:pPr>
+        <w:pStyle w:val="ListParagraph"/>
+        <w:numPr>
+          <w:ilvl w:val="0"/>
+          <w:numId w:val="2"/>
+        </w:numPr>
+        <w:spacing w:after="60" w:line="280"/>
+      </w:pPr>
+      <w:r>
+        <w:rPr>
+          <w:rFonts w:ascii="Malgun Gothic" w:cs="Malgun Gothic" w:eastAsia="Malgun Gothic" w:hAnsi="Malgun Gothic"/>
+          <w:b/>
+          <w:bCs/>
+          <w:color w:val="10214B"/>
+          <w:sz w:val="16"/>
+          <w:szCs w:val="16"/>
+        </w:rPr>
+        <w:t xml:space="preserve">제거</w:t>
+      </w:r>
+      <w:r>
+        <w:rPr>
+          <w:rFonts w:ascii="Malgun Gothic" w:cs="Malgun Gothic" w:eastAsia="Malgun Gothic" w:hAnsi="Malgun Gothic"/>
+          <w:color w:val="1A2233"/>
+          <w:sz w:val="16"/>
+          <w:szCs w:val="16"/>
+        </w:rPr>
+        <w:t xml:space="preserve">: 앱 폴더를 지움. 녹화·에피소드·센서 DB·API 키까지 지우려면 탐색기 주소창에 </w:t>
+      </w:r>
+      <w:r>
+        <w:rPr>
+          <w:rFonts w:ascii="Malgun Gothic" w:cs="Malgun Gothic" w:eastAsia="Malgun Gothic" w:hAnsi="Malgun Gothic"/>
+          <w:color w:val="1B3A73"/>
+          <w:sz w:val="16"/>
+          <w:szCs w:val="16"/>
+        </w:rPr>
+        <w:t xml:space="preserve">%APPDATA%\Meta-Factory</w:t>
+      </w:r>
+      <w:r>
+        <w:rPr>
+          <w:rFonts w:ascii="Malgun Gothic" w:cs="Malgun Gothic" w:eastAsia="Malgun Gothic" w:hAnsi="Malgun Gothic"/>
+          <w:color w:val="1A2233"/>
+          <w:sz w:val="16"/>
+          <w:szCs w:val="16"/>
+        </w:rPr>
+        <w:t xml:space="preserve"> 를 입력해 그 폴더도 지움.</w:t>
+      </w:r>
+    </w:p>
+    <w:p>
+      <w:pPr>
+        <w:spacing w:after="100" w:line="290"/>
+      </w:pPr>
+      <w:r>
+        <w:rPr>
+          <w:rFonts w:ascii="Malgun Gothic" w:cs="Malgun Gothic" w:eastAsia="Malgun Gothic" w:hAnsi="Malgun Gothic"/>
+          <w:b/>
+          <w:bCs/>
+          <w:color w:val="10214B"/>
+          <w:sz w:val="16"/>
+          <w:szCs w:val="16"/>
+        </w:rPr>
+        <w:t xml:space="preserve">(7) 직접 빌드하기 (개발자)</w:t>
+      </w:r>
+    </w:p>
+    <w:p>
+      <w:pPr>
+        <w:shd w:fill="F4F7FC" w:color="auto" w:val="clear"/>
+        <w:spacing w:after="0" w:line="240"/>
+      </w:pPr>
+      <w:r>
+        <w:rPr>
+          <w:rFonts w:ascii="Consolas" w:cs="Consolas" w:eastAsia="Consolas" w:hAnsi="Consolas"/>
+          <w:color w:val="1B3A73"/>
+          <w:sz w:val="15"/>
+          <w:szCs w:val="15"/>
+        </w:rPr>
+        <w:t xml:space="preserve">npm install</w:t>
+      </w:r>
+    </w:p>
+    <w:p>
+      <w:pPr>
+        <w:shd w:fill="F4F7FC" w:color="auto" w:val="clear"/>
+        <w:spacing w:after="0" w:line="240"/>
+      </w:pPr>
+      <w:r>
+        <w:rPr>
+          <w:rFonts w:ascii="Consolas" w:cs="Consolas" w:eastAsia="Consolas" w:hAnsi="Consolas"/>
+          <w:color w:val="1B3A73"/>
+          <w:sz w:val="15"/>
+          <w:szCs w:val="15"/>
+        </w:rPr>
+        <w:t xml:space="preserve">npm run package:win    # → dist/Meta-Factory-win32-x64/Meta-Factory.exe  (맥에서도 빌드 가능)</w:t>
+      </w:r>
+    </w:p>
+    <w:p>
+      <w:pPr>
+        <w:spacing w:after="120"/>
+      </w:pPr>
     </w:p>
     <w:p>
       <w:pPr>
@@ -2417,7 +4565,161 @@
           <w:sz w:val="18"/>
           <w:szCs w:val="18"/>
         </w:rPr>
-        <w:t xml:space="preserve">1.4 Agent API 키 설정 (맥 앱)</w:t>
+        <w:t xml:space="preserve">1.4 브라우저 실행 (`npm start`)</w:t>
+      </w:r>
+    </w:p>
+    <w:p>
+      <w:pPr>
+        <w:shd w:fill="F4F7FC" w:color="auto" w:val="clear"/>
+        <w:spacing w:after="0" w:line="240"/>
+      </w:pPr>
+      <w:r>
+        <w:rPr>
+          <w:rFonts w:ascii="Consolas" w:cs="Consolas" w:eastAsia="Consolas" w:hAnsi="Consolas"/>
+          <w:color w:val="1B3A73"/>
+          <w:sz w:val="15"/>
+          <w:szCs w:val="15"/>
+        </w:rPr>
+        <w:t xml:space="preserve">npm install</w:t>
+      </w:r>
+    </w:p>
+    <w:p>
+      <w:pPr>
+        <w:shd w:fill="F4F7FC" w:color="auto" w:val="clear"/>
+        <w:spacing w:after="0" w:line="240"/>
+      </w:pPr>
+      <w:r>
+        <w:rPr>
+          <w:rFonts w:ascii="Consolas" w:cs="Consolas" w:eastAsia="Consolas" w:hAnsi="Consolas"/>
+          <w:color w:val="1B3A73"/>
+          <w:sz w:val="15"/>
+          <w:szCs w:val="15"/>
+        </w:rPr>
+        <w:t xml:space="preserve">npm start          # → http://localhost:8780  (포트 변경: PORT=9000 npm start)</w:t>
+      </w:r>
+    </w:p>
+    <w:p>
+      <w:pPr>
+        <w:spacing w:after="120"/>
+      </w:pPr>
+    </w:p>
+    <w:p>
+      <w:pPr>
+        <w:pStyle w:val="ListParagraph"/>
+        <w:numPr>
+          <w:ilvl w:val="0"/>
+          <w:numId w:val="2"/>
+        </w:numPr>
+        <w:spacing w:after="60" w:line="280"/>
+      </w:pPr>
+      <w:r>
+        <w:rPr>
+          <w:rFonts w:ascii="Malgun Gothic" w:cs="Malgun Gothic" w:eastAsia="Malgun Gothic" w:hAnsi="Malgun Gothic"/>
+          <w:color w:val="1B3A73"/>
+          <w:sz w:val="16"/>
+          <w:szCs w:val="16"/>
+        </w:rPr>
+        <w:t xml:space="preserve">index.html</w:t>
+      </w:r>
+      <w:r>
+        <w:rPr>
+          <w:rFonts w:ascii="Malgun Gothic" w:cs="Malgun Gothic" w:eastAsia="Malgun Gothic" w:hAnsi="Malgun Gothic"/>
+          <w:color w:val="1A2233"/>
+          <w:sz w:val="16"/>
+          <w:szCs w:val="16"/>
+        </w:rPr>
+        <w:t xml:space="preserve"> 파일을 직접 열면 동작하지 않음(ES 모듈). 반드시 서버 주소로 접속함.</w:t>
+      </w:r>
+    </w:p>
+    <w:p>
+      <w:pPr>
+        <w:pStyle w:val="ListParagraph"/>
+        <w:numPr>
+          <w:ilvl w:val="0"/>
+          <w:numId w:val="2"/>
+        </w:numPr>
+        <w:spacing w:after="60" w:line="280"/>
+      </w:pPr>
+      <w:r>
+        <w:rPr>
+          <w:rFonts w:ascii="Malgun Gothic" w:cs="Malgun Gothic" w:eastAsia="Malgun Gothic" w:hAnsi="Malgun Gothic"/>
+          <w:color w:val="1A2233"/>
+          <w:sz w:val="16"/>
+          <w:szCs w:val="16"/>
+        </w:rPr>
+        <w:t xml:space="preserve">Claude Agent를 쓰려면 </w:t>
+      </w:r>
+      <w:r>
+        <w:rPr>
+          <w:rFonts w:ascii="Malgun Gothic" w:cs="Malgun Gothic" w:eastAsia="Malgun Gothic" w:hAnsi="Malgun Gothic"/>
+          <w:color w:val="1B3A73"/>
+          <w:sz w:val="16"/>
+          <w:szCs w:val="16"/>
+        </w:rPr>
+        <w:t xml:space="preserve">.env.example</w:t>
+      </w:r>
+      <w:r>
+        <w:rPr>
+          <w:rFonts w:ascii="Malgun Gothic" w:cs="Malgun Gothic" w:eastAsia="Malgun Gothic" w:hAnsi="Malgun Gothic"/>
+          <w:color w:val="1A2233"/>
+          <w:sz w:val="16"/>
+          <w:szCs w:val="16"/>
+        </w:rPr>
+        <w:t xml:space="preserve"> 을 </w:t>
+      </w:r>
+      <w:r>
+        <w:rPr>
+          <w:rFonts w:ascii="Malgun Gothic" w:cs="Malgun Gothic" w:eastAsia="Malgun Gothic" w:hAnsi="Malgun Gothic"/>
+          <w:color w:val="1B3A73"/>
+          <w:sz w:val="16"/>
+          <w:szCs w:val="16"/>
+        </w:rPr>
+        <w:t xml:space="preserve">.env</w:t>
+      </w:r>
+      <w:r>
+        <w:rPr>
+          <w:rFonts w:ascii="Malgun Gothic" w:cs="Malgun Gothic" w:eastAsia="Malgun Gothic" w:hAnsi="Malgun Gothic"/>
+          <w:color w:val="1A2233"/>
+          <w:sz w:val="16"/>
+          <w:szCs w:val="16"/>
+        </w:rPr>
+        <w:t xml:space="preserve"> 로 복사하고 </w:t>
+      </w:r>
+      <w:r>
+        <w:rPr>
+          <w:rFonts w:ascii="Malgun Gothic" w:cs="Malgun Gothic" w:eastAsia="Malgun Gothic" w:hAnsi="Malgun Gothic"/>
+          <w:color w:val="1B3A73"/>
+          <w:sz w:val="16"/>
+          <w:szCs w:val="16"/>
+        </w:rPr>
+        <w:t xml:space="preserve">ANTHROPIC_API_KEY=sk-ant-...</w:t>
+      </w:r>
+      <w:r>
+        <w:rPr>
+          <w:rFonts w:ascii="Malgun Gothic" w:cs="Malgun Gothic" w:eastAsia="Malgun Gothic" w:hAnsi="Malgun Gothic"/>
+          <w:color w:val="1A2233"/>
+          <w:sz w:val="16"/>
+          <w:szCs w:val="16"/>
+        </w:rPr>
+        <w:t xml:space="preserve"> 를 넣음. 키가 없으면 「ANTHROPIC_API_KEY 없음 — 규칙 기반 에이전트만 사용 가능」이 콘솔에 표시되고 나머지 기능은 그대로 동작함.</w:t>
+      </w:r>
+    </w:p>
+    <w:p>
+      <w:pPr>
+        <w:pStyle w:val="Heading2"/>
+        <w:keepNext/>
+        <w:spacing w:after="100" w:before="200"/>
+      </w:pPr>
+      <w:r>
+        <w:rPr>
+          <w:rFonts w:ascii="Malgun Gothic" w:cs="Malgun Gothic" w:eastAsia="Malgun Gothic" w:hAnsi="Malgun Gothic"/>
+          <w:b/>
+          <w:bCs/>
+          <w:color w:val="1B3A73"/>
+          <w:sz w:val="18"/>
+          <w:szCs w:val="18"/>
+        </w:rPr>
+        <w:t xml:space="preserve">1.5 Agent API 키 설정 (맥·윈도우 앱)</w:t>
       </w:r>
     </w:p>
     <w:p>
@@ -2515,7 +4817,27 @@
           <w:sz w:val="16"/>
           <w:szCs w:val="16"/>
         </w:rPr>
-        <w:t xml:space="preserve"> 를 누름 (메뉴 Meta-Factory › 「Agent API 키 설정…」도 같음).</w:t>
+        <w:t xml:space="preserve">(맥) / </w:t>
+      </w:r>
+      <w:r>
+        <w:rPr>
+          <w:rFonts w:ascii="Malgun Gothic" w:cs="Malgun Gothic" w:eastAsia="Malgun Gothic" w:hAnsi="Malgun Gothic"/>
+          <w:b/>
+          <w:bCs/>
+          <w:color w:val="10214B"/>
+          <w:sz w:val="16"/>
+          <w:szCs w:val="16"/>
+        </w:rPr>
+        <w:t xml:space="preserve">Ctrl+,</w:t>
+      </w:r>
+      <w:r>
+        <w:rPr>
+          <w:rFonts w:ascii="Malgun Gothic" w:cs="Malgun Gothic" w:eastAsia="Malgun Gothic" w:hAnsi="Malgun Gothic"/>
+          <w:color w:val="1A2233"/>
+          <w:sz w:val="16"/>
+          <w:szCs w:val="16"/>
+        </w:rPr>
+        <w:t xml:space="preserve">(윈도우)를 누름 (메뉴 Meta-Factory › 또는 파일 › 「Agent API 키 설정…」도 같음).</w:t>
       </w:r>
     </w:p>
     <w:p>
@@ -2573,7 +4895,7 @@
           <w:sz w:val="16"/>
           <w:szCs w:val="16"/>
         </w:rPr>
-        <w:t xml:space="preserve"> 키는 macOS 키체인으로 암호화되어 이 Mac에만 저장되고, 화면(렌더러)으로는 전달되지 않음. 지우려면 「저장된 키 삭제」를 누름.</w:t>
+        <w:t xml:space="preserve"> 키는 맥에서는 macOS 키체인, 윈도우에서는 윈도우 데이터 보호(DPAPI)로 암호화되어 이 컴퓨터에만 저장되고, 화면(렌더러)으로는 전달되지 않음. 지우려면 「저장된 키 삭제」를 누름. 저장 상태는 맥 「키 설정됨 (키체인에 저장)」, 윈도우 「키 설정됨 (PC에 암호화 저장)」으로 표시됨.</w:t>
       </w:r>
     </w:p>
     <w:p>
@@ -3896,7 +6218,7 @@
                 <w:sz w:val="14"/>
                 <w:szCs w:val="14"/>
               </w:rPr>
-              <w:t xml:space="preserve">Agent API 키 설정 (맥 앱에서만 보임)</w:t>
+              <w:t xml:space="preserve">Agent API 키 설정 (맥·윈도우 앱에서만 보임)</w:t>
             </w:r>
           </w:p>
         </w:tc>
@@ -6723,8 +9045,8 @@
         </w:tblBorders>
       </w:tblPr>
       <w:tblGrid>
-        <w:gridCol w:w="1797"/>
-        <w:gridCol w:w="7909"/>
+        <w:gridCol w:w="3605"/>
+        <w:gridCol w:w="6101"/>
       </w:tblGrid>
       <w:tr>
         <w:trPr>
@@ -6733,7 +9055,7 @@
         </w:trPr>
         <w:tc>
           <w:tcPr>
-            <w:tcW w:type="dxa" w:w="1797"/>
+            <w:tcW w:type="dxa" w:w="3605"/>
             <w:tcBorders>
               <w:top w:val="single" w:color="C9D4E4" w:sz="4"/>
               <w:left w:val="single" w:color="C9D4E4" w:sz="4"/>
@@ -6768,7 +9090,7 @@
         </w:tc>
         <w:tc>
           <w:tcPr>
-            <w:tcW w:type="dxa" w:w="7909"/>
+            <w:tcW w:type="dxa" w:w="6101"/>
             <w:tcBorders>
               <w:top w:val="single" w:color="C9D4E4" w:sz="4"/>
               <w:left w:val="single" w:color="C9D4E4" w:sz="4"/>
@@ -6809,7 +9131,7 @@
         </w:trPr>
         <w:tc>
           <w:tcPr>
-            <w:tcW w:type="dxa" w:w="1797"/>
+            <w:tcW w:type="dxa" w:w="3605"/>
             <w:tcBorders>
               <w:top w:val="single" w:color="C9D4E4" w:sz="4"/>
               <w:left w:val="single" w:color="C9D4E4" w:sz="4"/>
@@ -6859,7 +9181,7 @@
         </w:tc>
         <w:tc>
           <w:tcPr>
-            <w:tcW w:type="dxa" w:w="7909"/>
+            <w:tcW w:type="dxa" w:w="6101"/>
             <w:tcBorders>
               <w:top w:val="single" w:color="C9D4E4" w:sz="4"/>
               <w:left w:val="single" w:color="C9D4E4" w:sz="4"/>
@@ -6897,7 +9219,7 @@
         </w:trPr>
         <w:tc>
           <w:tcPr>
-            <w:tcW w:type="dxa" w:w="1797"/>
+            <w:tcW w:type="dxa" w:w="3605"/>
             <w:tcBorders>
               <w:top w:val="single" w:color="C9D4E4" w:sz="4"/>
               <w:left w:val="single" w:color="C9D4E4" w:sz="4"/>
@@ -6929,7 +9251,7 @@
         </w:tc>
         <w:tc>
           <w:tcPr>
-            <w:tcW w:type="dxa" w:w="7909"/>
+            <w:tcW w:type="dxa" w:w="6101"/>
             <w:tcBorders>
               <w:top w:val="single" w:color="C9D4E4" w:sz="4"/>
               <w:left w:val="single" w:color="C9D4E4" w:sz="4"/>
@@ -6967,7 +9289,7 @@
         </w:trPr>
         <w:tc>
           <w:tcPr>
-            <w:tcW w:type="dxa" w:w="1797"/>
+            <w:tcW w:type="dxa" w:w="3605"/>
             <w:tcBorders>
               <w:top w:val="single" w:color="C9D4E4" w:sz="4"/>
               <w:left w:val="single" w:color="C9D4E4" w:sz="4"/>
@@ -6993,13 +9315,13 @@
                 <w:sz w:val="14"/>
                 <w:szCs w:val="14"/>
               </w:rPr>
-              <w:t xml:space="preserve">⌘,</w:t>
-            </w:r>
-          </w:p>
-        </w:tc>
-        <w:tc>
-          <w:tcPr>
-            <w:tcW w:type="dxa" w:w="7909"/>
+              <w:t xml:space="preserve">⌘, (맥) · Ctrl+, (윈도우)</w:t>
+            </w:r>
+          </w:p>
+        </w:tc>
+        <w:tc>
+          <w:tcPr>
+            <w:tcW w:type="dxa" w:w="6101"/>
             <w:tcBorders>
               <w:top w:val="single" w:color="C9D4E4" w:sz="4"/>
               <w:left w:val="single" w:color="C9D4E4" w:sz="4"/>
@@ -7025,7 +9347,7 @@
                 <w:sz w:val="14"/>
                 <w:szCs w:val="14"/>
               </w:rPr>
-              <w:t xml:space="preserve">Agent API 키 설정 (맥 앱)</w:t>
+              <w:t xml:space="preserve">Agent API 키 설정 (맥·윈도우 앱)</w:t>
             </w:r>
           </w:p>
         </w:tc>
@@ -9507,7 +11829,7 @@
           <w:sz w:val="16"/>
           <w:szCs w:val="16"/>
         </w:rPr>
-        <w:t xml:space="preserve"> 직접 편집만 가능함. 맥 앱에서는 「⚙ Agent API 키 설정 열기 (⌘,)」 버튼이 함께 나옴.</w:t>
+        <w:t xml:space="preserve"> 직접 편집만 가능함. 맥·윈도우 앱에서는 「⚙ Agent API 키 설정 열기 (⌘,)」(윈도우는 Ctrl+,) 버튼이 함께 나옴.</w:t>
       </w:r>
     </w:p>
     <w:p>
@@ -14428,7 +16750,7 @@
           <w:sz w:val="14"/>
           <w:szCs w:val="14"/>
         </w:rPr>
-        <w:t xml:space="preserve">※ 공유 페이지에서는 브라우저 보안 정책으로 내려받기가 막혀 있음 — 맥 앱이나 </w:t>
+        <w:t xml:space="preserve">※ 공유 페이지에서는 브라우저 보안 정책으로 내려받기가 막혀 있음 — 맥·윈도우 앱이나 </w:t>
       </w:r>
       <w:r>
         <w:rPr>
@@ -14501,9 +16823,9 @@
         </w:tblBorders>
       </w:tblPr>
       <w:tblGrid>
-        <w:gridCol w:w="2004"/>
-        <w:gridCol w:w="3059"/>
-        <w:gridCol w:w="4643"/>
+        <w:gridCol w:w="2247"/>
+        <w:gridCol w:w="2962"/>
+        <w:gridCol w:w="4497"/>
       </w:tblGrid>
       <w:tr>
         <w:trPr>
@@ -14512,7 +16834,7 @@
         </w:trPr>
         <w:tc>
           <w:tcPr>
-            <w:tcW w:type="dxa" w:w="2004"/>
+            <w:tcW w:type="dxa" w:w="2247"/>
             <w:tcBorders>
               <w:top w:val="single" w:color="C9D4E4" w:sz="4"/>
               <w:left w:val="single" w:color="C9D4E4" w:sz="4"/>
@@ -14547,7 +16869,7 @@
         </w:tc>
         <w:tc>
           <w:tcPr>
-            <w:tcW w:type="dxa" w:w="3059"/>
+            <w:tcW w:type="dxa" w:w="2962"/>
             <w:tcBorders>
               <w:top w:val="single" w:color="C9D4E4" w:sz="4"/>
               <w:left w:val="single" w:color="C9D4E4" w:sz="4"/>
@@ -14582,7 +16904,7 @@
         </w:tc>
         <w:tc>
           <w:tcPr>
-            <w:tcW w:type="dxa" w:w="4643"/>
+            <w:tcW w:type="dxa" w:w="4497"/>
             <w:tcBorders>
               <w:top w:val="single" w:color="C9D4E4" w:sz="4"/>
               <w:left w:val="single" w:color="C9D4E4" w:sz="4"/>
@@ -14623,7 +16945,7 @@
         </w:trPr>
         <w:tc>
           <w:tcPr>
-            <w:tcW w:type="dxa" w:w="2004"/>
+            <w:tcW w:type="dxa" w:w="2247"/>
             <w:tcBorders>
               <w:top w:val="single" w:color="C9D4E4" w:sz="4"/>
               <w:left w:val="single" w:color="C9D4E4" w:sz="4"/>
@@ -14649,13 +16971,13 @@
                 <w:sz w:val="14"/>
                 <w:szCs w:val="14"/>
               </w:rPr>
-              <w:t xml:space="preserve">앱 서버 (맥 앱)</w:t>
-            </w:r>
-          </w:p>
-        </w:tc>
-        <w:tc>
-          <w:tcPr>
-            <w:tcW w:type="dxa" w:w="3059"/>
+              <w:t xml:space="preserve">앱 서버 (맥·윈도우 앱)</w:t>
+            </w:r>
+          </w:p>
+        </w:tc>
+        <w:tc>
+          <w:tcPr>
+            <w:tcW w:type="dxa" w:w="2962"/>
             <w:tcBorders>
               <w:top w:val="single" w:color="C9D4E4" w:sz="4"/>
               <w:left w:val="single" w:color="C9D4E4" w:sz="4"/>
@@ -14687,7 +17009,7 @@
         </w:tc>
         <w:tc>
           <w:tcPr>
-            <w:tcW w:type="dxa" w:w="4643"/>
+            <w:tcW w:type="dxa" w:w="4497"/>
             <w:tcBorders>
               <w:top w:val="single" w:color="C9D4E4" w:sz="4"/>
               <w:left w:val="single" w:color="C9D4E4" w:sz="4"/>
@@ -14725,7 +17047,7 @@
         </w:trPr>
         <w:tc>
           <w:tcPr>
-            <w:tcW w:type="dxa" w:w="2004"/>
+            <w:tcW w:type="dxa" w:w="2247"/>
             <w:tcBorders>
               <w:top w:val="single" w:color="C9D4E4" w:sz="4"/>
               <w:left w:val="single" w:color="C9D4E4" w:sz="4"/>
@@ -14775,7 +17097,7 @@
         </w:tc>
         <w:tc>
           <w:tcPr>
-            <w:tcW w:type="dxa" w:w="3059"/>
+            <w:tcW w:type="dxa" w:w="2962"/>
             <w:tcBorders>
               <w:top w:val="single" w:color="C9D4E4" w:sz="4"/>
               <w:left w:val="single" w:color="C9D4E4" w:sz="4"/>
@@ -14807,7 +17129,7 @@
         </w:tc>
         <w:tc>
           <w:tcPr>
-            <w:tcW w:type="dxa" w:w="4643"/>
+            <w:tcW w:type="dxa" w:w="4497"/>
             <w:tcBorders>
               <w:top w:val="single" w:color="C9D4E4" w:sz="4"/>
               <w:left w:val="single" w:color="C9D4E4" w:sz="4"/>
@@ -14854,7 +17176,7 @@
         </w:trPr>
         <w:tc>
           <w:tcPr>
-            <w:tcW w:type="dxa" w:w="2004"/>
+            <w:tcW w:type="dxa" w:w="2247"/>
             <w:tcBorders>
               <w:top w:val="single" w:color="C9D4E4" w:sz="4"/>
               <w:left w:val="single" w:color="C9D4E4" w:sz="4"/>
@@ -14886,7 +17208,7 @@
         </w:tc>
         <w:tc>
           <w:tcPr>
-            <w:tcW w:type="dxa" w:w="3059"/>
+            <w:tcW w:type="dxa" w:w="2962"/>
             <w:tcBorders>
               <w:top w:val="single" w:color="C9D4E4" w:sz="4"/>
               <w:left w:val="single" w:color="C9D4E4" w:sz="4"/>
@@ -14918,7 +17240,7 @@
         </w:tc>
         <w:tc>
           <w:tcPr>
-            <w:tcW w:type="dxa" w:w="4643"/>
+            <w:tcW w:type="dxa" w:w="4497"/>
             <w:tcBorders>
               <w:top w:val="single" w:color="C9D4E4" w:sz="4"/>
               <w:left w:val="single" w:color="C9D4E4" w:sz="4"/>
@@ -15010,7 +17332,7 @@
         </w:trPr>
         <w:tc>
           <w:tcPr>
-            <w:tcW w:type="dxa" w:w="2004"/>
+            <w:tcW w:type="dxa" w:w="2247"/>
             <w:tcBorders>
               <w:top w:val="single" w:color="C9D4E4" w:sz="4"/>
               <w:left w:val="single" w:color="C9D4E4" w:sz="4"/>
@@ -15042,7 +17364,7 @@
         </w:tc>
         <w:tc>
           <w:tcPr>
-            <w:tcW w:type="dxa" w:w="3059"/>
+            <w:tcW w:type="dxa" w:w="2962"/>
             <w:tcBorders>
               <w:top w:val="single" w:color="C9D4E4" w:sz="4"/>
               <w:left w:val="single" w:color="C9D4E4" w:sz="4"/>
@@ -15074,7 +17396,7 @@
         </w:tc>
         <w:tc>
           <w:tcPr>
-            <w:tcW w:type="dxa" w:w="4643"/>
+            <w:tcW w:type="dxa" w:w="4497"/>
             <w:tcBorders>
               <w:top w:val="single" w:color="C9D4E4" w:sz="4"/>
               <w:left w:val="single" w:color="C9D4E4" w:sz="4"/>
@@ -15112,7 +17434,7 @@
         </w:trPr>
         <w:tc>
           <w:tcPr>
-            <w:tcW w:type="dxa" w:w="2004"/>
+            <w:tcW w:type="dxa" w:w="2247"/>
             <w:tcBorders>
               <w:top w:val="single" w:color="C9D4E4" w:sz="4"/>
               <w:left w:val="single" w:color="C9D4E4" w:sz="4"/>
@@ -15144,7 +17466,7 @@
         </w:tc>
         <w:tc>
           <w:tcPr>
-            <w:tcW w:type="dxa" w:w="3059"/>
+            <w:tcW w:type="dxa" w:w="2962"/>
             <w:tcBorders>
               <w:top w:val="single" w:color="C9D4E4" w:sz="4"/>
               <w:left w:val="single" w:color="C9D4E4" w:sz="4"/>
@@ -15176,7 +17498,7 @@
         </w:tc>
         <w:tc>
           <w:tcPr>
-            <w:tcW w:type="dxa" w:w="4643"/>
+            <w:tcW w:type="dxa" w:w="4497"/>
             <w:tcBorders>
               <w:top w:val="single" w:color="C9D4E4" w:sz="4"/>
               <w:left w:val="single" w:color="C9D4E4" w:sz="4"/>
@@ -15422,10 +17744,107 @@
             <w:r>
               <w:rPr>
                 <w:rFonts w:ascii="Malgun Gothic" w:cs="Malgun Gothic" w:eastAsia="Malgun Gothic" w:hAnsi="Malgun Gothic"/>
+                <w:color w:val="1A2233"/>
+                <w:sz w:val="14"/>
+                <w:szCs w:val="14"/>
+              </w:rPr>
+              <w:t xml:space="preserve">윈도우 앱</w:t>
+            </w:r>
+          </w:p>
+        </w:tc>
+        <w:tc>
+          <w:tcPr>
+            <w:tcW w:type="dxa" w:w="7909"/>
+            <w:tcBorders>
+              <w:top w:val="single" w:color="C9D4E4" w:sz="4"/>
+              <w:left w:val="single" w:color="C9D4E4" w:sz="4"/>
+              <w:bottom w:val="single" w:color="C9D4E4" w:sz="4"/>
+              <w:right w:val="single" w:color="C9D4E4" w:sz="4"/>
+            </w:tcBorders>
+            <w:shd w:fill="F4F7FC" w:color="auto" w:val="clear"/>
+            <w:tcMar>
+              <w:top w:type="dxa" w:w="40"/>
+              <w:left w:type="dxa" w:w="70"/>
+              <w:bottom w:type="dxa" w:w="40"/>
+              <w:right w:type="dxa" w:w="70"/>
+            </w:tcMar>
+          </w:tcPr>
+          <w:p>
+            <w:pPr>
+              <w:spacing w:after="0" w:line="250"/>
+            </w:pPr>
+            <w:r>
+              <w:rPr>
+                <w:rFonts w:ascii="Malgun Gothic" w:cs="Malgun Gothic" w:eastAsia="Malgun Gothic" w:hAnsi="Malgun Gothic"/>
                 <w:color w:val="1B3A73"/>
                 <w:sz w:val="14"/>
                 <w:szCs w:val="14"/>
               </w:rPr>
+              <w:t xml:space="preserve">%APPDATA%\Meta-Factory\data\</w:t>
+            </w:r>
+            <w:r>
+              <w:rPr>
+                <w:rFonts w:ascii="Malgun Gothic" w:cs="Malgun Gothic" w:eastAsia="Malgun Gothic" w:hAnsi="Malgun Gothic"/>
+                <w:color w:val="1A2233"/>
+                <w:sz w:val="14"/>
+                <w:szCs w:val="14"/>
+              </w:rPr>
+              <w:t xml:space="preserve"> (보통 </w:t>
+            </w:r>
+            <w:r>
+              <w:rPr>
+                <w:rFonts w:ascii="Malgun Gothic" w:cs="Malgun Gothic" w:eastAsia="Malgun Gothic" w:hAnsi="Malgun Gothic"/>
+                <w:color w:val="1B3A73"/>
+                <w:sz w:val="14"/>
+                <w:szCs w:val="14"/>
+              </w:rPr>
+              <w:t xml:space="preserve">C:\Users\&lt;사용자&gt;\AppData\Roaming\Meta-Factory\data\</w:t>
+            </w:r>
+            <w:r>
+              <w:rPr>
+                <w:rFonts w:ascii="Malgun Gothic" w:cs="Malgun Gothic" w:eastAsia="Malgun Gothic" w:hAnsi="Malgun Gothic"/>
+                <w:color w:val="1A2233"/>
+                <w:sz w:val="14"/>
+                <w:szCs w:val="14"/>
+              </w:rPr>
+              <w:t xml:space="preserve">)</w:t>
+            </w:r>
+          </w:p>
+        </w:tc>
+      </w:tr>
+      <w:tr>
+        <w:trPr>
+          <w:cantSplit/>
+          <w:tblHeader w:val="off"/>
+        </w:trPr>
+        <w:tc>
+          <w:tcPr>
+            <w:tcW w:type="dxa" w:w="1797"/>
+            <w:tcBorders>
+              <w:top w:val="single" w:color="C9D4E4" w:sz="4"/>
+              <w:left w:val="single" w:color="C9D4E4" w:sz="4"/>
+              <w:bottom w:val="single" w:color="C9D4E4" w:sz="4"/>
+              <w:right w:val="single" w:color="C9D4E4" w:sz="4"/>
+            </w:tcBorders>
+            <w:shd w:fill="FFFFFF" w:color="auto" w:val="clear"/>
+            <w:tcMar>
+              <w:top w:type="dxa" w:w="40"/>
+              <w:left w:type="dxa" w:w="70"/>
+              <w:bottom w:type="dxa" w:w="40"/>
+              <w:right w:type="dxa" w:w="70"/>
+            </w:tcMar>
+          </w:tcPr>
+          <w:p>
+            <w:pPr>
+              <w:spacing w:after="0" w:line="250"/>
+            </w:pPr>
+            <w:r>
+              <w:rPr>
+                <w:rFonts w:ascii="Malgun Gothic" w:cs="Malgun Gothic" w:eastAsia="Malgun Gothic" w:hAnsi="Malgun Gothic"/>
+                <w:color w:val="1B3A73"/>
+                <w:sz w:val="14"/>
+                <w:szCs w:val="14"/>
+              </w:rPr>
               <w:t xml:space="preserve">npm start</w:t>
             </w:r>
           </w:p>
@@ -15439,7 +17858,7 @@
               <w:bottom w:val="single" w:color="C9D4E4" w:sz="4"/>
               <w:right w:val="single" w:color="C9D4E4" w:sz="4"/>
             </w:tcBorders>
-            <w:shd w:fill="F4F7FC" w:color="auto" w:val="clear"/>
+            <w:shd w:fill="FFFFFF" w:color="auto" w:val="clear"/>
             <w:tcMar>
               <w:top w:type="dxa" w:w="40"/>
               <w:left w:type="dxa" w:w="70"/>
@@ -15749,7 +18168,37 @@
           <w:sz w:val="16"/>
           <w:szCs w:val="16"/>
         </w:rPr>
-        <w:t xml:space="preserve">ffmpeg가 설치되어 있으면 녹화 영상을 MP4(H.264)로 변환함. 찾는 순서는 </w:t>
+        <w:t xml:space="preserve">ffmpeg가 설치되어 있으면 녹화 영상을 MP4(H.264)로 변환함. 없으면 WebM으로만 저장함.</w:t>
+      </w:r>
+    </w:p>
+    <w:p>
+      <w:pPr>
+        <w:pStyle w:val="ListParagraph"/>
+        <w:numPr>
+          <w:ilvl w:val="0"/>
+          <w:numId w:val="2"/>
+        </w:numPr>
+        <w:spacing w:after="60" w:line="280"/>
+      </w:pPr>
+      <w:r>
+        <w:rPr>
+          <w:rFonts w:ascii="Malgun Gothic" w:cs="Malgun Gothic" w:eastAsia="Malgun Gothic" w:hAnsi="Malgun Gothic"/>
+          <w:b/>
+          <w:bCs/>
+          <w:color w:val="10214B"/>
+          <w:sz w:val="16"/>
+          <w:szCs w:val="16"/>
+        </w:rPr>
+        <w:t xml:space="preserve">(맥)</w:t>
+      </w:r>
+      <w:r>
+        <w:rPr>
+          <w:rFonts w:ascii="Malgun Gothic" w:cs="Malgun Gothic" w:eastAsia="Malgun Gothic" w:hAnsi="Malgun Gothic"/>
+          <w:color w:val="1A2233"/>
+          <w:sz w:val="16"/>
+          <w:szCs w:val="16"/>
+        </w:rPr>
+        <w:t xml:space="preserve"> </w:t>
       </w:r>
       <w:r>
         <w:rPr>
@@ -15758,6 +18207,24 @@
           <w:sz w:val="16"/>
           <w:szCs w:val="16"/>
         </w:rPr>
+        <w:t xml:space="preserve">brew install ffmpeg</w:t>
+      </w:r>
+      <w:r>
+        <w:rPr>
+          <w:rFonts w:ascii="Malgun Gothic" w:cs="Malgun Gothic" w:eastAsia="Malgun Gothic" w:hAnsi="Malgun Gothic"/>
+          <w:color w:val="1A2233"/>
+          <w:sz w:val="16"/>
+          <w:szCs w:val="16"/>
+        </w:rPr>
+        <w:t xml:space="preserve">. 찾는 순서는 </w:t>
+      </w:r>
+      <w:r>
+        <w:rPr>
+          <w:rFonts w:ascii="Malgun Gothic" w:cs="Malgun Gothic" w:eastAsia="Malgun Gothic" w:hAnsi="Malgun Gothic"/>
+          <w:color w:val="1B3A73"/>
+          <w:sz w:val="16"/>
+          <w:szCs w:val="16"/>
+        </w:rPr>
         <w:t xml:space="preserve">FFMPEG_PATH</w:t>
       </w:r>
       <w:r>
@@ -15785,7 +18252,127 @@
           <w:sz w:val="16"/>
           <w:szCs w:val="16"/>
         </w:rPr>
-        <w:t xml:space="preserve"> → PATH. 없으면 WebM으로만 저장함.</w:t>
+        <w:t xml:space="preserve"> → PATH.</w:t>
+      </w:r>
+    </w:p>
+    <w:p>
+      <w:pPr>
+        <w:pStyle w:val="ListParagraph"/>
+        <w:numPr>
+          <w:ilvl w:val="0"/>
+          <w:numId w:val="2"/>
+        </w:numPr>
+        <w:spacing w:after="60" w:line="280"/>
+      </w:pPr>
+      <w:r>
+        <w:rPr>
+          <w:rFonts w:ascii="Malgun Gothic" w:cs="Malgun Gothic" w:eastAsia="Malgun Gothic" w:hAnsi="Malgun Gothic"/>
+          <w:b/>
+          <w:bCs/>
+          <w:color w:val="10214B"/>
+          <w:sz w:val="16"/>
+          <w:szCs w:val="16"/>
+        </w:rPr>
+        <w:t xml:space="preserve">(윈도우)</w:t>
+      </w:r>
+      <w:r>
+        <w:rPr>
+          <w:rFonts w:ascii="Malgun Gothic" w:cs="Malgun Gothic" w:eastAsia="Malgun Gothic" w:hAnsi="Malgun Gothic"/>
+          <w:color w:val="1A2233"/>
+          <w:sz w:val="16"/>
+          <w:szCs w:val="16"/>
+        </w:rPr>
+        <w:t xml:space="preserve"> 명령 프롬프트에서 </w:t>
+      </w:r>
+      <w:r>
+        <w:rPr>
+          <w:rFonts w:ascii="Malgun Gothic" w:cs="Malgun Gothic" w:eastAsia="Malgun Gothic" w:hAnsi="Malgun Gothic"/>
+          <w:color w:val="1B3A73"/>
+          <w:sz w:val="16"/>
+          <w:szCs w:val="16"/>
+        </w:rPr>
+        <w:t xml:space="preserve">winget install Gyan.FFmpeg</w:t>
+      </w:r>
+      <w:r>
+        <w:rPr>
+          <w:rFonts w:ascii="Malgun Gothic" w:cs="Malgun Gothic" w:eastAsia="Malgun Gothic" w:hAnsi="Malgun Gothic"/>
+          <w:color w:val="1A2233"/>
+          <w:sz w:val="16"/>
+          <w:szCs w:val="16"/>
+        </w:rPr>
+        <w:t xml:space="preserve"> 로 설치하거나, 받은 ffmpeg를 </w:t>
+      </w:r>
+      <w:r>
+        <w:rPr>
+          <w:rFonts w:ascii="Malgun Gothic" w:cs="Malgun Gothic" w:eastAsia="Malgun Gothic" w:hAnsi="Malgun Gothic"/>
+          <w:color w:val="1B3A73"/>
+          <w:sz w:val="16"/>
+          <w:szCs w:val="16"/>
+        </w:rPr>
+        <w:t xml:space="preserve">C:\ffmpeg\bin\ffmpeg.exe</w:t>
+      </w:r>
+      <w:r>
+        <w:rPr>
+          <w:rFonts w:ascii="Malgun Gothic" w:cs="Malgun Gothic" w:eastAsia="Malgun Gothic" w:hAnsi="Malgun Gothic"/>
+          <w:color w:val="1A2233"/>
+          <w:sz w:val="16"/>
+          <w:szCs w:val="16"/>
+        </w:rPr>
+        <w:t xml:space="preserve"> 에 둠. 찾는 순서는 </w:t>
+      </w:r>
+      <w:r>
+        <w:rPr>
+          <w:rFonts w:ascii="Malgun Gothic" w:cs="Malgun Gothic" w:eastAsia="Malgun Gothic" w:hAnsi="Malgun Gothic"/>
+          <w:color w:val="1B3A73"/>
+          <w:sz w:val="16"/>
+          <w:szCs w:val="16"/>
+        </w:rPr>
+        <w:t xml:space="preserve">FFMPEG_PATH</w:t>
+      </w:r>
+      <w:r>
+        <w:rPr>
+          <w:rFonts w:ascii="Malgun Gothic" w:cs="Malgun Gothic" w:eastAsia="Malgun Gothic" w:hAnsi="Malgun Gothic"/>
+          <w:color w:val="1A2233"/>
+          <w:sz w:val="16"/>
+          <w:szCs w:val="16"/>
+        </w:rPr>
+        <w:t xml:space="preserve"> → winget 설치 위치 → </w:t>
+      </w:r>
+      <w:r>
+        <w:rPr>
+          <w:rFonts w:ascii="Malgun Gothic" w:cs="Malgun Gothic" w:eastAsia="Malgun Gothic" w:hAnsi="Malgun Gothic"/>
+          <w:color w:val="1B3A73"/>
+          <w:sz w:val="16"/>
+          <w:szCs w:val="16"/>
+        </w:rPr>
+        <w:t xml:space="preserve">C:\ffmpeg\bin</w:t>
+      </w:r>
+      <w:r>
+        <w:rPr>
+          <w:rFonts w:ascii="Malgun Gothic" w:cs="Malgun Gothic" w:eastAsia="Malgun Gothic" w:hAnsi="Malgun Gothic"/>
+          <w:color w:val="1A2233"/>
+          <w:sz w:val="16"/>
+          <w:szCs w:val="16"/>
+        </w:rPr>
+        <w:t xml:space="preserve"> → </w:t>
+      </w:r>
+      <w:r>
+        <w:rPr>
+          <w:rFonts w:ascii="Malgun Gothic" w:cs="Malgun Gothic" w:eastAsia="Malgun Gothic" w:hAnsi="Malgun Gothic"/>
+          <w:color w:val="1B3A73"/>
+          <w:sz w:val="16"/>
+          <w:szCs w:val="16"/>
+        </w:rPr>
+        <w:t xml:space="preserve">Program Files\ffmpeg\bin</w:t>
+      </w:r>
+      <w:r>
+        <w:rPr>
+          <w:rFonts w:ascii="Malgun Gothic" w:cs="Malgun Gothic" w:eastAsia="Malgun Gothic" w:hAnsi="Malgun Gothic"/>
+          <w:color w:val="1A2233"/>
+          <w:sz w:val="16"/>
+          <w:szCs w:val="16"/>
+        </w:rPr>
+        <w:t xml:space="preserve"> → PATH. 설치 후 앱을 다시 켜야 반영됨.</w:t>
       </w:r>
     </w:p>
     <w:p>
@@ -15822,9 +18409,9 @@
         </w:tblBorders>
       </w:tblPr>
       <w:tblGrid>
-        <w:gridCol w:w="3290"/>
-        <w:gridCol w:w="2796"/>
-        <w:gridCol w:w="3620"/>
+        <w:gridCol w:w="3235"/>
+        <w:gridCol w:w="3235"/>
+        <w:gridCol w:w="3236"/>
       </w:tblGrid>
       <w:tr>
         <w:trPr>
@@ -15833,7 +18420,7 @@
         </w:trPr>
         <w:tc>
           <w:tcPr>
-            <w:tcW w:type="dxa" w:w="3290"/>
+            <w:tcW w:type="dxa" w:w="3235"/>
             <w:tcBorders>
               <w:top w:val="single" w:color="C9D4E4" w:sz="4"/>
               <w:left w:val="single" w:color="C9D4E4" w:sz="4"/>
@@ -15868,7 +18455,7 @@
         </w:tc>
         <w:tc>
           <w:tcPr>
-            <w:tcW w:type="dxa" w:w="2796"/>
+            <w:tcW w:type="dxa" w:w="3235"/>
             <w:tcBorders>
               <w:top w:val="single" w:color="C9D4E4" w:sz="4"/>
               <w:left w:val="single" w:color="C9D4E4" w:sz="4"/>
@@ -15903,7 +18490,7 @@
         </w:tc>
         <w:tc>
           <w:tcPr>
-            <w:tcW w:type="dxa" w:w="3620"/>
+            <w:tcW w:type="dxa" w:w="3236"/>
             <w:tcBorders>
               <w:top w:val="single" w:color="C9D4E4" w:sz="4"/>
               <w:left w:val="single" w:color="C9D4E4" w:sz="4"/>
@@ -15944,7 +18531,7 @@
         </w:trPr>
         <w:tc>
           <w:tcPr>
-            <w:tcW w:type="dxa" w:w="3290"/>
+            <w:tcW w:type="dxa" w:w="3235"/>
             <w:tcBorders>
               <w:top w:val="single" w:color="C9D4E4" w:sz="4"/>
               <w:left w:val="single" w:color="C9D4E4" w:sz="4"/>
@@ -15976,7 +18563,7 @@
         </w:tc>
         <w:tc>
           <w:tcPr>
-            <w:tcW w:type="dxa" w:w="2796"/>
+            <w:tcW w:type="dxa" w:w="3235"/>
             <w:tcBorders>
               <w:top w:val="single" w:color="C9D4E4" w:sz="4"/>
               <w:left w:val="single" w:color="C9D4E4" w:sz="4"/>
@@ -16008,7 +18595,7 @@
         </w:tc>
         <w:tc>
           <w:tcPr>
-            <w:tcW w:type="dxa" w:w="3620"/>
+            <w:tcW w:type="dxa" w:w="3236"/>
             <w:tcBorders>
               <w:top w:val="single" w:color="C9D4E4" w:sz="4"/>
               <w:left w:val="single" w:color="C9D4E4" w:sz="4"/>
@@ -16046,7 +18633,7 @@
         </w:trPr>
         <w:tc>
           <w:tcPr>
-            <w:tcW w:type="dxa" w:w="3290"/>
+            <w:tcW w:type="dxa" w:w="3235"/>
             <w:tcBorders>
               <w:top w:val="single" w:color="C9D4E4" w:sz="4"/>
               <w:left w:val="single" w:color="C9D4E4" w:sz="4"/>
@@ -16078,7 +18665,7 @@
         </w:tc>
         <w:tc>
           <w:tcPr>
-            <w:tcW w:type="dxa" w:w="2796"/>
+            <w:tcW w:type="dxa" w:w="3235"/>
             <w:tcBorders>
               <w:top w:val="single" w:color="C9D4E4" w:sz="4"/>
               <w:left w:val="single" w:color="C9D4E4" w:sz="4"/>
@@ -16110,7 +18697,7 @@
         </w:tc>
         <w:tc>
           <w:tcPr>
-            <w:tcW w:type="dxa" w:w="3620"/>
+            <w:tcW w:type="dxa" w:w="3236"/>
             <w:tcBorders>
               <w:top w:val="single" w:color="C9D4E4" w:sz="4"/>
               <w:left w:val="single" w:color="C9D4E4" w:sz="4"/>
@@ -16148,7 +18735,7 @@
         </w:trPr>
         <w:tc>
           <w:tcPr>
-            <w:tcW w:type="dxa" w:w="3290"/>
+            <w:tcW w:type="dxa" w:w="3235"/>
             <w:tcBorders>
               <w:top w:val="single" w:color="C9D4E4" w:sz="4"/>
               <w:left w:val="single" w:color="C9D4E4" w:sz="4"/>
@@ -16180,7 +18767,7 @@
         </w:tc>
         <w:tc>
           <w:tcPr>
-            <w:tcW w:type="dxa" w:w="2796"/>
+            <w:tcW w:type="dxa" w:w="3235"/>
             <w:tcBorders>
               <w:top w:val="single" w:color="C9D4E4" w:sz="4"/>
               <w:left w:val="single" w:color="C9D4E4" w:sz="4"/>
@@ -16212,7 +18799,7 @@
         </w:tc>
         <w:tc>
           <w:tcPr>
-            <w:tcW w:type="dxa" w:w="3620"/>
+            <w:tcW w:type="dxa" w:w="3236"/>
             <w:tcBorders>
               <w:top w:val="single" w:color="C9D4E4" w:sz="4"/>
               <w:left w:val="single" w:color="C9D4E4" w:sz="4"/>
@@ -16250,7 +18837,7 @@
         </w:trPr>
         <w:tc>
           <w:tcPr>
-            <w:tcW w:type="dxa" w:w="3290"/>
+            <w:tcW w:type="dxa" w:w="3235"/>
             <w:tcBorders>
               <w:top w:val="single" w:color="C9D4E4" w:sz="4"/>
               <w:left w:val="single" w:color="C9D4E4" w:sz="4"/>
@@ -16282,7 +18869,7 @@
         </w:tc>
         <w:tc>
           <w:tcPr>
-            <w:tcW w:type="dxa" w:w="2796"/>
+            <w:tcW w:type="dxa" w:w="3235"/>
             <w:tcBorders>
               <w:top w:val="single" w:color="C9D4E4" w:sz="4"/>
               <w:left w:val="single" w:color="C9D4E4" w:sz="4"/>
@@ -16314,7 +18901,7 @@
         </w:tc>
         <w:tc>
           <w:tcPr>
-            <w:tcW w:type="dxa" w:w="3620"/>
+            <w:tcW w:type="dxa" w:w="3236"/>
             <w:tcBorders>
               <w:top w:val="single" w:color="C9D4E4" w:sz="4"/>
               <w:left w:val="single" w:color="C9D4E4" w:sz="4"/>
@@ -16352,7 +18939,7 @@
         </w:trPr>
         <w:tc>
           <w:tcPr>
-            <w:tcW w:type="dxa" w:w="3290"/>
+            <w:tcW w:type="dxa" w:w="3235"/>
             <w:tcBorders>
               <w:top w:val="single" w:color="C9D4E4" w:sz="4"/>
               <w:left w:val="single" w:color="C9D4E4" w:sz="4"/>
@@ -16384,7 +18971,7 @@
         </w:tc>
         <w:tc>
           <w:tcPr>
-            <w:tcW w:type="dxa" w:w="2796"/>
+            <w:tcW w:type="dxa" w:w="3235"/>
             <w:tcBorders>
               <w:top w:val="single" w:color="C9D4E4" w:sz="4"/>
               <w:left w:val="single" w:color="C9D4E4" w:sz="4"/>
@@ -16416,7 +19003,7 @@
         </w:tc>
         <w:tc>
           <w:tcPr>
-            <w:tcW w:type="dxa" w:w="3620"/>
+            <w:tcW w:type="dxa" w:w="3236"/>
             <w:tcBorders>
               <w:top w:val="single" w:color="C9D4E4" w:sz="4"/>
               <w:left w:val="single" w:color="C9D4E4" w:sz="4"/>
@@ -16454,7 +19041,7 @@
         </w:trPr>
         <w:tc>
           <w:tcPr>
-            <w:tcW w:type="dxa" w:w="3290"/>
+            <w:tcW w:type="dxa" w:w="3235"/>
             <w:tcBorders>
               <w:top w:val="single" w:color="C9D4E4" w:sz="4"/>
               <w:left w:val="single" w:color="C9D4E4" w:sz="4"/>
@@ -16486,7 +19073,7 @@
         </w:tc>
         <w:tc>
           <w:tcPr>
-            <w:tcW w:type="dxa" w:w="2796"/>
+            <w:tcW w:type="dxa" w:w="3235"/>
             <w:tcBorders>
               <w:top w:val="single" w:color="C9D4E4" w:sz="4"/>
               <w:left w:val="single" w:color="C9D4E4" w:sz="4"/>
@@ -16518,7 +19105,7 @@
         </w:tc>
         <w:tc>
           <w:tcPr>
-            <w:tcW w:type="dxa" w:w="3620"/>
+            <w:tcW w:type="dxa" w:w="3236"/>
             <w:tcBorders>
               <w:top w:val="single" w:color="C9D4E4" w:sz="4"/>
               <w:left w:val="single" w:color="C9D4E4" w:sz="4"/>
@@ -16544,7 +19131,7 @@
                 <w:sz w:val="14"/>
                 <w:szCs w:val="14"/>
               </w:rPr>
-              <w:t xml:space="preserve">1.4 절차로 키 설정 (</w:t>
+              <w:t xml:space="preserve">1.5 절차로 키 설정 (</w:t>
             </w:r>
             <w:r>
               <w:rPr>
@@ -16592,7 +19179,7 @@
         </w:trPr>
         <w:tc>
           <w:tcPr>
-            <w:tcW w:type="dxa" w:w="3290"/>
+            <w:tcW w:type="dxa" w:w="3235"/>
             <w:tcBorders>
               <w:top w:val="single" w:color="C9D4E4" w:sz="4"/>
               <w:left w:val="single" w:color="C9D4E4" w:sz="4"/>
@@ -16624,7 +19211,7 @@
         </w:tc>
         <w:tc>
           <w:tcPr>
-            <w:tcW w:type="dxa" w:w="2796"/>
+            <w:tcW w:type="dxa" w:w="3235"/>
             <w:tcBorders>
               <w:top w:val="single" w:color="C9D4E4" w:sz="4"/>
               <w:left w:val="single" w:color="C9D4E4" w:sz="4"/>
@@ -16656,7 +19243,7 @@
         </w:tc>
         <w:tc>
           <w:tcPr>
-            <w:tcW w:type="dxa" w:w="3620"/>
+            <w:tcW w:type="dxa" w:w="3236"/>
             <w:tcBorders>
               <w:top w:val="single" w:color="C9D4E4" w:sz="4"/>
               <w:left w:val="single" w:color="C9D4E4" w:sz="4"/>
@@ -16694,7 +19281,7 @@
         </w:trPr>
         <w:tc>
           <w:tcPr>
-            <w:tcW w:type="dxa" w:w="3290"/>
+            <w:tcW w:type="dxa" w:w="3235"/>
             <w:tcBorders>
               <w:top w:val="single" w:color="C9D4E4" w:sz="4"/>
               <w:left w:val="single" w:color="C9D4E4" w:sz="4"/>
@@ -16726,7 +19313,7 @@
         </w:tc>
         <w:tc>
           <w:tcPr>
-            <w:tcW w:type="dxa" w:w="2796"/>
+            <w:tcW w:type="dxa" w:w="3235"/>
             <w:tcBorders>
               <w:top w:val="single" w:color="C9D4E4" w:sz="4"/>
               <w:left w:val="single" w:color="C9D4E4" w:sz="4"/>
@@ -16758,7 +19345,7 @@
         </w:tc>
         <w:tc>
           <w:tcPr>
-            <w:tcW w:type="dxa" w:w="3620"/>
+            <w:tcW w:type="dxa" w:w="3236"/>
             <w:tcBorders>
               <w:top w:val="single" w:color="C9D4E4" w:sz="4"/>
               <w:left w:val="single" w:color="C9D4E4" w:sz="4"/>
@@ -16796,7 +19383,7 @@
         </w:trPr>
         <w:tc>
           <w:tcPr>
-            <w:tcW w:type="dxa" w:w="3290"/>
+            <w:tcW w:type="dxa" w:w="3235"/>
             <w:tcBorders>
               <w:top w:val="single" w:color="C9D4E4" w:sz="4"/>
               <w:left w:val="single" w:color="C9D4E4" w:sz="4"/>
@@ -16828,7 +19415,7 @@
         </w:tc>
         <w:tc>
           <w:tcPr>
-            <w:tcW w:type="dxa" w:w="2796"/>
+            <w:tcW w:type="dxa" w:w="3235"/>
             <w:tcBorders>
               <w:top w:val="single" w:color="C9D4E4" w:sz="4"/>
               <w:left w:val="single" w:color="C9D4E4" w:sz="4"/>
@@ -16860,7 +19447,7 @@
         </w:tc>
         <w:tc>
           <w:tcPr>
-            <w:tcW w:type="dxa" w:w="3620"/>
+            <w:tcW w:type="dxa" w:w="3236"/>
             <w:tcBorders>
               <w:top w:val="single" w:color="C9D4E4" w:sz="4"/>
               <w:left w:val="single" w:color="C9D4E4" w:sz="4"/>
@@ -16898,7 +19485,7 @@
         </w:trPr>
         <w:tc>
           <w:tcPr>
-            <w:tcW w:type="dxa" w:w="3290"/>
+            <w:tcW w:type="dxa" w:w="3235"/>
             <w:tcBorders>
               <w:top w:val="single" w:color="C9D4E4" w:sz="4"/>
               <w:left w:val="single" w:color="C9D4E4" w:sz="4"/>
@@ -16930,7 +19517,7 @@
         </w:tc>
         <w:tc>
           <w:tcPr>
-            <w:tcW w:type="dxa" w:w="2796"/>
+            <w:tcW w:type="dxa" w:w="3235"/>
             <w:tcBorders>
               <w:top w:val="single" w:color="C9D4E4" w:sz="4"/>
               <w:left w:val="single" w:color="C9D4E4" w:sz="4"/>
@@ -16962,7 +19549,7 @@
         </w:tc>
         <w:tc>
           <w:tcPr>
-            <w:tcW w:type="dxa" w:w="3620"/>
+            <w:tcW w:type="dxa" w:w="3236"/>
             <w:tcBorders>
               <w:top w:val="single" w:color="C9D4E4" w:sz="4"/>
               <w:left w:val="single" w:color="C9D4E4" w:sz="4"/>
@@ -16988,25 +19575,7 @@
                 <w:sz w:val="14"/>
                 <w:szCs w:val="14"/>
               </w:rPr>
-              <w:t xml:space="preserve">ffmpeg 설치(Homebrew) 후 맥 앱·</w:t>
-            </w:r>
-            <w:r>
-              <w:rPr>
-                <w:rFonts w:ascii="Malgun Gothic" w:cs="Malgun Gothic" w:eastAsia="Malgun Gothic" w:hAnsi="Malgun Gothic"/>
-                <w:color w:val="1B3A73"/>
-                <w:sz w:val="14"/>
-                <w:szCs w:val="14"/>
-              </w:rPr>
-              <w:t xml:space="preserve">npm start</w:t>
-            </w:r>
-            <w:r>
-              <w:rPr>
-                <w:rFonts w:ascii="Malgun Gothic" w:cs="Malgun Gothic" w:eastAsia="Malgun Gothic" w:hAnsi="Malgun Gothic"/>
-                <w:color w:val="1A2233"/>
-                <w:sz w:val="14"/>
-                <w:szCs w:val="14"/>
-              </w:rPr>
-              <w:t xml:space="preserve"> 사용</w:t>
+              <w:t xml:space="preserve">ffmpeg 설치(7.3절) 후 앱 재실행</w:t>
             </w:r>
           </w:p>
         </w:tc>
@@ -17018,7 +19587,7 @@
         </w:trPr>
         <w:tc>
           <w:tcPr>
-            <w:tcW w:type="dxa" w:w="3290"/>
+            <w:tcW w:type="dxa" w:w="3235"/>
             <w:tcBorders>
               <w:top w:val="single" w:color="C9D4E4" w:sz="4"/>
               <w:left w:val="single" w:color="C9D4E4" w:sz="4"/>
@@ -17050,7 +19619,7 @@
         </w:tc>
         <w:tc>
           <w:tcPr>
-            <w:tcW w:type="dxa" w:w="2796"/>
+            <w:tcW w:type="dxa" w:w="3235"/>
             <w:tcBorders>
               <w:top w:val="single" w:color="C9D4E4" w:sz="4"/>
               <w:left w:val="single" w:color="C9D4E4" w:sz="4"/>
@@ -17082,7 +19651,7 @@
         </w:tc>
         <w:tc>
           <w:tcPr>
-            <w:tcW w:type="dxa" w:w="3620"/>
+            <w:tcW w:type="dxa" w:w="3236"/>
             <w:tcBorders>
               <w:top w:val="single" w:color="C9D4E4" w:sz="4"/>
               <w:left w:val="single" w:color="C9D4E4" w:sz="4"/>
@@ -17108,7 +19677,7 @@
                 <w:sz w:val="14"/>
                 <w:szCs w:val="14"/>
               </w:rPr>
-              <w:t xml:space="preserve">맥 앱 또는 </w:t>
+              <w:t xml:space="preserve">맥·윈도우 앱 또는 </w:t>
             </w:r>
             <w:r>
               <w:rPr>
@@ -17138,7 +19707,7 @@
         </w:trPr>
         <w:tc>
           <w:tcPr>
-            <w:tcW w:type="dxa" w:w="3290"/>
+            <w:tcW w:type="dxa" w:w="3235"/>
             <w:tcBorders>
               <w:top w:val="single" w:color="C9D4E4" w:sz="4"/>
               <w:left w:val="single" w:color="C9D4E4" w:sz="4"/>
@@ -17160,10 +19729,538 @@
             <w:r>
               <w:rPr>
                 <w:rFonts w:ascii="Malgun Gothic" w:cs="Malgun Gothic" w:eastAsia="Malgun Gothic" w:hAnsi="Malgun Gothic"/>
+                <w:color w:val="1A2233"/>
+                <w:sz w:val="14"/>
+                <w:szCs w:val="14"/>
+              </w:rPr>
+              <w:t xml:space="preserve">(윈도우) 「Windows의 PC 보호」 창이 뜸</w:t>
+            </w:r>
+          </w:p>
+        </w:tc>
+        <w:tc>
+          <w:tcPr>
+            <w:tcW w:type="dxa" w:w="3235"/>
+            <w:tcBorders>
+              <w:top w:val="single" w:color="C9D4E4" w:sz="4"/>
+              <w:left w:val="single" w:color="C9D4E4" w:sz="4"/>
+              <w:bottom w:val="single" w:color="C9D4E4" w:sz="4"/>
+              <w:right w:val="single" w:color="C9D4E4" w:sz="4"/>
+            </w:tcBorders>
+            <w:shd w:fill="F4F7FC" w:color="auto" w:val="clear"/>
+            <w:tcMar>
+              <w:top w:type="dxa" w:w="40"/>
+              <w:left w:type="dxa" w:w="70"/>
+              <w:bottom w:type="dxa" w:w="40"/>
+              <w:right w:type="dxa" w:w="70"/>
+            </w:tcMar>
+          </w:tcPr>
+          <w:p>
+            <w:pPr>
+              <w:spacing w:after="0" w:line="250"/>
+            </w:pPr>
+            <w:r>
+              <w:rPr>
+                <w:rFonts w:ascii="Malgun Gothic" w:cs="Malgun Gothic" w:eastAsia="Malgun Gothic" w:hAnsi="Malgun Gothic"/>
+                <w:color w:val="1A2233"/>
+                <w:sz w:val="14"/>
+                <w:szCs w:val="14"/>
+              </w:rPr>
+              <w:t xml:space="preserve">코드 서명 인증서 없음</w:t>
+            </w:r>
+          </w:p>
+        </w:tc>
+        <w:tc>
+          <w:tcPr>
+            <w:tcW w:type="dxa" w:w="3236"/>
+            <w:tcBorders>
+              <w:top w:val="single" w:color="C9D4E4" w:sz="4"/>
+              <w:left w:val="single" w:color="C9D4E4" w:sz="4"/>
+              <w:bottom w:val="single" w:color="C9D4E4" w:sz="4"/>
+              <w:right w:val="single" w:color="C9D4E4" w:sz="4"/>
+            </w:tcBorders>
+            <w:shd w:fill="F4F7FC" w:color="auto" w:val="clear"/>
+            <w:tcMar>
+              <w:top w:type="dxa" w:w="40"/>
+              <w:left w:type="dxa" w:w="70"/>
+              <w:bottom w:type="dxa" w:w="40"/>
+              <w:right w:type="dxa" w:w="70"/>
+            </w:tcMar>
+          </w:tcPr>
+          <w:p>
+            <w:pPr>
+              <w:spacing w:after="0" w:line="250"/>
+            </w:pPr>
+            <w:r>
+              <w:rPr>
+                <w:rFonts w:ascii="Malgun Gothic" w:cs="Malgun Gothic" w:eastAsia="Malgun Gothic" w:hAnsi="Malgun Gothic"/>
+                <w:color w:val="1A2233"/>
+                <w:sz w:val="14"/>
+                <w:szCs w:val="14"/>
+              </w:rPr>
+              <w:t xml:space="preserve">「추가 정보」 → 「실행」 (처음 한 번, 1.3절)</w:t>
+            </w:r>
+          </w:p>
+        </w:tc>
+      </w:tr>
+      <w:tr>
+        <w:trPr>
+          <w:cantSplit/>
+          <w:tblHeader w:val="off"/>
+        </w:trPr>
+        <w:tc>
+          <w:tcPr>
+            <w:tcW w:type="dxa" w:w="3235"/>
+            <w:tcBorders>
+              <w:top w:val="single" w:color="C9D4E4" w:sz="4"/>
+              <w:left w:val="single" w:color="C9D4E4" w:sz="4"/>
+              <w:bottom w:val="single" w:color="C9D4E4" w:sz="4"/>
+              <w:right w:val="single" w:color="C9D4E4" w:sz="4"/>
+            </w:tcBorders>
+            <w:shd w:fill="FFFFFF" w:color="auto" w:val="clear"/>
+            <w:tcMar>
+              <w:top w:type="dxa" w:w="40"/>
+              <w:left w:type="dxa" w:w="70"/>
+              <w:bottom w:type="dxa" w:w="40"/>
+              <w:right w:type="dxa" w:w="70"/>
+            </w:tcMar>
+          </w:tcPr>
+          <w:p>
+            <w:pPr>
+              <w:spacing w:after="0" w:line="250"/>
+            </w:pPr>
+            <w:r>
+              <w:rPr>
+                <w:rFonts w:ascii="Malgun Gothic" w:cs="Malgun Gothic" w:eastAsia="Malgun Gothic" w:hAnsi="Malgun Gothic"/>
+                <w:color w:val="1A2233"/>
+                <w:sz w:val="14"/>
+                <w:szCs w:val="14"/>
+              </w:rPr>
+              <w:t xml:space="preserve">(윈도우) exe를 실행하면 바로 꺼지거나 DLL 오류</w:t>
+            </w:r>
+          </w:p>
+        </w:tc>
+        <w:tc>
+          <w:tcPr>
+            <w:tcW w:type="dxa" w:w="3235"/>
+            <w:tcBorders>
+              <w:top w:val="single" w:color="C9D4E4" w:sz="4"/>
+              <w:left w:val="single" w:color="C9D4E4" w:sz="4"/>
+              <w:bottom w:val="single" w:color="C9D4E4" w:sz="4"/>
+              <w:right w:val="single" w:color="C9D4E4" w:sz="4"/>
+            </w:tcBorders>
+            <w:shd w:fill="FFFFFF" w:color="auto" w:val="clear"/>
+            <w:tcMar>
+              <w:top w:type="dxa" w:w="40"/>
+              <w:left w:type="dxa" w:w="70"/>
+              <w:bottom w:type="dxa" w:w="40"/>
+              <w:right w:type="dxa" w:w="70"/>
+            </w:tcMar>
+          </w:tcPr>
+          <w:p>
+            <w:pPr>
+              <w:spacing w:after="0" w:line="250"/>
+            </w:pPr>
+            <w:r>
+              <w:rPr>
+                <w:rFonts w:ascii="Malgun Gothic" w:cs="Malgun Gothic" w:eastAsia="Malgun Gothic" w:hAnsi="Malgun Gothic"/>
                 <w:color w:val="1B3A73"/>
                 <w:sz w:val="14"/>
                 <w:szCs w:val="14"/>
               </w:rPr>
+              <w:t xml:space="preserve">Meta-Factory.exe</w:t>
+            </w:r>
+            <w:r>
+              <w:rPr>
+                <w:rFonts w:ascii="Malgun Gothic" w:cs="Malgun Gothic" w:eastAsia="Malgun Gothic" w:hAnsi="Malgun Gothic"/>
+                <w:color w:val="1A2233"/>
+                <w:sz w:val="14"/>
+                <w:szCs w:val="14"/>
+              </w:rPr>
+              <w:t xml:space="preserve"> 만 따로 복사함</w:t>
+            </w:r>
+          </w:p>
+        </w:tc>
+        <w:tc>
+          <w:tcPr>
+            <w:tcW w:type="dxa" w:w="3236"/>
+            <w:tcBorders>
+              <w:top w:val="single" w:color="C9D4E4" w:sz="4"/>
+              <w:left w:val="single" w:color="C9D4E4" w:sz="4"/>
+              <w:bottom w:val="single" w:color="C9D4E4" w:sz="4"/>
+              <w:right w:val="single" w:color="C9D4E4" w:sz="4"/>
+            </w:tcBorders>
+            <w:shd w:fill="FFFFFF" w:color="auto" w:val="clear"/>
+            <w:tcMar>
+              <w:top w:type="dxa" w:w="40"/>
+              <w:left w:type="dxa" w:w="70"/>
+              <w:bottom w:type="dxa" w:w="40"/>
+              <w:right w:type="dxa" w:w="70"/>
+            </w:tcMar>
+          </w:tcPr>
+          <w:p>
+            <w:pPr>
+              <w:spacing w:after="0" w:line="250"/>
+            </w:pPr>
+            <w:r>
+              <w:rPr>
+                <w:rFonts w:ascii="Malgun Gothic" w:cs="Malgun Gothic" w:eastAsia="Malgun Gothic" w:hAnsi="Malgun Gothic"/>
+                <w:color w:val="1B3A73"/>
+                <w:sz w:val="14"/>
+                <w:szCs w:val="14"/>
+              </w:rPr>
+              <w:t xml:space="preserve">Meta-Factory-win32-x64</w:t>
+            </w:r>
+            <w:r>
+              <w:rPr>
+                <w:rFonts w:ascii="Malgun Gothic" w:cs="Malgun Gothic" w:eastAsia="Malgun Gothic" w:hAnsi="Malgun Gothic"/>
+                <w:color w:val="1A2233"/>
+                <w:sz w:val="14"/>
+                <w:szCs w:val="14"/>
+              </w:rPr>
+              <w:t xml:space="preserve"> 폴더를 통째로 둠</w:t>
+            </w:r>
+          </w:p>
+        </w:tc>
+      </w:tr>
+      <w:tr>
+        <w:trPr>
+          <w:cantSplit/>
+          <w:tblHeader w:val="off"/>
+        </w:trPr>
+        <w:tc>
+          <w:tcPr>
+            <w:tcW w:type="dxa" w:w="3235"/>
+            <w:tcBorders>
+              <w:top w:val="single" w:color="C9D4E4" w:sz="4"/>
+              <w:left w:val="single" w:color="C9D4E4" w:sz="4"/>
+              <w:bottom w:val="single" w:color="C9D4E4" w:sz="4"/>
+              <w:right w:val="single" w:color="C9D4E4" w:sz="4"/>
+            </w:tcBorders>
+            <w:shd w:fill="F4F7FC" w:color="auto" w:val="clear"/>
+            <w:tcMar>
+              <w:top w:type="dxa" w:w="40"/>
+              <w:left w:type="dxa" w:w="70"/>
+              <w:bottom w:type="dxa" w:w="40"/>
+              <w:right w:type="dxa" w:w="70"/>
+            </w:tcMar>
+          </w:tcPr>
+          <w:p>
+            <w:pPr>
+              <w:spacing w:after="0" w:line="250"/>
+            </w:pPr>
+            <w:r>
+              <w:rPr>
+                <w:rFonts w:ascii="Malgun Gothic" w:cs="Malgun Gothic" w:eastAsia="Malgun Gothic" w:hAnsi="Malgun Gothic"/>
+                <w:color w:val="1A2233"/>
+                <w:sz w:val="14"/>
+                <w:szCs w:val="14"/>
+              </w:rPr>
+              <w:t xml:space="preserve">(윈도우) 3D 화면이 검거나 매우 느림</w:t>
+            </w:r>
+          </w:p>
+        </w:tc>
+        <w:tc>
+          <w:tcPr>
+            <w:tcW w:type="dxa" w:w="3235"/>
+            <w:tcBorders>
+              <w:top w:val="single" w:color="C9D4E4" w:sz="4"/>
+              <w:left w:val="single" w:color="C9D4E4" w:sz="4"/>
+              <w:bottom w:val="single" w:color="C9D4E4" w:sz="4"/>
+              <w:right w:val="single" w:color="C9D4E4" w:sz="4"/>
+            </w:tcBorders>
+            <w:shd w:fill="F4F7FC" w:color="auto" w:val="clear"/>
+            <w:tcMar>
+              <w:top w:type="dxa" w:w="40"/>
+              <w:left w:type="dxa" w:w="70"/>
+              <w:bottom w:type="dxa" w:w="40"/>
+              <w:right w:type="dxa" w:w="70"/>
+            </w:tcMar>
+          </w:tcPr>
+          <w:p>
+            <w:pPr>
+              <w:spacing w:after="0" w:line="250"/>
+            </w:pPr>
+            <w:r>
+              <w:rPr>
+                <w:rFonts w:ascii="Malgun Gothic" w:cs="Malgun Gothic" w:eastAsia="Malgun Gothic" w:hAnsi="Malgun Gothic"/>
+                <w:color w:val="1A2233"/>
+                <w:sz w:val="14"/>
+                <w:szCs w:val="14"/>
+              </w:rPr>
+              <w:t xml:space="preserve">그래픽 드라이버가 오래됨 또는 원격 데스크톱</w:t>
+            </w:r>
+          </w:p>
+        </w:tc>
+        <w:tc>
+          <w:tcPr>
+            <w:tcW w:type="dxa" w:w="3236"/>
+            <w:tcBorders>
+              <w:top w:val="single" w:color="C9D4E4" w:sz="4"/>
+              <w:left w:val="single" w:color="C9D4E4" w:sz="4"/>
+              <w:bottom w:val="single" w:color="C9D4E4" w:sz="4"/>
+              <w:right w:val="single" w:color="C9D4E4" w:sz="4"/>
+            </w:tcBorders>
+            <w:shd w:fill="F4F7FC" w:color="auto" w:val="clear"/>
+            <w:tcMar>
+              <w:top w:type="dxa" w:w="40"/>
+              <w:left w:type="dxa" w:w="70"/>
+              <w:bottom w:type="dxa" w:w="40"/>
+              <w:right w:type="dxa" w:w="70"/>
+            </w:tcMar>
+          </w:tcPr>
+          <w:p>
+            <w:pPr>
+              <w:spacing w:after="0" w:line="250"/>
+            </w:pPr>
+            <w:r>
+              <w:rPr>
+                <w:rFonts w:ascii="Malgun Gothic" w:cs="Malgun Gothic" w:eastAsia="Malgun Gothic" w:hAnsi="Malgun Gothic"/>
+                <w:color w:val="1A2233"/>
+                <w:sz w:val="14"/>
+                <w:szCs w:val="14"/>
+              </w:rPr>
+              <w:t xml:space="preserve">그래픽 드라이버 업데이트, 원격 접속이 아닌 PC에서 직접 실행</w:t>
+            </w:r>
+          </w:p>
+        </w:tc>
+      </w:tr>
+      <w:tr>
+        <w:trPr>
+          <w:cantSplit/>
+          <w:tblHeader w:val="off"/>
+        </w:trPr>
+        <w:tc>
+          <w:tcPr>
+            <w:tcW w:type="dxa" w:w="3235"/>
+            <w:tcBorders>
+              <w:top w:val="single" w:color="C9D4E4" w:sz="4"/>
+              <w:left w:val="single" w:color="C9D4E4" w:sz="4"/>
+              <w:bottom w:val="single" w:color="C9D4E4" w:sz="4"/>
+              <w:right w:val="single" w:color="C9D4E4" w:sz="4"/>
+            </w:tcBorders>
+            <w:shd w:fill="FFFFFF" w:color="auto" w:val="clear"/>
+            <w:tcMar>
+              <w:top w:type="dxa" w:w="40"/>
+              <w:left w:type="dxa" w:w="70"/>
+              <w:bottom w:type="dxa" w:w="40"/>
+              <w:right w:type="dxa" w:w="70"/>
+            </w:tcMar>
+          </w:tcPr>
+          <w:p>
+            <w:pPr>
+              <w:spacing w:after="0" w:line="250"/>
+            </w:pPr>
+            <w:r>
+              <w:rPr>
+                <w:rFonts w:ascii="Malgun Gothic" w:cs="Malgun Gothic" w:eastAsia="Malgun Gothic" w:hAnsi="Malgun Gothic"/>
+                <w:color w:val="1A2233"/>
+                <w:sz w:val="14"/>
+                <w:szCs w:val="14"/>
+              </w:rPr>
+              <w:t xml:space="preserve">(윈도우) 「Windows 보안 경고」(방화벽)</w:t>
+            </w:r>
+          </w:p>
+        </w:tc>
+        <w:tc>
+          <w:tcPr>
+            <w:tcW w:type="dxa" w:w="3235"/>
+            <w:tcBorders>
+              <w:top w:val="single" w:color="C9D4E4" w:sz="4"/>
+              <w:left w:val="single" w:color="C9D4E4" w:sz="4"/>
+              <w:bottom w:val="single" w:color="C9D4E4" w:sz="4"/>
+              <w:right w:val="single" w:color="C9D4E4" w:sz="4"/>
+            </w:tcBorders>
+            <w:shd w:fill="FFFFFF" w:color="auto" w:val="clear"/>
+            <w:tcMar>
+              <w:top w:type="dxa" w:w="40"/>
+              <w:left w:type="dxa" w:w="70"/>
+              <w:bottom w:type="dxa" w:w="40"/>
+              <w:right w:type="dxa" w:w="70"/>
+            </w:tcMar>
+          </w:tcPr>
+          <w:p>
+            <w:pPr>
+              <w:spacing w:after="0" w:line="250"/>
+            </w:pPr>
+            <w:r>
+              <w:rPr>
+                <w:rFonts w:ascii="Malgun Gothic" w:cs="Malgun Gothic" w:eastAsia="Malgun Gothic" w:hAnsi="Malgun Gothic"/>
+                <w:color w:val="1A2233"/>
+                <w:sz w:val="14"/>
+                <w:szCs w:val="14"/>
+              </w:rPr>
+              <w:t xml:space="preserve">MQTT를 외부 PC에 공개하도록 설정</w:t>
+            </w:r>
+          </w:p>
+        </w:tc>
+        <w:tc>
+          <w:tcPr>
+            <w:tcW w:type="dxa" w:w="3236"/>
+            <w:tcBorders>
+              <w:top w:val="single" w:color="C9D4E4" w:sz="4"/>
+              <w:left w:val="single" w:color="C9D4E4" w:sz="4"/>
+              <w:bottom w:val="single" w:color="C9D4E4" w:sz="4"/>
+              <w:right w:val="single" w:color="C9D4E4" w:sz="4"/>
+            </w:tcBorders>
+            <w:shd w:fill="FFFFFF" w:color="auto" w:val="clear"/>
+            <w:tcMar>
+              <w:top w:type="dxa" w:w="40"/>
+              <w:left w:type="dxa" w:w="70"/>
+              <w:bottom w:type="dxa" w:w="40"/>
+              <w:right w:type="dxa" w:w="70"/>
+            </w:tcMar>
+          </w:tcPr>
+          <w:p>
+            <w:pPr>
+              <w:spacing w:after="0" w:line="250"/>
+            </w:pPr>
+            <w:r>
+              <w:rPr>
+                <w:rFonts w:ascii="Malgun Gothic" w:cs="Malgun Gothic" w:eastAsia="Malgun Gothic" w:hAnsi="Malgun Gothic"/>
+                <w:color w:val="1A2233"/>
+                <w:sz w:val="14"/>
+                <w:szCs w:val="14"/>
+              </w:rPr>
+              <w:t xml:space="preserve">사내망만이면 「개인 네트워크」만 허용, 외부 공개가 필요 없으면 「취소」</w:t>
+            </w:r>
+          </w:p>
+        </w:tc>
+      </w:tr>
+      <w:tr>
+        <w:trPr>
+          <w:cantSplit/>
+          <w:tblHeader w:val="off"/>
+        </w:trPr>
+        <w:tc>
+          <w:tcPr>
+            <w:tcW w:type="dxa" w:w="3235"/>
+            <w:tcBorders>
+              <w:top w:val="single" w:color="C9D4E4" w:sz="4"/>
+              <w:left w:val="single" w:color="C9D4E4" w:sz="4"/>
+              <w:bottom w:val="single" w:color="C9D4E4" w:sz="4"/>
+              <w:right w:val="single" w:color="C9D4E4" w:sz="4"/>
+            </w:tcBorders>
+            <w:shd w:fill="F4F7FC" w:color="auto" w:val="clear"/>
+            <w:tcMar>
+              <w:top w:type="dxa" w:w="40"/>
+              <w:left w:type="dxa" w:w="70"/>
+              <w:bottom w:type="dxa" w:w="40"/>
+              <w:right w:type="dxa" w:w="70"/>
+            </w:tcMar>
+          </w:tcPr>
+          <w:p>
+            <w:pPr>
+              <w:spacing w:after="0" w:line="250"/>
+            </w:pPr>
+            <w:r>
+              <w:rPr>
+                <w:rFonts w:ascii="Malgun Gothic" w:cs="Malgun Gothic" w:eastAsia="Malgun Gothic" w:hAnsi="Malgun Gothic"/>
+                <w:color w:val="1A2233"/>
+                <w:sz w:val="14"/>
+                <w:szCs w:val="14"/>
+              </w:rPr>
+              <w:t xml:space="preserve">(윈도우) API 키를 다시 입력하라고 함</w:t>
+            </w:r>
+          </w:p>
+        </w:tc>
+        <w:tc>
+          <w:tcPr>
+            <w:tcW w:type="dxa" w:w="3235"/>
+            <w:tcBorders>
+              <w:top w:val="single" w:color="C9D4E4" w:sz="4"/>
+              <w:left w:val="single" w:color="C9D4E4" w:sz="4"/>
+              <w:bottom w:val="single" w:color="C9D4E4" w:sz="4"/>
+              <w:right w:val="single" w:color="C9D4E4" w:sz="4"/>
+            </w:tcBorders>
+            <w:shd w:fill="F4F7FC" w:color="auto" w:val="clear"/>
+            <w:tcMar>
+              <w:top w:type="dxa" w:w="40"/>
+              <w:left w:type="dxa" w:w="70"/>
+              <w:bottom w:type="dxa" w:w="40"/>
+              <w:right w:type="dxa" w:w="70"/>
+            </w:tcMar>
+          </w:tcPr>
+          <w:p>
+            <w:pPr>
+              <w:spacing w:after="0" w:line="250"/>
+            </w:pPr>
+            <w:r>
+              <w:rPr>
+                <w:rFonts w:ascii="Malgun Gothic" w:cs="Malgun Gothic" w:eastAsia="Malgun Gothic" w:hAnsi="Malgun Gothic"/>
+                <w:color w:val="1A2233"/>
+                <w:sz w:val="14"/>
+                <w:szCs w:val="14"/>
+              </w:rPr>
+              <w:t xml:space="preserve">다른 사용자 계정·다른 PC로 옮김 (DPAPI는 계정별)</w:t>
+            </w:r>
+          </w:p>
+        </w:tc>
+        <w:tc>
+          <w:tcPr>
+            <w:tcW w:type="dxa" w:w="3236"/>
+            <w:tcBorders>
+              <w:top w:val="single" w:color="C9D4E4" w:sz="4"/>
+              <w:left w:val="single" w:color="C9D4E4" w:sz="4"/>
+              <w:bottom w:val="single" w:color="C9D4E4" w:sz="4"/>
+              <w:right w:val="single" w:color="C9D4E4" w:sz="4"/>
+            </w:tcBorders>
+            <w:shd w:fill="F4F7FC" w:color="auto" w:val="clear"/>
+            <w:tcMar>
+              <w:top w:type="dxa" w:w="40"/>
+              <w:left w:type="dxa" w:w="70"/>
+              <w:bottom w:type="dxa" w:w="40"/>
+              <w:right w:type="dxa" w:w="70"/>
+            </w:tcMar>
+          </w:tcPr>
+          <w:p>
+            <w:pPr>
+              <w:spacing w:after="0" w:line="250"/>
+            </w:pPr>
+            <w:r>
+              <w:rPr>
+                <w:rFonts w:ascii="Malgun Gothic" w:cs="Malgun Gothic" w:eastAsia="Malgun Gothic" w:hAnsi="Malgun Gothic"/>
+                <w:color w:val="1A2233"/>
+                <w:sz w:val="14"/>
+                <w:szCs w:val="14"/>
+              </w:rPr>
+              <w:t xml:space="preserve">그 계정에서 1.5 절차로 다시 저장</w:t>
+            </w:r>
+          </w:p>
+        </w:tc>
+      </w:tr>
+      <w:tr>
+        <w:trPr>
+          <w:cantSplit/>
+          <w:tblHeader w:val="off"/>
+        </w:trPr>
+        <w:tc>
+          <w:tcPr>
+            <w:tcW w:type="dxa" w:w="3235"/>
+            <w:tcBorders>
+              <w:top w:val="single" w:color="C9D4E4" w:sz="4"/>
+              <w:left w:val="single" w:color="C9D4E4" w:sz="4"/>
+              <w:bottom w:val="single" w:color="C9D4E4" w:sz="4"/>
+              <w:right w:val="single" w:color="C9D4E4" w:sz="4"/>
+            </w:tcBorders>
+            <w:shd w:fill="FFFFFF" w:color="auto" w:val="clear"/>
+            <w:tcMar>
+              <w:top w:type="dxa" w:w="40"/>
+              <w:left w:type="dxa" w:w="70"/>
+              <w:bottom w:type="dxa" w:w="40"/>
+              <w:right w:type="dxa" w:w="70"/>
+            </w:tcMar>
+          </w:tcPr>
+          <w:p>
+            <w:pPr>
+              <w:spacing w:after="0" w:line="250"/>
+            </w:pPr>
+            <w:r>
+              <w:rPr>
+                <w:rFonts w:ascii="Malgun Gothic" w:cs="Malgun Gothic" w:eastAsia="Malgun Gothic" w:hAnsi="Malgun Gothic"/>
+                <w:color w:val="1B3A73"/>
+                <w:sz w:val="14"/>
+                <w:szCs w:val="14"/>
+              </w:rPr>
               <w:t xml:space="preserve">index.html</w:t>
             </w:r>
             <w:r>
@@ -17179,14 +20276,14 @@
         </w:tc>
         <w:tc>
           <w:tcPr>
-            <w:tcW w:type="dxa" w:w="2796"/>
-            <w:tcBorders>
-              <w:top w:val="single" w:color="C9D4E4" w:sz="4"/>
-              <w:left w:val="single" w:color="C9D4E4" w:sz="4"/>
-              <w:bottom w:val="single" w:color="C9D4E4" w:sz="4"/>
-              <w:right w:val="single" w:color="C9D4E4" w:sz="4"/>
-            </w:tcBorders>
-            <w:shd w:fill="F4F7FC" w:color="auto" w:val="clear"/>
+            <w:tcW w:type="dxa" w:w="3235"/>
+            <w:tcBorders>
+              <w:top w:val="single" w:color="C9D4E4" w:sz="4"/>
+              <w:left w:val="single" w:color="C9D4E4" w:sz="4"/>
+              <w:bottom w:val="single" w:color="C9D4E4" w:sz="4"/>
+              <w:right w:val="single" w:color="C9D4E4" w:sz="4"/>
+            </w:tcBorders>
+            <w:shd w:fill="FFFFFF" w:color="auto" w:val="clear"/>
             <w:tcMar>
               <w:top w:type="dxa" w:w="40"/>
               <w:left w:type="dxa" w:w="70"/>
@@ -17211,14 +20308,14 @@
         </w:tc>
         <w:tc>
           <w:tcPr>
-            <w:tcW w:type="dxa" w:w="3620"/>
-            <w:tcBorders>
-              <w:top w:val="single" w:color="C9D4E4" w:sz="4"/>
-              <w:left w:val="single" w:color="C9D4E4" w:sz="4"/>
-              <w:bottom w:val="single" w:color="C9D4E4" w:sz="4"/>
-              <w:right w:val="single" w:color="C9D4E4" w:sz="4"/>
-            </w:tcBorders>
-            <w:shd w:fill="F4F7FC" w:color="auto" w:val="clear"/>
+            <w:tcW w:type="dxa" w:w="3236"/>
+            <w:tcBorders>
+              <w:top w:val="single" w:color="C9D4E4" w:sz="4"/>
+              <w:left w:val="single" w:color="C9D4E4" w:sz="4"/>
+              <w:bottom w:val="single" w:color="C9D4E4" w:sz="4"/>
+              <w:right w:val="single" w:color="C9D4E4" w:sz="4"/>
+            </w:tcBorders>
+            <w:shd w:fill="FFFFFF" w:color="auto" w:val="clear"/>
             <w:tcMar>
               <w:top w:type="dxa" w:w="40"/>
               <w:left w:type="dxa" w:w="70"/>
